--- a/lab1/Lab1实验报告.docx
+++ b/lab1/Lab1实验报告.docx
@@ -2,3253 +2,4751 @@
 <file path=word/document.xml><?xml version="1.0" encoding="utf-8"?>
 <w:document xmlns:wpc="http://schemas.microsoft.com/office/word/2010/wordprocessingCanvas" xmlns:mo="http://schemas.microsoft.com/office/mac/office/2008/main" xmlns:mc="http://schemas.openxmlformats.org/markup-compatibility/2006" xmlns:mv="urn:schemas-microsoft-com:mac:vml" xmlns:o="urn:schemas-microsoft-com:office:office" xmlns:r="http://schemas.openxmlformats.org/officeDocument/2006/relationships" xmlns:m="http://schemas.openxmlformats.org/officeDocument/2006/math" xmlns:v="urn:schemas-microsoft-com:vml" xmlns:wp14="http://schemas.microsoft.com/office/word/2010/wordprocessingDrawing" xmlns:wp="http://schemas.openxmlformats.org/drawingml/2006/wordprocessingDrawing" xmlns:w10="urn:schemas-microsoft-com:office:word" xmlns:w="http://schemas.openxmlformats.org/wordprocessingml/2006/main" xmlns:w14="http://schemas.microsoft.com/office/word/2010/wordml" xmlns:wpg="http://schemas.microsoft.com/office/word/2010/wordprocessingGroup" xmlns:wpi="http://schemas.microsoft.com/office/word/2010/wordprocessingInk" xmlns:wne="http://schemas.microsoft.com/office/word/2006/wordml" xmlns:wps="http://schemas.microsoft.com/office/word/2010/wordprocessingShape" mc:Ignorable="w14 wp14">
   <w:body>
-    <w:p>
-      <w:pPr>
+    <w:p/>
+    <w:p/>
+    <w:p/>
+    <w:p/>
+    <w:p>
+      <w:pPr>
+        <w:spacing w:after="120"/>
         <w:jc w:val="center"/>
       </w:pPr>
       <w:r>
         <w:rPr>
+          <w:rFonts w:ascii="宋体" w:hAnsi="宋体" w:eastAsia="宋体"/>
+          <w:b/>
+          <w:sz w:val="36"/>
+        </w:rPr>
+        <w:t>2026年春季学期</w:t>
+      </w:r>
+    </w:p>
+    <w:p>
+      <w:pPr>
+        <w:spacing w:after="120"/>
+        <w:jc w:val="center"/>
+      </w:pPr>
+      <w:r>
+        <w:rPr>
+          <w:rFonts w:ascii="宋体" w:hAnsi="宋体" w:eastAsia="宋体"/>
+          <w:b/>
+          <w:sz w:val="36"/>
+        </w:rPr>
+        <w:t>计算学部《软件工程》课程</w:t>
+      </w:r>
+    </w:p>
+    <w:p>
+      <w:pPr>
+        <w:spacing w:after="480"/>
+        <w:jc w:val="center"/>
+      </w:pPr>
+      <w:r>
+        <w:rPr>
+          <w:rFonts w:ascii="宋体" w:hAnsi="宋体" w:eastAsia="宋体"/>
+          <w:b/>
+          <w:sz w:val="44"/>
+        </w:rPr>
+        <w:t>Lab 1实验报告</w:t>
+      </w:r>
+    </w:p>
+    <w:p/>
+    <w:p/>
+    <w:p/>
+    <w:p>
+      <w:pPr>
+        <w:spacing w:after="240"/>
+        <w:jc w:val="center"/>
+      </w:pPr>
+      <w:r>
+        <w:rPr>
+          <w:rFonts w:ascii="宋体" w:hAnsi="宋体" w:eastAsia="宋体"/>
+          <w:b w:val="0"/>
+          <w:sz w:val="28"/>
+        </w:rPr>
+        <w:t>题目：基于大模型的编程与 Git 实战</w:t>
+      </w:r>
+    </w:p>
+    <w:p>
+      <w:pPr>
+        <w:spacing w:after="120"/>
+        <w:jc w:val="center"/>
+      </w:pPr>
+      <w:r>
+        <w:rPr>
+          <w:rFonts w:ascii="宋体" w:hAnsi="宋体" w:eastAsia="宋体"/>
+          <w:b w:val="0"/>
+          <w:sz w:val="28"/>
+        </w:rPr>
+        <w:t>学号：2023112455</w:t>
+      </w:r>
+    </w:p>
+    <w:p>
+      <w:pPr>
+        <w:spacing w:after="120"/>
+        <w:jc w:val="center"/>
+      </w:pPr>
+      <w:r>
+        <w:rPr>
+          <w:rFonts w:ascii="宋体" w:hAnsi="宋体" w:eastAsia="宋体"/>
+          <w:b w:val="0"/>
+          <w:sz w:val="28"/>
+        </w:rPr>
+        <w:t>仓库：shizhenneko/Lab1-2023112455</w:t>
+      </w:r>
+    </w:p>
+    <w:p>
+      <w:pPr>
+        <w:spacing w:after="120"/>
+        <w:jc w:val="center"/>
+      </w:pPr>
+      <w:r>
+        <w:rPr>
+          <w:rFonts w:ascii="宋体" w:hAnsi="宋体" w:eastAsia="宋体"/>
+          <w:b w:val="0"/>
+          <w:sz w:val="28"/>
+        </w:rPr>
+        <w:t>姓名：____________</w:t>
+      </w:r>
+    </w:p>
+    <w:p>
+      <w:pPr>
+        <w:spacing w:after="120"/>
+        <w:jc w:val="center"/>
+      </w:pPr>
+      <w:r>
+        <w:rPr>
+          <w:rFonts w:ascii="宋体" w:hAnsi="宋体" w:eastAsia="宋体"/>
+          <w:b w:val="0"/>
+          <w:sz w:val="28"/>
+        </w:rPr>
+        <w:t>班级：____________</w:t>
+      </w:r>
+    </w:p>
+    <w:p>
+      <w:pPr>
+        <w:spacing w:after="120"/>
+        <w:jc w:val="center"/>
+      </w:pPr>
+      <w:r>
+        <w:rPr>
+          <w:rFonts w:ascii="宋体" w:hAnsi="宋体" w:eastAsia="宋体"/>
+          <w:b w:val="0"/>
+          <w:sz w:val="28"/>
+        </w:rPr>
+        <w:t>完成日期：2026-03-20</w:t>
+      </w:r>
+    </w:p>
+    <w:p>
+      <w:r>
+        <w:br w:type="page"/>
+      </w:r>
+    </w:p>
+    <w:p>
+      <w:pPr>
+        <w:spacing w:after="240"/>
+        <w:jc w:val="center"/>
+      </w:pPr>
+      <w:r>
+        <w:rPr>
+          <w:rFonts w:ascii="宋体" w:hAnsi="宋体" w:eastAsia="宋体"/>
           <w:b/>
           <w:sz w:val="32"/>
         </w:rPr>
-        <w:t>2026年春季学期 计算学部《软件工程》课程 Lab 1实验报告</w:t>
-      </w:r>
-    </w:p>
-    <w:p/>
-    <w:p>
-      <w:r>
-        <w:rPr>
+        <w:t>目录</w:t>
+      </w:r>
+    </w:p>
+    <w:p>
+      <w:pPr>
+        <w:spacing w:line="360" w:lineRule="auto"/>
+      </w:pPr>
+      <w:r>
+        <w:rPr>
+          <w:rFonts w:ascii="宋体" w:hAnsi="宋体" w:eastAsia="宋体"/>
+          <w:sz w:val="24"/>
+        </w:rPr>
+        <w:t>1 实验要求</w:t>
+      </w:r>
+    </w:p>
+    <w:p>
+      <w:pPr>
+        <w:spacing w:line="360" w:lineRule="auto"/>
+      </w:pPr>
+      <w:r>
+        <w:rPr>
+          <w:rFonts w:ascii="宋体" w:hAnsi="宋体" w:eastAsia="宋体"/>
+          <w:sz w:val="24"/>
+        </w:rPr>
+        <w:t>2 待求解问题描述</w:t>
+      </w:r>
+    </w:p>
+    <w:p>
+      <w:pPr>
+        <w:spacing w:line="360" w:lineRule="auto"/>
+      </w:pPr>
+      <w:r>
+        <w:rPr>
+          <w:rFonts w:ascii="宋体" w:hAnsi="宋体" w:eastAsia="宋体"/>
+          <w:sz w:val="24"/>
+        </w:rPr>
+        <w:t>3 算法与数据结构设计</w:t>
+      </w:r>
+    </w:p>
+    <w:p>
+      <w:pPr>
+        <w:spacing w:line="360" w:lineRule="auto"/>
+      </w:pPr>
+      <w:r>
+        <w:rPr>
+          <w:rFonts w:ascii="宋体" w:hAnsi="宋体" w:eastAsia="宋体"/>
+          <w:sz w:val="24"/>
+        </w:rPr>
+        <w:t>4 算法代码的生成</w:t>
+      </w:r>
+    </w:p>
+    <w:p>
+      <w:pPr>
+        <w:spacing w:line="360" w:lineRule="auto"/>
+      </w:pPr>
+      <w:r>
+        <w:rPr>
+          <w:rFonts w:ascii="宋体" w:hAnsi="宋体" w:eastAsia="宋体"/>
+          <w:sz w:val="24"/>
+        </w:rPr>
+        <w:t>5 实验与测试</w:t>
+      </w:r>
+    </w:p>
+    <w:p>
+      <w:pPr>
+        <w:spacing w:line="360" w:lineRule="auto"/>
+      </w:pPr>
+      <w:r>
+        <w:rPr>
+          <w:rFonts w:ascii="宋体" w:hAnsi="宋体" w:eastAsia="宋体"/>
+          <w:sz w:val="24"/>
+        </w:rPr>
+        <w:t>6 编程语言与开发环境</w:t>
+      </w:r>
+    </w:p>
+    <w:p>
+      <w:pPr>
+        <w:spacing w:line="360" w:lineRule="auto"/>
+      </w:pPr>
+      <w:r>
+        <w:rPr>
+          <w:rFonts w:ascii="宋体" w:hAnsi="宋体" w:eastAsia="宋体"/>
+          <w:sz w:val="24"/>
+        </w:rPr>
+        <w:t>6.1 编程语言</w:t>
+      </w:r>
+    </w:p>
+    <w:p>
+      <w:pPr>
+        <w:spacing w:line="360" w:lineRule="auto"/>
+      </w:pPr>
+      <w:r>
+        <w:rPr>
+          <w:rFonts w:ascii="宋体" w:hAnsi="宋体" w:eastAsia="宋体"/>
+          <w:sz w:val="24"/>
+        </w:rPr>
+        <w:t>6.2 采用的大模型</w:t>
+      </w:r>
+    </w:p>
+    <w:p>
+      <w:pPr>
+        <w:spacing w:line="360" w:lineRule="auto"/>
+      </w:pPr>
+      <w:r>
+        <w:rPr>
+          <w:rFonts w:ascii="宋体" w:hAnsi="宋体" w:eastAsia="宋体"/>
+          <w:sz w:val="24"/>
+        </w:rPr>
+        <w:t>6.3 大模型的交互过程和分析</w:t>
+      </w:r>
+    </w:p>
+    <w:p>
+      <w:pPr>
+        <w:spacing w:line="360" w:lineRule="auto"/>
+      </w:pPr>
+      <w:r>
+        <w:rPr>
+          <w:rFonts w:ascii="宋体" w:hAnsi="宋体" w:eastAsia="宋体"/>
+          <w:sz w:val="24"/>
+        </w:rPr>
+        <w:t>6.4 大模型生成的代码和程序分析</w:t>
+      </w:r>
+    </w:p>
+    <w:p>
+      <w:pPr>
+        <w:spacing w:line="360" w:lineRule="auto"/>
+      </w:pPr>
+      <w:r>
+        <w:rPr>
+          <w:rFonts w:ascii="宋体" w:hAnsi="宋体" w:eastAsia="宋体"/>
+          <w:sz w:val="24"/>
+        </w:rPr>
+        <w:t>7 Git操作过程</w:t>
+      </w:r>
+    </w:p>
+    <w:p>
+      <w:pPr>
+        <w:spacing w:line="360" w:lineRule="auto"/>
+      </w:pPr>
+      <w:r>
+        <w:rPr>
+          <w:rFonts w:ascii="宋体" w:hAnsi="宋体" w:eastAsia="宋体"/>
+          <w:sz w:val="24"/>
+        </w:rPr>
+        <w:t>7.1 实验场景(1)：仓库创建与提交</w:t>
+      </w:r>
+    </w:p>
+    <w:p>
+      <w:pPr>
+        <w:spacing w:line="360" w:lineRule="auto"/>
+      </w:pPr>
+      <w:r>
+        <w:rPr>
+          <w:rFonts w:ascii="宋体" w:hAnsi="宋体" w:eastAsia="宋体"/>
+          <w:sz w:val="24"/>
+        </w:rPr>
+        <w:t>7.2 实验场景(2)：分支管理</w:t>
+      </w:r>
+    </w:p>
+    <w:p>
+      <w:pPr>
+        <w:spacing w:line="360" w:lineRule="auto"/>
+      </w:pPr>
+      <w:r>
+        <w:rPr>
+          <w:rFonts w:ascii="宋体" w:hAnsi="宋体" w:eastAsia="宋体"/>
+          <w:sz w:val="24"/>
+        </w:rPr>
+        <w:t>8 在IDE中使用Git Plugin</w:t>
+      </w:r>
+    </w:p>
+    <w:p>
+      <w:pPr>
+        <w:spacing w:line="360" w:lineRule="auto"/>
+      </w:pPr>
+      <w:r>
+        <w:rPr>
+          <w:rFonts w:ascii="宋体" w:hAnsi="宋体" w:eastAsia="宋体"/>
+          <w:sz w:val="24"/>
+        </w:rPr>
+        <w:t>9 小结</w:t>
+      </w:r>
+    </w:p>
+    <w:p>
+      <w:r>
+        <w:br w:type="page"/>
+      </w:r>
+    </w:p>
+    <w:p>
+      <w:pPr>
+        <w:ind w:firstLine="0"/>
+      </w:pPr>
+      <w:r>
+        <w:rPr>
+          <w:rFonts w:ascii="黑体" w:hAnsi="黑体" w:eastAsia="黑体"/>
+          <w:b/>
+          <w:sz w:val="32"/>
+        </w:rPr>
+        <w:t>1 实验要求</w:t>
+      </w:r>
+    </w:p>
+    <w:p>
+      <w:pPr>
+        <w:spacing w:line="360" w:lineRule="auto"/>
+        <w:ind w:firstLine="420"/>
+      </w:pPr>
+      <w:r>
+        <w:rPr>
+          <w:rFonts w:ascii="宋体" w:hAnsi="宋体" w:eastAsia="宋体"/>
+          <w:sz w:val="24"/>
+        </w:rPr>
+        <w:t>本实验要求基于输入英文文本构建有向图，并在该图上实现若干操作，包括：读取文本并生成图、展示有向图、查询桥接词、根据桥接词生成新文本、计算最短路径、计算 PageRank 值以及执行随机游走。同时，实验还要求结合大模型辅助完成程序设计与编码，并使用 Git 完成仓库创建、提交与分支管理等版本控制操作。</w:t>
+      </w:r>
+    </w:p>
+    <w:p>
+      <w:pPr>
+        <w:spacing w:line="360" w:lineRule="auto"/>
+        <w:ind w:firstLine="420"/>
+      </w:pPr>
+      <w:r>
+        <w:rPr>
+          <w:rFonts w:ascii="宋体" w:hAnsi="宋体" w:eastAsia="宋体"/>
+          <w:sz w:val="24"/>
+        </w:rPr>
+        <w:t>就实现目标而言，实验不仅要求程序能够正确运行，还要求学生能够从需求分析、算法设计、数据结构设计、测试验证和版本管理几个层面完整展示软件工程实践过程。因此，本实验既考查编程实现能力，也考查利用大模型提升开发效率、并对大模型输出进行甄别和修正的能力。</w:t>
+      </w:r>
+    </w:p>
+    <w:p>
+      <w:pPr>
+        <w:ind w:firstLine="0"/>
+      </w:pPr>
+      <w:r>
+        <w:rPr>
+          <w:rFonts w:ascii="黑体" w:hAnsi="黑体" w:eastAsia="黑体"/>
+          <w:b/>
+          <w:sz w:val="32"/>
+        </w:rPr>
+        <w:t>2 待求解问题描述</w:t>
+      </w:r>
+    </w:p>
+    <w:p>
+      <w:pPr>
+        <w:spacing w:line="360" w:lineRule="auto"/>
+        <w:ind w:firstLine="420"/>
+      </w:pPr>
+      <w:r>
+        <w:rPr>
+          <w:rFonts w:ascii="宋体" w:hAnsi="宋体" w:eastAsia="宋体"/>
+          <w:sz w:val="24"/>
+        </w:rPr>
+        <w:t>本实验的核心问题可以描述为：给定一段英文文本，将其规整化为单词序列，并据此构建一个带权有向图；随后在该图结构上执行若干图算法与文本处理任务。</w:t>
+      </w:r>
+    </w:p>
+    <w:p>
+      <w:pPr>
+        <w:spacing w:line="360" w:lineRule="auto"/>
+        <w:ind w:firstLine="420"/>
+      </w:pPr>
+      <w:r>
+        <w:rPr>
+          <w:rFonts w:ascii="宋体" w:hAnsi="宋体" w:eastAsia="宋体"/>
+          <w:sz w:val="24"/>
+        </w:rPr>
+        <w:t>### 2.1 输入数据</w:t>
+      </w:r>
+    </w:p>
+    <w:p>
+      <w:pPr>
+        <w:spacing w:line="360" w:lineRule="auto"/>
+        <w:ind w:firstLine="420"/>
+      </w:pPr>
+      <w:r>
+        <w:rPr>
+          <w:rFonts w:ascii="宋体" w:hAnsi="宋体" w:eastAsia="宋体"/>
+          <w:sz w:val="24"/>
+        </w:rPr>
+        <w:t>输入是一个英文文本文件。文本中可能包含：</w:t>
+      </w:r>
+    </w:p>
+    <w:p>
+      <w:pPr>
+        <w:spacing w:line="360" w:lineRule="auto"/>
+      </w:pPr>
+      <w:r>
+        <w:rPr>
+          <w:rFonts w:ascii="宋体" w:hAnsi="宋体" w:eastAsia="宋体"/>
+          <w:sz w:val="24"/>
+        </w:rPr>
+        <w:t>• 大小写字母</w:t>
+      </w:r>
+    </w:p>
+    <w:p>
+      <w:pPr>
+        <w:spacing w:line="360" w:lineRule="auto"/>
+      </w:pPr>
+      <w:r>
+        <w:rPr>
+          <w:rFonts w:ascii="宋体" w:hAnsi="宋体" w:eastAsia="宋体"/>
+          <w:sz w:val="24"/>
+        </w:rPr>
+        <w:t>• 标点符号</w:t>
+      </w:r>
+    </w:p>
+    <w:p>
+      <w:pPr>
+        <w:spacing w:line="360" w:lineRule="auto"/>
+      </w:pPr>
+      <w:r>
+        <w:rPr>
+          <w:rFonts w:ascii="宋体" w:hAnsi="宋体" w:eastAsia="宋体"/>
+          <w:sz w:val="24"/>
+        </w:rPr>
+        <w:t>• 空格、换行等分隔符</w:t>
+      </w:r>
+    </w:p>
+    <w:p>
+      <w:pPr>
+        <w:spacing w:line="360" w:lineRule="auto"/>
+      </w:pPr>
+      <w:r>
+        <w:rPr>
+          <w:rFonts w:ascii="宋体" w:hAnsi="宋体" w:eastAsia="宋体"/>
+          <w:sz w:val="24"/>
+        </w:rPr>
+        <w:t>• 重复出现的单词与相邻单词对</w:t>
+      </w:r>
+    </w:p>
+    <w:p>
+      <w:pPr>
+        <w:spacing w:line="360" w:lineRule="auto"/>
+        <w:ind w:firstLine="420"/>
+      </w:pPr>
+      <w:r>
+        <w:rPr>
+          <w:rFonts w:ascii="宋体" w:hAnsi="宋体" w:eastAsia="宋体"/>
+          <w:sz w:val="24"/>
+        </w:rPr>
+        <w:t>程序需要先对输入文本进行预处理，将非字母字符统一视为分隔符，把所有单词转换为小写，再提取出按原顺序排列的单词序列。</w:t>
+      </w:r>
+    </w:p>
+    <w:p>
+      <w:pPr>
+        <w:spacing w:line="360" w:lineRule="auto"/>
+        <w:ind w:firstLine="420"/>
+      </w:pPr>
+      <w:r>
+        <w:rPr>
+          <w:rFonts w:ascii="宋体" w:hAnsi="宋体" w:eastAsia="宋体"/>
+          <w:sz w:val="24"/>
+        </w:rPr>
+        <w:t>### 2.2 输出数据</w:t>
+      </w:r>
+    </w:p>
+    <w:p>
+      <w:pPr>
+        <w:spacing w:line="360" w:lineRule="auto"/>
+        <w:ind w:firstLine="420"/>
+      </w:pPr>
+      <w:r>
+        <w:rPr>
+          <w:rFonts w:ascii="宋体" w:hAnsi="宋体" w:eastAsia="宋体"/>
+          <w:sz w:val="24"/>
+        </w:rPr>
+        <w:t>程序输出包括以下几类：</w:t>
+      </w:r>
+    </w:p>
+    <w:p>
+      <w:pPr>
+        <w:spacing w:line="360" w:lineRule="auto"/>
+        <w:ind w:firstLine="420"/>
+      </w:pPr>
+      <w:r>
+        <w:rPr>
+          <w:rFonts w:ascii="宋体" w:hAnsi="宋体" w:eastAsia="宋体"/>
+          <w:sz w:val="24"/>
+        </w:rPr>
+        <w:t>1. **有向图结构**：结点表示单词，边表示相邻单词的前后关系，边权表示该相邻关系在文本中出现的次数。</w:t>
+      </w:r>
+    </w:p>
+    <w:p>
+      <w:pPr>
+        <w:spacing w:line="360" w:lineRule="auto"/>
+        <w:ind w:firstLine="420"/>
+      </w:pPr>
+      <w:r>
+        <w:rPr>
+          <w:rFonts w:ascii="宋体" w:hAnsi="宋体" w:eastAsia="宋体"/>
+          <w:sz w:val="24"/>
+        </w:rPr>
+        <w:t xml:space="preserve">2. **桥接词查询结果**：对于给定单词 </w:t>
+      </w:r>
+      <w:r>
+        <w:rPr>
+          <w:rFonts w:ascii="Courier New" w:hAnsi="Courier New"/>
+          <w:sz w:val="24"/>
+        </w:rPr>
+        <w:t>word1</w:t>
+      </w:r>
+      <w:r>
+        <w:rPr>
+          <w:rFonts w:ascii="宋体" w:hAnsi="宋体" w:eastAsia="宋体"/>
+          <w:sz w:val="24"/>
+        </w:rPr>
+        <w:t xml:space="preserve"> 和 </w:t>
+      </w:r>
+      <w:r>
+        <w:rPr>
+          <w:rFonts w:ascii="Courier New" w:hAnsi="Courier New"/>
+          <w:sz w:val="24"/>
+        </w:rPr>
+        <w:t>word2</w:t>
+      </w:r>
+      <w:r>
+        <w:rPr>
+          <w:rFonts w:ascii="宋体" w:hAnsi="宋体" w:eastAsia="宋体"/>
+          <w:sz w:val="24"/>
+        </w:rPr>
+        <w:t xml:space="preserve">，输出所有满足 </w:t>
+      </w:r>
+      <w:r>
+        <w:rPr>
+          <w:rFonts w:ascii="Courier New" w:hAnsi="Courier New"/>
+          <w:sz w:val="24"/>
+        </w:rPr>
+        <w:t>word1 -&gt; bridge -&gt; word2</w:t>
+      </w:r>
+      <w:r>
+        <w:rPr>
+          <w:rFonts w:ascii="宋体" w:hAnsi="宋体" w:eastAsia="宋体"/>
+          <w:sz w:val="24"/>
+        </w:rPr>
+        <w:t xml:space="preserve"> 的桥接词。</w:t>
+      </w:r>
+    </w:p>
+    <w:p>
+      <w:pPr>
+        <w:spacing w:line="360" w:lineRule="auto"/>
+        <w:ind w:firstLine="420"/>
+      </w:pPr>
+      <w:r>
+        <w:rPr>
+          <w:rFonts w:ascii="宋体" w:hAnsi="宋体" w:eastAsia="宋体"/>
+          <w:sz w:val="24"/>
+        </w:rPr>
+        <w:t>3. **新文本生成结果**：对输入的一行新文本，在相邻单词之间尝试插入桥接词，生成扩展文本。</w:t>
+      </w:r>
+    </w:p>
+    <w:p>
+      <w:pPr>
+        <w:spacing w:line="360" w:lineRule="auto"/>
+        <w:ind w:firstLine="420"/>
+      </w:pPr>
+      <w:r>
+        <w:rPr>
+          <w:rFonts w:ascii="宋体" w:hAnsi="宋体" w:eastAsia="宋体"/>
+          <w:sz w:val="24"/>
+        </w:rPr>
+        <w:t>4. **最短路径结果**：给定两个单词，输出从源单词到目标单词的最短路径及路径长度。</w:t>
+      </w:r>
+    </w:p>
+    <w:p>
+      <w:pPr>
+        <w:spacing w:line="360" w:lineRule="auto"/>
+        <w:ind w:firstLine="420"/>
+      </w:pPr>
+      <w:r>
+        <w:rPr>
+          <w:rFonts w:ascii="宋体" w:hAnsi="宋体" w:eastAsia="宋体"/>
+          <w:sz w:val="24"/>
+        </w:rPr>
+        <w:t>5. **PageRank 值**：输出某个指定单词在图中的 PageRank 分数。</w:t>
+      </w:r>
+    </w:p>
+    <w:p>
+      <w:pPr>
+        <w:spacing w:line="360" w:lineRule="auto"/>
+        <w:ind w:firstLine="420"/>
+      </w:pPr>
+      <w:r>
+        <w:rPr>
+          <w:rFonts w:ascii="宋体" w:hAnsi="宋体" w:eastAsia="宋体"/>
+          <w:sz w:val="24"/>
+        </w:rPr>
+        <w:t>6. **随机游走结果**：随机从图中某一结点出发，沿有向边游走，直到遇到重复边或无后继边为止，并输出游走序列。</w:t>
+      </w:r>
+    </w:p>
+    <w:p>
+      <w:pPr>
+        <w:spacing w:line="360" w:lineRule="auto"/>
+        <w:ind w:firstLine="420"/>
+      </w:pPr>
+      <w:r>
+        <w:rPr>
+          <w:rFonts w:ascii="宋体" w:hAnsi="宋体" w:eastAsia="宋体"/>
+          <w:sz w:val="24"/>
+        </w:rPr>
+        <w:t>7. **图像文件**：将构建出的有向图渲染为 PNG 图片。</w:t>
+      </w:r>
+    </w:p>
+    <w:p>
+      <w:pPr>
+        <w:spacing w:line="360" w:lineRule="auto"/>
+        <w:ind w:firstLine="420"/>
+      </w:pPr>
+      <w:r>
+        <w:rPr>
+          <w:rFonts w:ascii="宋体" w:hAnsi="宋体" w:eastAsia="宋体"/>
+          <w:sz w:val="24"/>
+        </w:rPr>
+        <w:t>### 2.3 约束条件</w:t>
+      </w:r>
+    </w:p>
+    <w:p>
+      <w:pPr>
+        <w:spacing w:line="360" w:lineRule="auto"/>
+      </w:pPr>
+      <w:r>
+        <w:rPr>
+          <w:rFonts w:ascii="宋体" w:hAnsi="宋体" w:eastAsia="宋体"/>
+          <w:sz w:val="24"/>
+        </w:rPr>
+        <w:t>• 仅处理英文单词，非字母字符全部作为分隔符。</w:t>
+      </w:r>
+    </w:p>
+    <w:p>
+      <w:pPr>
+        <w:spacing w:line="360" w:lineRule="auto"/>
+      </w:pPr>
+      <w:r>
+        <w:rPr>
+          <w:rFonts w:ascii="宋体" w:hAnsi="宋体" w:eastAsia="宋体"/>
+          <w:sz w:val="24"/>
+        </w:rPr>
+        <w:t>• 单词统一转换为小写后参与计算，避免大小写造成重复结点。</w:t>
+      </w:r>
+    </w:p>
+    <w:p>
+      <w:pPr>
+        <w:spacing w:line="360" w:lineRule="auto"/>
+      </w:pPr>
+      <w:r>
+        <w:rPr>
+          <w:rFonts w:ascii="宋体" w:hAnsi="宋体" w:eastAsia="宋体"/>
+          <w:sz w:val="24"/>
+        </w:rPr>
+        <w:t>• 图是**带权有向图**，边权为相邻单词关系出现次数。</w:t>
+      </w:r>
+    </w:p>
+    <w:p>
+      <w:pPr>
+        <w:spacing w:line="360" w:lineRule="auto"/>
+      </w:pPr>
+      <w:r>
+        <w:rPr>
+          <w:rFonts w:ascii="宋体" w:hAnsi="宋体" w:eastAsia="宋体"/>
+          <w:sz w:val="24"/>
+        </w:rPr>
+        <w:t>• 若查询中输入的单词不在图中，应给出明确提示。</w:t>
+      </w:r>
+    </w:p>
+    <w:p>
+      <w:pPr>
+        <w:spacing w:line="360" w:lineRule="auto"/>
+      </w:pPr>
+      <w:r>
+        <w:rPr>
+          <w:rFonts w:ascii="宋体" w:hAnsi="宋体" w:eastAsia="宋体"/>
+          <w:sz w:val="24"/>
+        </w:rPr>
+        <w:t>• 若两个单词之间不存在路径，也应给出明确提示。</w:t>
+      </w:r>
+    </w:p>
+    <w:p>
+      <w:pPr>
+        <w:spacing w:line="360" w:lineRule="auto"/>
+      </w:pPr>
+      <w:r>
+        <w:rPr>
+          <w:rFonts w:ascii="宋体" w:hAnsi="宋体" w:eastAsia="宋体"/>
+          <w:sz w:val="24"/>
+        </w:rPr>
+        <w:t>• 随机游走需在检测到重复边时终止，避免无限循环。</w:t>
+      </w:r>
+    </w:p>
+    <w:p>
+      <w:pPr>
+        <w:spacing w:line="360" w:lineRule="auto"/>
+        <w:ind w:firstLine="420"/>
+      </w:pPr>
+      <w:r>
+        <w:rPr>
+          <w:rFonts w:ascii="宋体" w:hAnsi="宋体" w:eastAsia="宋体"/>
+          <w:sz w:val="24"/>
+        </w:rPr>
+        <w:t>### 2.4 本人理解</w:t>
+      </w:r>
+    </w:p>
+    <w:p>
+      <w:pPr>
+        <w:spacing w:line="360" w:lineRule="auto"/>
+        <w:ind w:firstLine="420"/>
+      </w:pPr>
+      <w:r>
+        <w:rPr>
+          <w:rFonts w:ascii="宋体" w:hAnsi="宋体" w:eastAsia="宋体"/>
+          <w:sz w:val="24"/>
+        </w:rPr>
+        <w:t>从本质上看，这个问题是“文本序列到图结构”的转换问题。文本中的局部相邻关系被抽象为图上的带权有向边，因此后续的桥接词、最短路径、PageRank 和随机游走都可以统一转化为图算法问题。相比直接在字符串上操作，把文本表示为图之后，程序结构更加清晰，也更适合扩展新的分析功能。</w:t>
+      </w:r>
+    </w:p>
+    <w:p>
+      <w:pPr>
+        <w:ind w:firstLine="0"/>
+      </w:pPr>
+      <w:r>
+        <w:rPr>
+          <w:rFonts w:ascii="黑体" w:hAnsi="黑体" w:eastAsia="黑体"/>
+          <w:b/>
+          <w:sz w:val="32"/>
+        </w:rPr>
+        <w:t>3 算法与数据结构设计</w:t>
+      </w:r>
+    </w:p>
+    <w:p>
+      <w:pPr>
+        <w:spacing w:line="360" w:lineRule="auto"/>
+        <w:ind w:firstLine="420"/>
+      </w:pPr>
+      <w:r>
+        <w:rPr>
+          <w:rFonts w:ascii="宋体" w:hAnsi="宋体" w:eastAsia="宋体"/>
+          <w:sz w:val="24"/>
+        </w:rPr>
+        <w:t>### 3.1 设计思路与算法流程图</w:t>
+      </w:r>
+    </w:p>
+    <w:p>
+      <w:pPr>
+        <w:spacing w:line="360" w:lineRule="auto"/>
+        <w:ind w:firstLine="420"/>
+      </w:pPr>
+      <w:r>
+        <w:rPr>
+          <w:rFonts w:ascii="宋体" w:hAnsi="宋体" w:eastAsia="宋体"/>
+          <w:sz w:val="24"/>
+        </w:rPr>
+        <w:t>本项目按照“文本预处理 → 建图 → 图上运算”的思路实现。</w:t>
+      </w:r>
+    </w:p>
+    <w:p>
+      <w:pPr>
+        <w:spacing w:line="360" w:lineRule="auto"/>
+        <w:ind w:firstLine="420"/>
+      </w:pPr>
+      <w:r>
+        <w:rPr>
+          <w:rFonts w:ascii="宋体" w:hAnsi="宋体" w:eastAsia="宋体"/>
+          <w:sz w:val="24"/>
+        </w:rPr>
+        <w:t>#### 3.1.1 根据文本生成图</w:t>
+      </w:r>
+    </w:p>
+    <w:p>
+      <w:pPr>
+        <w:spacing w:line="360" w:lineRule="auto"/>
+        <w:ind w:firstLine="420"/>
+      </w:pPr>
+      <w:r>
+        <w:rPr>
+          <w:rFonts w:ascii="宋体" w:hAnsi="宋体" w:eastAsia="宋体"/>
+          <w:sz w:val="24"/>
+        </w:rPr>
+        <w:t>1. 读取文本文件内容。</w:t>
+      </w:r>
+    </w:p>
+    <w:p>
+      <w:pPr>
+        <w:spacing w:line="360" w:lineRule="auto"/>
+        <w:ind w:firstLine="420"/>
+      </w:pPr>
+      <w:r>
+        <w:rPr>
+          <w:rFonts w:ascii="宋体" w:hAnsi="宋体" w:eastAsia="宋体"/>
+          <w:sz w:val="24"/>
+        </w:rPr>
+        <w:t>2. 将所有非字母字符替换为空格。</w:t>
+      </w:r>
+    </w:p>
+    <w:p>
+      <w:pPr>
+        <w:spacing w:line="360" w:lineRule="auto"/>
+        <w:ind w:firstLine="420"/>
+      </w:pPr>
+      <w:r>
+        <w:rPr>
+          <w:rFonts w:ascii="宋体" w:hAnsi="宋体" w:eastAsia="宋体"/>
+          <w:sz w:val="24"/>
+        </w:rPr>
+        <w:t>3. 将文本统一转换为小写。</w:t>
+      </w:r>
+    </w:p>
+    <w:p>
+      <w:pPr>
+        <w:spacing w:line="360" w:lineRule="auto"/>
+        <w:ind w:firstLine="420"/>
+      </w:pPr>
+      <w:r>
+        <w:rPr>
+          <w:rFonts w:ascii="宋体" w:hAnsi="宋体" w:eastAsia="宋体"/>
+          <w:sz w:val="24"/>
+        </w:rPr>
+        <w:t>4. 按空白切分得到单词序列。</w:t>
+      </w:r>
+    </w:p>
+    <w:p>
+      <w:pPr>
+        <w:spacing w:line="360" w:lineRule="auto"/>
+        <w:ind w:firstLine="420"/>
+      </w:pPr>
+      <w:r>
+        <w:rPr>
+          <w:rFonts w:ascii="宋体" w:hAnsi="宋体" w:eastAsia="宋体"/>
+          <w:sz w:val="24"/>
+        </w:rPr>
+        <w:t xml:space="preserve">5. 依次扫描相邻单词对 </w:t>
+      </w:r>
+      <w:r>
+        <w:rPr>
+          <w:rFonts w:ascii="Courier New" w:hAnsi="Courier New"/>
+          <w:sz w:val="24"/>
+        </w:rPr>
+        <w:t>(words[i], words[i+1])</w:t>
+      </w:r>
+      <w:r>
+        <w:rPr>
+          <w:rFonts w:ascii="宋体" w:hAnsi="宋体" w:eastAsia="宋体"/>
+          <w:sz w:val="24"/>
+        </w:rPr>
+        <w:t>。</w:t>
+      </w:r>
+    </w:p>
+    <w:p>
+      <w:pPr>
+        <w:spacing w:line="360" w:lineRule="auto"/>
+        <w:ind w:firstLine="420"/>
+      </w:pPr>
+      <w:r>
+        <w:rPr>
+          <w:rFonts w:ascii="宋体" w:hAnsi="宋体" w:eastAsia="宋体"/>
+          <w:sz w:val="24"/>
+        </w:rPr>
+        <w:t>6. 对每个单词建立结点；对每个相邻对建立有向边。</w:t>
+      </w:r>
+    </w:p>
+    <w:p>
+      <w:pPr>
+        <w:spacing w:line="360" w:lineRule="auto"/>
+        <w:ind w:firstLine="420"/>
+      </w:pPr>
+      <w:r>
+        <w:rPr>
+          <w:rFonts w:ascii="宋体" w:hAnsi="宋体" w:eastAsia="宋体"/>
+          <w:sz w:val="24"/>
+        </w:rPr>
+        <w:t>7. 如果边已存在，则边权加一。</w:t>
+      </w:r>
+    </w:p>
+    <w:p>
+      <w:pPr>
+        <w:spacing w:line="360" w:lineRule="auto"/>
+        <w:ind w:firstLine="420"/>
+      </w:pPr>
+      <w:r>
+        <w:rPr>
+          <w:rFonts w:ascii="宋体" w:hAnsi="宋体" w:eastAsia="宋体"/>
+          <w:sz w:val="24"/>
+        </w:rPr>
+        <w:t>可用流程描述如下：</w:t>
+      </w:r>
+    </w:p>
+    <w:p>
+      <w:pPr>
+        <w:spacing w:line="360" w:lineRule="auto"/>
+        <w:ind w:firstLine="420"/>
+      </w:pPr>
+      <w:r>
+        <w:rPr>
+          <w:rFonts w:ascii="宋体" w:hAnsi="宋体" w:eastAsia="宋体"/>
+          <w:sz w:val="24"/>
+        </w:rPr>
+        <w:t>开始</w:t>
+      </w:r>
+    </w:p>
+    <w:p>
+      <w:pPr>
+        <w:spacing w:line="360" w:lineRule="auto"/>
+        <w:ind w:firstLine="420"/>
+      </w:pPr>
+      <w:r>
+        <w:rPr>
+          <w:rFonts w:ascii="宋体" w:hAnsi="宋体" w:eastAsia="宋体"/>
+          <w:sz w:val="24"/>
+        </w:rPr>
+        <w:t>↓</w:t>
+      </w:r>
+    </w:p>
+    <w:p>
+      <w:pPr>
+        <w:spacing w:line="360" w:lineRule="auto"/>
+        <w:ind w:firstLine="420"/>
+      </w:pPr>
+      <w:r>
+        <w:rPr>
+          <w:rFonts w:ascii="宋体" w:hAnsi="宋体" w:eastAsia="宋体"/>
+          <w:sz w:val="24"/>
+        </w:rPr>
+        <w:t>读取文本文件</w:t>
+      </w:r>
+    </w:p>
+    <w:p>
+      <w:pPr>
+        <w:spacing w:line="360" w:lineRule="auto"/>
+        <w:ind w:firstLine="420"/>
+      </w:pPr>
+      <w:r>
+        <w:rPr>
+          <w:rFonts w:ascii="宋体" w:hAnsi="宋体" w:eastAsia="宋体"/>
+          <w:sz w:val="24"/>
+        </w:rPr>
+        <w:t>↓</w:t>
+      </w:r>
+    </w:p>
+    <w:p>
+      <w:pPr>
+        <w:spacing w:line="360" w:lineRule="auto"/>
+        <w:ind w:firstLine="420"/>
+      </w:pPr>
+      <w:r>
+        <w:rPr>
+          <w:rFonts w:ascii="宋体" w:hAnsi="宋体" w:eastAsia="宋体"/>
+          <w:sz w:val="24"/>
+        </w:rPr>
+        <w:t>文本规范化（去标点、转小写、切词）</w:t>
+      </w:r>
+    </w:p>
+    <w:p>
+      <w:pPr>
+        <w:spacing w:line="360" w:lineRule="auto"/>
+        <w:ind w:firstLine="420"/>
+      </w:pPr>
+      <w:r>
+        <w:rPr>
+          <w:rFonts w:ascii="宋体" w:hAnsi="宋体" w:eastAsia="宋体"/>
+          <w:sz w:val="24"/>
+        </w:rPr>
+        <w:t>↓</w:t>
+      </w:r>
+    </w:p>
+    <w:p>
+      <w:pPr>
+        <w:spacing w:line="360" w:lineRule="auto"/>
+        <w:ind w:firstLine="420"/>
+      </w:pPr>
+      <w:r>
+        <w:rPr>
+          <w:rFonts w:ascii="宋体" w:hAnsi="宋体" w:eastAsia="宋体"/>
+          <w:sz w:val="24"/>
+        </w:rPr>
+        <w:t>得到单词序列</w:t>
+      </w:r>
+    </w:p>
+    <w:p>
+      <w:pPr>
+        <w:spacing w:line="360" w:lineRule="auto"/>
+        <w:ind w:firstLine="420"/>
+      </w:pPr>
+      <w:r>
+        <w:rPr>
+          <w:rFonts w:ascii="宋体" w:hAnsi="宋体" w:eastAsia="宋体"/>
+          <w:sz w:val="24"/>
+        </w:rPr>
+        <w:t>↓</w:t>
+      </w:r>
+    </w:p>
+    <w:p>
+      <w:pPr>
+        <w:spacing w:line="360" w:lineRule="auto"/>
+        <w:ind w:firstLine="420"/>
+      </w:pPr>
+      <w:r>
+        <w:rPr>
+          <w:rFonts w:ascii="宋体" w:hAnsi="宋体" w:eastAsia="宋体"/>
+          <w:sz w:val="24"/>
+        </w:rPr>
+        <w:t>遍历相邻单词对</w:t>
+      </w:r>
+    </w:p>
+    <w:p>
+      <w:pPr>
+        <w:spacing w:line="360" w:lineRule="auto"/>
+        <w:ind w:firstLine="420"/>
+      </w:pPr>
+      <w:r>
+        <w:rPr>
+          <w:rFonts w:ascii="宋体" w:hAnsi="宋体" w:eastAsia="宋体"/>
+          <w:sz w:val="24"/>
+        </w:rPr>
+        <w:t>↓</w:t>
+      </w:r>
+    </w:p>
+    <w:p>
+      <w:pPr>
+        <w:spacing w:line="360" w:lineRule="auto"/>
+        <w:ind w:firstLine="420"/>
+      </w:pPr>
+      <w:r>
+        <w:rPr>
+          <w:rFonts w:ascii="宋体" w:hAnsi="宋体" w:eastAsia="宋体"/>
+          <w:sz w:val="24"/>
+        </w:rPr>
+        <w:t>建立/更新有向边及权值</w:t>
+      </w:r>
+    </w:p>
+    <w:p>
+      <w:pPr>
+        <w:spacing w:line="360" w:lineRule="auto"/>
+        <w:ind w:firstLine="420"/>
+      </w:pPr>
+      <w:r>
+        <w:rPr>
+          <w:rFonts w:ascii="宋体" w:hAnsi="宋体" w:eastAsia="宋体"/>
+          <w:sz w:val="24"/>
+        </w:rPr>
+        <w:t>↓</w:t>
+      </w:r>
+    </w:p>
+    <w:p>
+      <w:pPr>
+        <w:spacing w:line="360" w:lineRule="auto"/>
+        <w:ind w:firstLine="420"/>
+      </w:pPr>
+      <w:r>
+        <w:rPr>
+          <w:rFonts w:ascii="宋体" w:hAnsi="宋体" w:eastAsia="宋体"/>
+          <w:sz w:val="24"/>
+        </w:rPr>
+        <w:t>生成带权有向图</w:t>
+      </w:r>
+    </w:p>
+    <w:p>
+      <w:pPr>
+        <w:spacing w:line="360" w:lineRule="auto"/>
+        <w:ind w:firstLine="420"/>
+      </w:pPr>
+      <w:r>
+        <w:rPr>
+          <w:rFonts w:ascii="宋体" w:hAnsi="宋体" w:eastAsia="宋体"/>
+          <w:sz w:val="24"/>
+        </w:rPr>
+        <w:t>↓</w:t>
+      </w:r>
+    </w:p>
+    <w:p>
+      <w:pPr>
+        <w:spacing w:line="360" w:lineRule="auto"/>
+        <w:ind w:firstLine="420"/>
+      </w:pPr>
+      <w:r>
+        <w:rPr>
+          <w:rFonts w:ascii="宋体" w:hAnsi="宋体" w:eastAsia="宋体"/>
+          <w:sz w:val="24"/>
+        </w:rPr>
+        <w:t>结束</w:t>
+      </w:r>
+    </w:p>
+    <w:p>
+      <w:pPr>
+        <w:spacing w:line="360" w:lineRule="auto"/>
+        <w:ind w:firstLine="420"/>
+      </w:pPr>
+      <w:r>
+        <w:rPr>
+          <w:rFonts w:ascii="宋体" w:hAnsi="宋体" w:eastAsia="宋体"/>
+          <w:sz w:val="24"/>
+        </w:rPr>
+        <w:t>#### 3.1.2 展示有向图</w:t>
+      </w:r>
+    </w:p>
+    <w:p>
+      <w:pPr>
+        <w:spacing w:line="360" w:lineRule="auto"/>
+        <w:ind w:firstLine="420"/>
+      </w:pPr>
+      <w:r>
+        <w:rPr>
+          <w:rFonts w:ascii="宋体" w:hAnsi="宋体" w:eastAsia="宋体"/>
+          <w:sz w:val="24"/>
+        </w:rPr>
+        <w:t xml:space="preserve">项目中使用 </w:t>
+      </w:r>
+      <w:r>
+        <w:rPr>
+          <w:rFonts w:ascii="Courier New" w:hAnsi="Courier New"/>
+          <w:sz w:val="24"/>
+        </w:rPr>
+        <w:t>GraphRenderer</w:t>
+      </w:r>
+      <w:r>
+        <w:rPr>
+          <w:rFonts w:ascii="宋体" w:hAnsi="宋体" w:eastAsia="宋体"/>
+          <w:sz w:val="24"/>
+        </w:rPr>
+        <w:t xml:space="preserve"> 将图渲染为图片。做法是先对所有单词结点进行圆周布局，再依次绘制结点、边、箭头和边权标签，最终输出 PNG 文件。</w:t>
+      </w:r>
+    </w:p>
+    <w:p>
+      <w:pPr>
+        <w:spacing w:line="360" w:lineRule="auto"/>
+        <w:ind w:firstLine="420"/>
+      </w:pPr>
+      <w:r>
+        <w:rPr>
+          <w:rFonts w:ascii="宋体" w:hAnsi="宋体" w:eastAsia="宋体"/>
+          <w:sz w:val="24"/>
+        </w:rPr>
+        <w:t>#### 3.1.3 查询桥接词</w:t>
+      </w:r>
+    </w:p>
+    <w:p>
+      <w:pPr>
+        <w:spacing w:line="360" w:lineRule="auto"/>
+        <w:ind w:firstLine="420"/>
+      </w:pPr>
+      <w:r>
+        <w:rPr>
+          <w:rFonts w:ascii="宋体" w:hAnsi="宋体" w:eastAsia="宋体"/>
+          <w:sz w:val="24"/>
+        </w:rPr>
+        <w:t xml:space="preserve">对于输入 </w:t>
+      </w:r>
+      <w:r>
+        <w:rPr>
+          <w:rFonts w:ascii="Courier New" w:hAnsi="Courier New"/>
+          <w:sz w:val="24"/>
+        </w:rPr>
+        <w:t>word1</w:t>
+      </w:r>
+      <w:r>
+        <w:rPr>
+          <w:rFonts w:ascii="宋体" w:hAnsi="宋体" w:eastAsia="宋体"/>
+          <w:sz w:val="24"/>
+        </w:rPr>
+        <w:t xml:space="preserve"> 和 </w:t>
+      </w:r>
+      <w:r>
+        <w:rPr>
+          <w:rFonts w:ascii="Courier New" w:hAnsi="Courier New"/>
+          <w:sz w:val="24"/>
+        </w:rPr>
+        <w:t>word2</w:t>
+      </w:r>
+      <w:r>
+        <w:rPr>
+          <w:rFonts w:ascii="宋体" w:hAnsi="宋体" w:eastAsia="宋体"/>
+          <w:sz w:val="24"/>
+        </w:rPr>
+        <w:t>：</w:t>
+      </w:r>
+    </w:p>
+    <w:p>
+      <w:pPr>
+        <w:spacing w:line="360" w:lineRule="auto"/>
+        <w:ind w:firstLine="420"/>
+      </w:pPr>
+      <w:r>
+        <w:rPr>
+          <w:rFonts w:ascii="宋体" w:hAnsi="宋体" w:eastAsia="宋体"/>
+          <w:sz w:val="24"/>
+        </w:rPr>
+        <w:t>1. 判断二者是否都在图中；</w:t>
+      </w:r>
+    </w:p>
+    <w:p>
+      <w:pPr>
+        <w:spacing w:line="360" w:lineRule="auto"/>
+        <w:ind w:firstLine="420"/>
+      </w:pPr>
+      <w:r>
+        <w:rPr>
+          <w:rFonts w:ascii="宋体" w:hAnsi="宋体" w:eastAsia="宋体"/>
+          <w:sz w:val="24"/>
+        </w:rPr>
+        <w:t xml:space="preserve">2. 枚举 </w:t>
+      </w:r>
+      <w:r>
+        <w:rPr>
+          <w:rFonts w:ascii="Courier New" w:hAnsi="Courier New"/>
+          <w:sz w:val="24"/>
+        </w:rPr>
+        <w:t>word1</w:t>
+      </w:r>
+      <w:r>
+        <w:rPr>
+          <w:rFonts w:ascii="宋体" w:hAnsi="宋体" w:eastAsia="宋体"/>
+          <w:sz w:val="24"/>
+        </w:rPr>
+        <w:t xml:space="preserve"> 的所有直接后继；</w:t>
+      </w:r>
+    </w:p>
+    <w:p>
+      <w:pPr>
+        <w:spacing w:line="360" w:lineRule="auto"/>
+        <w:ind w:firstLine="420"/>
+      </w:pPr>
+      <w:r>
+        <w:rPr>
+          <w:rFonts w:ascii="宋体" w:hAnsi="宋体" w:eastAsia="宋体"/>
+          <w:sz w:val="24"/>
+        </w:rPr>
+        <w:t xml:space="preserve">3. 若某后继结点还能到达 </w:t>
+      </w:r>
+      <w:r>
+        <w:rPr>
+          <w:rFonts w:ascii="Courier New" w:hAnsi="Courier New"/>
+          <w:sz w:val="24"/>
+        </w:rPr>
+        <w:t>word2</w:t>
+      </w:r>
+      <w:r>
+        <w:rPr>
+          <w:rFonts w:ascii="宋体" w:hAnsi="宋体" w:eastAsia="宋体"/>
+          <w:sz w:val="24"/>
+        </w:rPr>
+        <w:t>，则该后继是桥接词；</w:t>
+      </w:r>
+    </w:p>
+    <w:p>
+      <w:pPr>
+        <w:spacing w:line="360" w:lineRule="auto"/>
+        <w:ind w:firstLine="420"/>
+      </w:pPr>
+      <w:r>
+        <w:rPr>
+          <w:rFonts w:ascii="宋体" w:hAnsi="宋体" w:eastAsia="宋体"/>
+          <w:sz w:val="24"/>
+        </w:rPr>
+        <w:t>4. 输出桥接词列表或无桥接词提示。</w:t>
+      </w:r>
+    </w:p>
+    <w:p>
+      <w:pPr>
+        <w:spacing w:line="360" w:lineRule="auto"/>
+        <w:ind w:firstLine="420"/>
+      </w:pPr>
+      <w:r>
+        <w:rPr>
+          <w:rFonts w:ascii="宋体" w:hAnsi="宋体" w:eastAsia="宋体"/>
+          <w:sz w:val="24"/>
+        </w:rPr>
+        <w:t>#### 3.1.4 根据桥接词生成新文本</w:t>
+      </w:r>
+    </w:p>
+    <w:p>
+      <w:pPr>
+        <w:spacing w:line="360" w:lineRule="auto"/>
+        <w:ind w:firstLine="420"/>
+      </w:pPr>
+      <w:r>
+        <w:rPr>
+          <w:rFonts w:ascii="宋体" w:hAnsi="宋体" w:eastAsia="宋体"/>
+          <w:sz w:val="24"/>
+        </w:rPr>
+        <w:t>1. 对输入的新文本再次做单词提取；</w:t>
+      </w:r>
+    </w:p>
+    <w:p>
+      <w:pPr>
+        <w:spacing w:line="360" w:lineRule="auto"/>
+        <w:ind w:firstLine="420"/>
+      </w:pPr>
+      <w:r>
+        <w:rPr>
+          <w:rFonts w:ascii="宋体" w:hAnsi="宋体" w:eastAsia="宋体"/>
+          <w:sz w:val="24"/>
+        </w:rPr>
+        <w:t>2. 对每一对相邻单词查询桥接词；</w:t>
+      </w:r>
+    </w:p>
+    <w:p>
+      <w:pPr>
+        <w:spacing w:line="360" w:lineRule="auto"/>
+        <w:ind w:firstLine="420"/>
+      </w:pPr>
+      <w:r>
+        <w:rPr>
+          <w:rFonts w:ascii="宋体" w:hAnsi="宋体" w:eastAsia="宋体"/>
+          <w:sz w:val="24"/>
+        </w:rPr>
+        <w:t>3. 若存在桥接词，则随机插入一个；</w:t>
+      </w:r>
+    </w:p>
+    <w:p>
+      <w:pPr>
+        <w:spacing w:line="360" w:lineRule="auto"/>
+        <w:ind w:firstLine="420"/>
+      </w:pPr>
+      <w:r>
+        <w:rPr>
+          <w:rFonts w:ascii="宋体" w:hAnsi="宋体" w:eastAsia="宋体"/>
+          <w:sz w:val="24"/>
+        </w:rPr>
+        <w:t>4. 拼接形成新文本。</w:t>
+      </w:r>
+    </w:p>
+    <w:p>
+      <w:pPr>
+        <w:spacing w:line="360" w:lineRule="auto"/>
+        <w:ind w:firstLine="420"/>
+      </w:pPr>
+      <w:r>
+        <w:rPr>
+          <w:rFonts w:ascii="宋体" w:hAnsi="宋体" w:eastAsia="宋体"/>
+          <w:sz w:val="24"/>
+        </w:rPr>
+        <w:t>#### 3.1.5 计算最短路径</w:t>
+      </w:r>
+    </w:p>
+    <w:p>
+      <w:pPr>
+        <w:spacing w:line="360" w:lineRule="auto"/>
+        <w:ind w:firstLine="420"/>
+      </w:pPr>
+      <w:r>
+        <w:rPr>
+          <w:rFonts w:ascii="宋体" w:hAnsi="宋体" w:eastAsia="宋体"/>
+          <w:sz w:val="24"/>
+        </w:rPr>
+        <w:t>项目采用 **Dijkstra 算法**：</w:t>
+      </w:r>
+    </w:p>
+    <w:p>
+      <w:pPr>
+        <w:spacing w:line="360" w:lineRule="auto"/>
+        <w:ind w:firstLine="420"/>
+      </w:pPr>
+      <w:r>
+        <w:rPr>
+          <w:rFonts w:ascii="宋体" w:hAnsi="宋体" w:eastAsia="宋体"/>
+          <w:sz w:val="24"/>
+        </w:rPr>
+        <w:t>1. 初始化源点距离为 0，其余为无穷大；</w:t>
+      </w:r>
+    </w:p>
+    <w:p>
+      <w:pPr>
+        <w:spacing w:line="360" w:lineRule="auto"/>
+        <w:ind w:firstLine="420"/>
+      </w:pPr>
+      <w:r>
+        <w:rPr>
+          <w:rFonts w:ascii="宋体" w:hAnsi="宋体" w:eastAsia="宋体"/>
+          <w:sz w:val="24"/>
+        </w:rPr>
+        <w:t>2. 使用优先队列不断取出当前距离最小的结点；</w:t>
+      </w:r>
+    </w:p>
+    <w:p>
+      <w:pPr>
+        <w:spacing w:line="360" w:lineRule="auto"/>
+        <w:ind w:firstLine="420"/>
+      </w:pPr>
+      <w:r>
+        <w:rPr>
+          <w:rFonts w:ascii="宋体" w:hAnsi="宋体" w:eastAsia="宋体"/>
+          <w:sz w:val="24"/>
+        </w:rPr>
+        <w:t>3. 枚举其出边，进行松弛操作；</w:t>
+      </w:r>
+    </w:p>
+    <w:p>
+      <w:pPr>
+        <w:spacing w:line="360" w:lineRule="auto"/>
+        <w:ind w:firstLine="420"/>
+      </w:pPr>
+      <w:r>
+        <w:rPr>
+          <w:rFonts w:ascii="宋体" w:hAnsi="宋体" w:eastAsia="宋体"/>
+          <w:sz w:val="24"/>
+        </w:rPr>
+        <w:t>4. 最后根据前驱数组回溯得到路径。</w:t>
+      </w:r>
+    </w:p>
+    <w:p>
+      <w:pPr>
+        <w:spacing w:line="360" w:lineRule="auto"/>
+        <w:ind w:firstLine="420"/>
+      </w:pPr>
+      <w:r>
+        <w:rPr>
+          <w:rFonts w:ascii="宋体" w:hAnsi="宋体" w:eastAsia="宋体"/>
+          <w:sz w:val="24"/>
+        </w:rPr>
+        <w:t>这里边权直接使用文本中相邻关系的出现次数，因此程序求得的是“边权和最小”的路径。</w:t>
+      </w:r>
+    </w:p>
+    <w:p>
+      <w:pPr>
+        <w:spacing w:line="360" w:lineRule="auto"/>
+        <w:ind w:firstLine="420"/>
+      </w:pPr>
+      <w:r>
+        <w:rPr>
+          <w:rFonts w:ascii="宋体" w:hAnsi="宋体" w:eastAsia="宋体"/>
+          <w:sz w:val="24"/>
+        </w:rPr>
+        <w:t>#### 3.1.6 计算 PageRank 值</w:t>
+      </w:r>
+    </w:p>
+    <w:p>
+      <w:pPr>
+        <w:spacing w:line="360" w:lineRule="auto"/>
+        <w:ind w:firstLine="420"/>
+      </w:pPr>
+      <w:r>
+        <w:rPr>
+          <w:rFonts w:ascii="宋体" w:hAnsi="宋体" w:eastAsia="宋体"/>
+          <w:sz w:val="24"/>
+        </w:rPr>
+        <w:t>项目实现了迭代版 PageRank：</w:t>
+      </w:r>
+    </w:p>
+    <w:p>
+      <w:pPr>
+        <w:spacing w:line="360" w:lineRule="auto"/>
+        <w:ind w:firstLine="420"/>
+      </w:pPr>
+      <w:r>
+        <w:rPr>
+          <w:rFonts w:ascii="宋体" w:hAnsi="宋体" w:eastAsia="宋体"/>
+          <w:sz w:val="24"/>
+        </w:rPr>
+        <w:t>1. 初始时所有结点均分概率；</w:t>
+      </w:r>
+    </w:p>
+    <w:p>
+      <w:pPr>
+        <w:spacing w:line="360" w:lineRule="auto"/>
+        <w:ind w:firstLine="420"/>
+      </w:pPr>
+      <w:r>
+        <w:rPr>
+          <w:rFonts w:ascii="宋体" w:hAnsi="宋体" w:eastAsia="宋体"/>
+          <w:sz w:val="24"/>
+        </w:rPr>
+        <w:t xml:space="preserve">2. 每轮迭代中，按阻尼系数 </w:t>
+      </w:r>
+      <w:r>
+        <w:rPr>
+          <w:rFonts w:ascii="Courier New" w:hAnsi="Courier New"/>
+          <w:sz w:val="24"/>
+        </w:rPr>
+        <w:t>0.85</w:t>
+      </w:r>
+      <w:r>
+        <w:rPr>
+          <w:rFonts w:ascii="宋体" w:hAnsi="宋体" w:eastAsia="宋体"/>
+          <w:sz w:val="24"/>
+        </w:rPr>
+        <w:t xml:space="preserve"> 将每个结点的分数分配给后继；</w:t>
+      </w:r>
+    </w:p>
+    <w:p>
+      <w:pPr>
+        <w:spacing w:line="360" w:lineRule="auto"/>
+        <w:ind w:firstLine="420"/>
+      </w:pPr>
+      <w:r>
+        <w:rPr>
+          <w:rFonts w:ascii="宋体" w:hAnsi="宋体" w:eastAsia="宋体"/>
+          <w:sz w:val="24"/>
+        </w:rPr>
+        <w:t>3. 对于无出边结点，将其分数均匀分配给全图；</w:t>
+      </w:r>
+    </w:p>
+    <w:p>
+      <w:pPr>
+        <w:spacing w:line="360" w:lineRule="auto"/>
+        <w:ind w:firstLine="420"/>
+      </w:pPr>
+      <w:r>
+        <w:rPr>
+          <w:rFonts w:ascii="宋体" w:hAnsi="宋体" w:eastAsia="宋体"/>
+          <w:sz w:val="24"/>
+        </w:rPr>
+        <w:t>4. 当两轮差值足够小时停止迭代。</w:t>
+      </w:r>
+    </w:p>
+    <w:p>
+      <w:pPr>
+        <w:spacing w:line="360" w:lineRule="auto"/>
+        <w:ind w:firstLine="420"/>
+      </w:pPr>
+      <w:r>
+        <w:rPr>
+          <w:rFonts w:ascii="宋体" w:hAnsi="宋体" w:eastAsia="宋体"/>
+          <w:sz w:val="24"/>
+        </w:rPr>
+        <w:t>#### 3.1.7 随机游走</w:t>
+      </w:r>
+    </w:p>
+    <w:p>
+      <w:pPr>
+        <w:spacing w:line="360" w:lineRule="auto"/>
+        <w:ind w:firstLine="420"/>
+      </w:pPr>
+      <w:r>
+        <w:rPr>
+          <w:rFonts w:ascii="宋体" w:hAnsi="宋体" w:eastAsia="宋体"/>
+          <w:sz w:val="24"/>
+        </w:rPr>
+        <w:t>1. 随机选取一个起点；</w:t>
+      </w:r>
+    </w:p>
+    <w:p>
+      <w:pPr>
+        <w:spacing w:line="360" w:lineRule="auto"/>
+        <w:ind w:firstLine="420"/>
+      </w:pPr>
+      <w:r>
+        <w:rPr>
+          <w:rFonts w:ascii="宋体" w:hAnsi="宋体" w:eastAsia="宋体"/>
+          <w:sz w:val="24"/>
+        </w:rPr>
+        <w:t>2. 若当前结点存在出边，则随机选一条边继续前进；</w:t>
+      </w:r>
+    </w:p>
+    <w:p>
+      <w:pPr>
+        <w:spacing w:line="360" w:lineRule="auto"/>
+        <w:ind w:firstLine="420"/>
+      </w:pPr>
+      <w:r>
+        <w:rPr>
+          <w:rFonts w:ascii="宋体" w:hAnsi="宋体" w:eastAsia="宋体"/>
+          <w:sz w:val="24"/>
+        </w:rPr>
+        <w:t>3. 若下一条边已访问过，则终止；</w:t>
+      </w:r>
+    </w:p>
+    <w:p>
+      <w:pPr>
+        <w:spacing w:line="360" w:lineRule="auto"/>
+        <w:ind w:firstLine="420"/>
+      </w:pPr>
+      <w:r>
+        <w:rPr>
+          <w:rFonts w:ascii="宋体" w:hAnsi="宋体" w:eastAsia="宋体"/>
+          <w:sz w:val="24"/>
+        </w:rPr>
+        <w:t>4. 若当前结点无出边，则终止；</w:t>
+      </w:r>
+    </w:p>
+    <w:p>
+      <w:pPr>
+        <w:spacing w:line="360" w:lineRule="auto"/>
+        <w:ind w:firstLine="420"/>
+      </w:pPr>
+      <w:r>
+        <w:rPr>
+          <w:rFonts w:ascii="宋体" w:hAnsi="宋体" w:eastAsia="宋体"/>
+          <w:sz w:val="24"/>
+        </w:rPr>
+        <w:t>5. 输出游走序列，并写入文件。</w:t>
+      </w:r>
+    </w:p>
+    <w:p>
+      <w:pPr>
+        <w:spacing w:line="360" w:lineRule="auto"/>
+        <w:ind w:firstLine="420"/>
+      </w:pPr>
+      <w:r>
+        <w:rPr>
+          <w:rFonts w:ascii="宋体" w:hAnsi="宋体" w:eastAsia="宋体"/>
+          <w:sz w:val="24"/>
+        </w:rPr>
+        <w:t>### 3.2 数据结构设计</w:t>
+      </w:r>
+    </w:p>
+    <w:p>
+      <w:pPr>
+        <w:spacing w:line="360" w:lineRule="auto"/>
+        <w:ind w:firstLine="420"/>
+      </w:pPr>
+      <w:r>
+        <w:rPr>
+          <w:rFonts w:ascii="宋体" w:hAnsi="宋体" w:eastAsia="宋体"/>
+          <w:sz w:val="24"/>
+        </w:rPr>
+        <w:t>本项目的核心数据结构是带权有向图，其定义如下：</w:t>
+      </w:r>
+    </w:p>
+    <w:p>
+      <w:pPr>
+        <w:spacing w:line="360" w:lineRule="auto"/>
+        <w:ind w:firstLine="420"/>
+      </w:pPr>
+      <w:r>
+        <w:rPr>
+          <w:rFonts w:ascii="宋体" w:hAnsi="宋体" w:eastAsia="宋体"/>
+          <w:sz w:val="24"/>
+        </w:rPr>
+        <w:t>private final Map&lt;String, Map&lt;String, Integer&gt;&gt; adjacency = new LinkedHashMap&lt;&gt;();</w:t>
+      </w:r>
+    </w:p>
+    <w:p>
+      <w:pPr>
+        <w:spacing w:line="360" w:lineRule="auto"/>
+        <w:ind w:firstLine="420"/>
+      </w:pPr>
+      <w:r>
+        <w:rPr>
+          <w:rFonts w:ascii="宋体" w:hAnsi="宋体" w:eastAsia="宋体"/>
+          <w:sz w:val="24"/>
+        </w:rPr>
+        <w:t>其中：</w:t>
+      </w:r>
+    </w:p>
+    <w:p>
+      <w:pPr>
+        <w:spacing w:line="360" w:lineRule="auto"/>
+      </w:pPr>
+      <w:r>
+        <w:rPr>
+          <w:rFonts w:ascii="宋体" w:hAnsi="宋体" w:eastAsia="宋体"/>
+          <w:sz w:val="24"/>
+        </w:rPr>
+        <w:t>• 外层 `Map&lt;String, Map&lt;String, Integer&gt;&gt;`：键为源单词；值为其所有出边。</w:t>
+      </w:r>
+    </w:p>
+    <w:p>
+      <w:pPr>
+        <w:spacing w:line="360" w:lineRule="auto"/>
+      </w:pPr>
+      <w:r>
+        <w:rPr>
+          <w:rFonts w:ascii="宋体" w:hAnsi="宋体" w:eastAsia="宋体"/>
+          <w:sz w:val="24"/>
+        </w:rPr>
+        <w:t>• 内层 `Map&lt;String, Integer&gt;`：键为目标单词；值为对应边权。</w:t>
+      </w:r>
+    </w:p>
+    <w:p>
+      <w:pPr>
+        <w:spacing w:line="360" w:lineRule="auto"/>
+        <w:ind w:firstLine="420"/>
+      </w:pPr>
+      <w:r>
+        <w:rPr>
+          <w:rFonts w:ascii="宋体" w:hAnsi="宋体" w:eastAsia="宋体"/>
+          <w:sz w:val="24"/>
+        </w:rPr>
+        <w:t>#### 3.2.1 有向图数据结构含义</w:t>
+      </w:r>
+    </w:p>
+    <w:p>
+      <w:pPr>
+        <w:spacing w:line="360" w:lineRule="auto"/>
+      </w:pPr>
+      <w:r>
+        <w:rPr>
+          <w:rFonts w:ascii="宋体" w:hAnsi="宋体" w:eastAsia="宋体"/>
+          <w:sz w:val="24"/>
+        </w:rPr>
+        <w:t>• `addNode(String word)`：若结点不存在则创建。</w:t>
+      </w:r>
+    </w:p>
+    <w:p>
+      <w:pPr>
+        <w:spacing w:line="360" w:lineRule="auto"/>
+      </w:pPr>
+      <w:r>
+        <w:rPr>
+          <w:rFonts w:ascii="宋体" w:hAnsi="宋体" w:eastAsia="宋体"/>
+          <w:sz w:val="24"/>
+        </w:rPr>
+        <w:t>• `addEdge(String from, String to)`：建立有向边，若边已存在则权值加一。</w:t>
+      </w:r>
+    </w:p>
+    <w:p>
+      <w:pPr>
+        <w:spacing w:line="360" w:lineRule="auto"/>
+      </w:pPr>
+      <w:r>
+        <w:rPr>
+          <w:rFonts w:ascii="宋体" w:hAnsi="宋体" w:eastAsia="宋体"/>
+          <w:sz w:val="24"/>
+        </w:rPr>
+        <w:t>• `containsWord(String word)`：判断结点是否存在。</w:t>
+      </w:r>
+    </w:p>
+    <w:p>
+      <w:pPr>
+        <w:spacing w:line="360" w:lineRule="auto"/>
+      </w:pPr>
+      <w:r>
+        <w:rPr>
+          <w:rFonts w:ascii="宋体" w:hAnsi="宋体" w:eastAsia="宋体"/>
+          <w:sz w:val="24"/>
+        </w:rPr>
+        <w:t>• `getOutgoing(String word)`：获取某结点的所有出边。</w:t>
+      </w:r>
+    </w:p>
+    <w:p>
+      <w:pPr>
+        <w:spacing w:line="360" w:lineRule="auto"/>
+      </w:pPr>
+      <w:r>
+        <w:rPr>
+          <w:rFonts w:ascii="宋体" w:hAnsi="宋体" w:eastAsia="宋体"/>
+          <w:sz w:val="24"/>
+        </w:rPr>
+        <w:t>• `getWeight(String from, String to)`：获取某条边的权值。</w:t>
+      </w:r>
+    </w:p>
+    <w:p>
+      <w:pPr>
+        <w:spacing w:line="360" w:lineRule="auto"/>
+      </w:pPr>
+      <w:r>
+        <w:rPr>
+          <w:rFonts w:ascii="宋体" w:hAnsi="宋体" w:eastAsia="宋体"/>
+          <w:sz w:val="24"/>
+        </w:rPr>
+        <w:t>• `size()`：图中结点总数。</w:t>
+      </w:r>
+    </w:p>
+    <w:p>
+      <w:pPr>
+        <w:spacing w:line="360" w:lineRule="auto"/>
+      </w:pPr>
+      <w:r>
+        <w:rPr>
+          <w:rFonts w:ascii="宋体" w:hAnsi="宋体" w:eastAsia="宋体"/>
+          <w:sz w:val="24"/>
+        </w:rPr>
+        <w:t>• `edgeCount()`：图中不同有向边的数量。</w:t>
+      </w:r>
+    </w:p>
+    <w:p>
+      <w:pPr>
+        <w:spacing w:line="360" w:lineRule="auto"/>
+        <w:ind w:firstLine="420"/>
+      </w:pPr>
+      <w:r>
+        <w:rPr>
+          <w:rFonts w:ascii="宋体" w:hAnsi="宋体" w:eastAsia="宋体"/>
+          <w:sz w:val="24"/>
+        </w:rPr>
+        <w:t xml:space="preserve">之所以采用 </w:t>
+      </w:r>
+      <w:r>
+        <w:rPr>
+          <w:rFonts w:ascii="Courier New" w:hAnsi="Courier New"/>
+          <w:sz w:val="24"/>
+        </w:rPr>
+        <w:t>LinkedHashMap</w:t>
+      </w:r>
+      <w:r>
+        <w:rPr>
+          <w:rFonts w:ascii="宋体" w:hAnsi="宋体" w:eastAsia="宋体"/>
+          <w:sz w:val="24"/>
+        </w:rPr>
+        <w:t>，是因为它既能满足基于键的快速访问，又能在一定程度上保持插入顺序，便于测试和结果展示。</w:t>
+      </w:r>
+    </w:p>
+    <w:p>
+      <w:pPr>
+        <w:spacing w:line="360" w:lineRule="auto"/>
+        <w:ind w:firstLine="420"/>
+      </w:pPr>
+      <w:r>
+        <w:rPr>
+          <w:rFonts w:ascii="宋体" w:hAnsi="宋体" w:eastAsia="宋体"/>
+          <w:sz w:val="24"/>
+        </w:rPr>
+        <w:t>#### 3.2.2 其他辅助数据结构</w:t>
+      </w:r>
+    </w:p>
+    <w:p>
+      <w:pPr>
+        <w:spacing w:line="360" w:lineRule="auto"/>
+        <w:ind w:firstLine="420"/>
+      </w:pPr>
+      <w:r>
+        <w:rPr>
+          <w:rFonts w:ascii="宋体" w:hAnsi="宋体" w:eastAsia="宋体"/>
+          <w:sz w:val="24"/>
+        </w:rPr>
+        <w:t xml:space="preserve">1. **单词序列 </w:t>
+      </w:r>
+      <w:r>
+        <w:rPr>
+          <w:rFonts w:ascii="Courier New" w:hAnsi="Courier New"/>
+          <w:sz w:val="24"/>
+        </w:rPr>
+        <w:t>List&lt;String&gt;</w:t>
+      </w:r>
+      <w:r>
+        <w:rPr>
+          <w:rFonts w:ascii="宋体" w:hAnsi="宋体" w:eastAsia="宋体"/>
+          <w:sz w:val="24"/>
+        </w:rPr>
+        <w:t>**：存储文本规整化后的单词顺序，用于建图。</w:t>
+      </w:r>
+    </w:p>
+    <w:p>
+      <w:pPr>
+        <w:spacing w:line="360" w:lineRule="auto"/>
+        <w:ind w:firstLine="420"/>
+      </w:pPr>
+      <w:r>
+        <w:rPr>
+          <w:rFonts w:ascii="宋体" w:hAnsi="宋体" w:eastAsia="宋体"/>
+          <w:sz w:val="24"/>
+        </w:rPr>
+        <w:t xml:space="preserve">2. **优先队列 </w:t>
+      </w:r>
+      <w:r>
+        <w:rPr>
+          <w:rFonts w:ascii="Courier New" w:hAnsi="Courier New"/>
+          <w:sz w:val="24"/>
+        </w:rPr>
+        <w:t>PriorityQueue&lt;PathNode&gt;</w:t>
+      </w:r>
+      <w:r>
+        <w:rPr>
+          <w:rFonts w:ascii="宋体" w:hAnsi="宋体" w:eastAsia="宋体"/>
+          <w:sz w:val="24"/>
+        </w:rPr>
+        <w:t>**：用于 Dijkstra 算法中高效选取当前最短距离结点。</w:t>
+      </w:r>
+    </w:p>
+    <w:p>
+      <w:pPr>
+        <w:spacing w:line="360" w:lineRule="auto"/>
+        <w:ind w:firstLine="420"/>
+      </w:pPr>
+      <w:r>
+        <w:rPr>
+          <w:rFonts w:ascii="宋体" w:hAnsi="宋体" w:eastAsia="宋体"/>
+          <w:sz w:val="24"/>
+        </w:rPr>
+        <w:t xml:space="preserve">3. **前驱映射 </w:t>
+      </w:r>
+      <w:r>
+        <w:rPr>
+          <w:rFonts w:ascii="Courier New" w:hAnsi="Courier New"/>
+          <w:sz w:val="24"/>
+        </w:rPr>
+        <w:t>Map&lt;String, String&gt;</w:t>
+      </w:r>
+      <w:r>
+        <w:rPr>
+          <w:rFonts w:ascii="宋体" w:hAnsi="宋体" w:eastAsia="宋体"/>
+          <w:sz w:val="24"/>
+        </w:rPr>
+        <w:t>**：用于最短路径回溯。</w:t>
+      </w:r>
+    </w:p>
+    <w:p>
+      <w:pPr>
+        <w:spacing w:line="360" w:lineRule="auto"/>
+        <w:ind w:firstLine="420"/>
+      </w:pPr>
+      <w:r>
+        <w:rPr>
+          <w:rFonts w:ascii="宋体" w:hAnsi="宋体" w:eastAsia="宋体"/>
+          <w:sz w:val="24"/>
+        </w:rPr>
+        <w:t xml:space="preserve">4. **访问边集合 </w:t>
+      </w:r>
+      <w:r>
+        <w:rPr>
+          <w:rFonts w:ascii="Courier New" w:hAnsi="Courier New"/>
+          <w:sz w:val="24"/>
+        </w:rPr>
+        <w:t>Set&lt;Edge&gt;</w:t>
+      </w:r>
+      <w:r>
+        <w:rPr>
+          <w:rFonts w:ascii="宋体" w:hAnsi="宋体" w:eastAsia="宋体"/>
+          <w:sz w:val="24"/>
+        </w:rPr>
+        <w:t>**：用于随机游走中判断某条边是否已访问，避免重复。</w:t>
+      </w:r>
+    </w:p>
+    <w:p>
+      <w:pPr>
+        <w:spacing w:line="360" w:lineRule="auto"/>
+        <w:ind w:firstLine="420"/>
+      </w:pPr>
+      <w:r>
+        <w:rPr>
+          <w:rFonts w:ascii="宋体" w:hAnsi="宋体" w:eastAsia="宋体"/>
+          <w:sz w:val="24"/>
+        </w:rPr>
+        <w:t xml:space="preserve">5. **结点位置映射 </w:t>
+      </w:r>
+      <w:r>
+        <w:rPr>
+          <w:rFonts w:ascii="Courier New" w:hAnsi="Courier New"/>
+          <w:sz w:val="24"/>
+        </w:rPr>
+        <w:t>Map&lt;String, NodePosition&gt;</w:t>
+      </w:r>
+      <w:r>
+        <w:rPr>
+          <w:rFonts w:ascii="宋体" w:hAnsi="宋体" w:eastAsia="宋体"/>
+          <w:sz w:val="24"/>
+        </w:rPr>
+        <w:t>**：用于图像渲染时保存结点坐标。</w:t>
+      </w:r>
+    </w:p>
+    <w:p>
+      <w:pPr>
+        <w:spacing w:line="360" w:lineRule="auto"/>
+        <w:ind w:firstLine="420"/>
+      </w:pPr>
+      <w:r>
+        <w:rPr>
+          <w:rFonts w:ascii="宋体" w:hAnsi="宋体" w:eastAsia="宋体"/>
+          <w:sz w:val="24"/>
+        </w:rPr>
+        <w:t>### 3.3 算法时间复杂度分析</w:t>
+      </w:r>
+    </w:p>
+    <w:p>
+      <w:pPr>
+        <w:spacing w:line="360" w:lineRule="auto"/>
+        <w:ind w:firstLine="420"/>
+      </w:pPr>
+      <w:r>
+        <w:rPr>
+          <w:rFonts w:ascii="宋体" w:hAnsi="宋体" w:eastAsia="宋体"/>
+          <w:sz w:val="24"/>
+        </w:rPr>
+        <w:t xml:space="preserve">设文本规整化后共有 </w:t>
+      </w:r>
+      <w:r>
+        <w:rPr>
+          <w:rFonts w:ascii="Courier New" w:hAnsi="Courier New"/>
+          <w:sz w:val="24"/>
+        </w:rPr>
+        <w:t>n</w:t>
+      </w:r>
+      <w:r>
+        <w:rPr>
+          <w:rFonts w:ascii="宋体" w:hAnsi="宋体" w:eastAsia="宋体"/>
+          <w:sz w:val="24"/>
+        </w:rPr>
+        <w:t xml:space="preserve"> 个单词，图中有 </w:t>
+      </w:r>
+      <w:r>
+        <w:rPr>
+          <w:rFonts w:ascii="Courier New" w:hAnsi="Courier New"/>
+          <w:sz w:val="24"/>
+        </w:rPr>
+        <w:t>V</w:t>
+      </w:r>
+      <w:r>
+        <w:rPr>
+          <w:rFonts w:ascii="宋体" w:hAnsi="宋体" w:eastAsia="宋体"/>
+          <w:sz w:val="24"/>
+        </w:rPr>
+        <w:t xml:space="preserve"> 个结点、</w:t>
+      </w:r>
+      <w:r>
+        <w:rPr>
+          <w:rFonts w:ascii="Courier New" w:hAnsi="Courier New"/>
+          <w:sz w:val="24"/>
+        </w:rPr>
+        <w:t>E</w:t>
+      </w:r>
+      <w:r>
+        <w:rPr>
+          <w:rFonts w:ascii="宋体" w:hAnsi="宋体" w:eastAsia="宋体"/>
+          <w:sz w:val="24"/>
+        </w:rPr>
+        <w:t xml:space="preserve"> 条边。</w:t>
+      </w:r>
+    </w:p>
+    <w:p>
+      <w:pPr>
+        <w:spacing w:line="360" w:lineRule="auto"/>
+        <w:ind w:firstLine="420"/>
+      </w:pPr>
+      <w:r>
+        <w:rPr>
+          <w:rFonts w:ascii="宋体" w:hAnsi="宋体" w:eastAsia="宋体"/>
+          <w:sz w:val="24"/>
+        </w:rPr>
+        <w:t>#### 3.3.1 文本建图</w:t>
+      </w:r>
+    </w:p>
+    <w:p>
+      <w:pPr>
+        <w:spacing w:line="360" w:lineRule="auto"/>
+      </w:pPr>
+      <w:r>
+        <w:rPr>
+          <w:rFonts w:ascii="宋体" w:hAnsi="宋体" w:eastAsia="宋体"/>
+          <w:sz w:val="24"/>
+        </w:rPr>
+        <w:t>• 文本规整化与切词：`O(n)`</w:t>
+      </w:r>
+    </w:p>
+    <w:p>
+      <w:pPr>
+        <w:spacing w:line="360" w:lineRule="auto"/>
+      </w:pPr>
+      <w:r>
+        <w:rPr>
+          <w:rFonts w:ascii="宋体" w:hAnsi="宋体" w:eastAsia="宋体"/>
+          <w:sz w:val="24"/>
+        </w:rPr>
+        <w:t>• 扫描相邻单词对并更新边：`O(n)`</w:t>
+      </w:r>
+    </w:p>
+    <w:p>
+      <w:pPr>
+        <w:spacing w:line="360" w:lineRule="auto"/>
+      </w:pPr>
+      <w:r>
+        <w:rPr>
+          <w:rFonts w:ascii="宋体" w:hAnsi="宋体" w:eastAsia="宋体"/>
+          <w:sz w:val="24"/>
+        </w:rPr>
+        <w:t>• 总体复杂度：**O(n)**</w:t>
+      </w:r>
+    </w:p>
+    <w:p>
+      <w:pPr>
+        <w:spacing w:line="360" w:lineRule="auto"/>
+        <w:ind w:firstLine="420"/>
+      </w:pPr>
+      <w:r>
+        <w:rPr>
+          <w:rFonts w:ascii="宋体" w:hAnsi="宋体" w:eastAsia="宋体"/>
+          <w:sz w:val="24"/>
+        </w:rPr>
+        <w:t>#### 3.3.2 查询桥接词</w:t>
+      </w:r>
+    </w:p>
+    <w:p>
+      <w:pPr>
+        <w:spacing w:line="360" w:lineRule="auto"/>
+      </w:pPr>
+      <w:r>
+        <w:rPr>
+          <w:rFonts w:ascii="宋体" w:hAnsi="宋体" w:eastAsia="宋体"/>
+          <w:sz w:val="24"/>
+        </w:rPr>
+        <w:t>• 枚举 `word1` 的后继，再检查是否可到达 `word2`</w:t>
+      </w:r>
+    </w:p>
+    <w:p>
+      <w:pPr>
+        <w:spacing w:line="360" w:lineRule="auto"/>
+      </w:pPr>
+      <w:r>
+        <w:rPr>
+          <w:rFonts w:ascii="宋体" w:hAnsi="宋体" w:eastAsia="宋体"/>
+          <w:sz w:val="24"/>
+        </w:rPr>
+        <w:t>• 当前实现中还会遍历图中所有单词进行判断</w:t>
+      </w:r>
+    </w:p>
+    <w:p>
+      <w:pPr>
+        <w:spacing w:line="360" w:lineRule="auto"/>
+      </w:pPr>
+      <w:r>
+        <w:rPr>
+          <w:rFonts w:ascii="宋体" w:hAnsi="宋体" w:eastAsia="宋体"/>
+          <w:sz w:val="24"/>
+        </w:rPr>
+        <w:t>• 复杂度近似为：**O(V)**</w:t>
+      </w:r>
+    </w:p>
+    <w:p>
+      <w:pPr>
+        <w:spacing w:line="360" w:lineRule="auto"/>
+        <w:ind w:firstLine="420"/>
+      </w:pPr>
+      <w:r>
+        <w:rPr>
+          <w:rFonts w:ascii="宋体" w:hAnsi="宋体" w:eastAsia="宋体"/>
+          <w:sz w:val="24"/>
+        </w:rPr>
+        <w:t>#### 3.3.3 根据桥接词生成新文本</w:t>
+      </w:r>
+    </w:p>
+    <w:p>
+      <w:pPr>
+        <w:spacing w:line="360" w:lineRule="auto"/>
+      </w:pPr>
+      <w:r>
+        <w:rPr>
+          <w:rFonts w:ascii="宋体" w:hAnsi="宋体" w:eastAsia="宋体"/>
+          <w:sz w:val="24"/>
+        </w:rPr>
+        <w:t>• 假设输入新文本有 `k` 个单词</w:t>
+      </w:r>
+    </w:p>
+    <w:p>
+      <w:pPr>
+        <w:spacing w:line="360" w:lineRule="auto"/>
+      </w:pPr>
+      <w:r>
+        <w:rPr>
+          <w:rFonts w:ascii="宋体" w:hAnsi="宋体" w:eastAsia="宋体"/>
+          <w:sz w:val="24"/>
+        </w:rPr>
+        <w:t>• 每对相邻单词都要进行一次桥接词查询</w:t>
+      </w:r>
+    </w:p>
+    <w:p>
+      <w:pPr>
+        <w:spacing w:line="360" w:lineRule="auto"/>
+      </w:pPr>
+      <w:r>
+        <w:rPr>
+          <w:rFonts w:ascii="宋体" w:hAnsi="宋体" w:eastAsia="宋体"/>
+          <w:sz w:val="24"/>
+        </w:rPr>
+        <w:t>• 总体复杂度约为：**O(kV)**</w:t>
+      </w:r>
+    </w:p>
+    <w:p>
+      <w:pPr>
+        <w:spacing w:line="360" w:lineRule="auto"/>
+        <w:ind w:firstLine="420"/>
+      </w:pPr>
+      <w:r>
+        <w:rPr>
+          <w:rFonts w:ascii="宋体" w:hAnsi="宋体" w:eastAsia="宋体"/>
+          <w:sz w:val="24"/>
+        </w:rPr>
+        <w:t>#### 3.3.4 最短路径</w:t>
+      </w:r>
+    </w:p>
+    <w:p>
+      <w:pPr>
+        <w:spacing w:line="360" w:lineRule="auto"/>
+      </w:pPr>
+      <w:r>
+        <w:rPr>
+          <w:rFonts w:ascii="宋体" w:hAnsi="宋体" w:eastAsia="宋体"/>
+          <w:sz w:val="24"/>
+        </w:rPr>
+        <w:t>• 使用优先队列的 Dijkstra 算法</w:t>
+      </w:r>
+    </w:p>
+    <w:p>
+      <w:pPr>
+        <w:spacing w:line="360" w:lineRule="auto"/>
+      </w:pPr>
+      <w:r>
+        <w:rPr>
+          <w:rFonts w:ascii="宋体" w:hAnsi="宋体" w:eastAsia="宋体"/>
+          <w:sz w:val="24"/>
+        </w:rPr>
+        <w:t>• 时间复杂度为：**O((V + E) log V)**</w:t>
+      </w:r>
+    </w:p>
+    <w:p>
+      <w:pPr>
+        <w:spacing w:line="360" w:lineRule="auto"/>
+        <w:ind w:firstLine="420"/>
+      </w:pPr>
+      <w:r>
+        <w:rPr>
+          <w:rFonts w:ascii="宋体" w:hAnsi="宋体" w:eastAsia="宋体"/>
+          <w:sz w:val="24"/>
+        </w:rPr>
+        <w:t>#### 3.3.5 PageRank</w:t>
+      </w:r>
+    </w:p>
+    <w:p>
+      <w:pPr>
+        <w:spacing w:line="360" w:lineRule="auto"/>
+      </w:pPr>
+      <w:r>
+        <w:rPr>
+          <w:rFonts w:ascii="宋体" w:hAnsi="宋体" w:eastAsia="宋体"/>
+          <w:sz w:val="24"/>
+        </w:rPr>
+        <w:t>• 每轮需要遍历所有结点及其出边</w:t>
+      </w:r>
+    </w:p>
+    <w:p>
+      <w:pPr>
+        <w:spacing w:line="360" w:lineRule="auto"/>
+      </w:pPr>
+      <w:r>
+        <w:rPr>
+          <w:rFonts w:ascii="宋体" w:hAnsi="宋体" w:eastAsia="宋体"/>
+          <w:sz w:val="24"/>
+        </w:rPr>
+        <w:t>• 单轮复杂度：**O(V + E)**</w:t>
+      </w:r>
+    </w:p>
+    <w:p>
+      <w:pPr>
+        <w:spacing w:line="360" w:lineRule="auto"/>
+      </w:pPr>
+      <w:r>
+        <w:rPr>
+          <w:rFonts w:ascii="宋体" w:hAnsi="宋体" w:eastAsia="宋体"/>
+          <w:sz w:val="24"/>
+        </w:rPr>
+        <w:t>• 若迭代次数为 `T`，总复杂度：**O(T(V + E))**</w:t>
+      </w:r>
+    </w:p>
+    <w:p>
+      <w:pPr>
+        <w:spacing w:line="360" w:lineRule="auto"/>
+        <w:ind w:firstLine="420"/>
+      </w:pPr>
+      <w:r>
+        <w:rPr>
+          <w:rFonts w:ascii="宋体" w:hAnsi="宋体" w:eastAsia="宋体"/>
+          <w:sz w:val="24"/>
+        </w:rPr>
+        <w:t>#### 3.3.6 随机游走</w:t>
+      </w:r>
+    </w:p>
+    <w:p>
+      <w:pPr>
+        <w:spacing w:line="360" w:lineRule="auto"/>
+      </w:pPr>
+      <w:r>
+        <w:rPr>
+          <w:rFonts w:ascii="宋体" w:hAnsi="宋体" w:eastAsia="宋体"/>
+          <w:sz w:val="24"/>
+        </w:rPr>
+        <w:t>• 最坏情况下访问每条边一次后停止</w:t>
+      </w:r>
+    </w:p>
+    <w:p>
+      <w:pPr>
+        <w:spacing w:line="360" w:lineRule="auto"/>
+      </w:pPr>
+      <w:r>
+        <w:rPr>
+          <w:rFonts w:ascii="宋体" w:hAnsi="宋体" w:eastAsia="宋体"/>
+          <w:sz w:val="24"/>
+        </w:rPr>
+        <w:t>• 时间复杂度：**O(E)**</w:t>
+      </w:r>
+    </w:p>
+    <w:p>
+      <w:pPr>
+        <w:spacing w:line="360" w:lineRule="auto"/>
+        <w:ind w:firstLine="420"/>
+      </w:pPr>
+      <w:r>
+        <w:rPr>
+          <w:rFonts w:ascii="宋体" w:hAnsi="宋体" w:eastAsia="宋体"/>
+          <w:sz w:val="24"/>
+        </w:rPr>
+        <w:t>#### 3.3.7 图渲染</w:t>
+      </w:r>
+    </w:p>
+    <w:p>
+      <w:pPr>
+        <w:spacing w:line="360" w:lineRule="auto"/>
+      </w:pPr>
+      <w:r>
+        <w:rPr>
+          <w:rFonts w:ascii="宋体" w:hAnsi="宋体" w:eastAsia="宋体"/>
+          <w:sz w:val="24"/>
+        </w:rPr>
+        <w:t>• 结点布局：`O(V)`</w:t>
+      </w:r>
+    </w:p>
+    <w:p>
+      <w:pPr>
+        <w:spacing w:line="360" w:lineRule="auto"/>
+      </w:pPr>
+      <w:r>
+        <w:rPr>
+          <w:rFonts w:ascii="宋体" w:hAnsi="宋体" w:eastAsia="宋体"/>
+          <w:sz w:val="24"/>
+        </w:rPr>
+        <w:t>• 绘制边：`O(E)`</w:t>
+      </w:r>
+    </w:p>
+    <w:p>
+      <w:pPr>
+        <w:spacing w:line="360" w:lineRule="auto"/>
+      </w:pPr>
+      <w:r>
+        <w:rPr>
+          <w:rFonts w:ascii="宋体" w:hAnsi="宋体" w:eastAsia="宋体"/>
+          <w:sz w:val="24"/>
+        </w:rPr>
+        <w:t>• 绘制结点：`O(V)`</w:t>
+      </w:r>
+    </w:p>
+    <w:p>
+      <w:pPr>
+        <w:spacing w:line="360" w:lineRule="auto"/>
+      </w:pPr>
+      <w:r>
+        <w:rPr>
+          <w:rFonts w:ascii="宋体" w:hAnsi="宋体" w:eastAsia="宋体"/>
+          <w:sz w:val="24"/>
+        </w:rPr>
+        <w:t>• 总体复杂度：**O(V + E)**</w:t>
+      </w:r>
+    </w:p>
+    <w:p>
+      <w:pPr>
+        <w:spacing w:line="360" w:lineRule="auto"/>
+        <w:ind w:firstLine="420"/>
+      </w:pPr>
+      <w:r>
+        <w:rPr>
+          <w:rFonts w:ascii="宋体" w:hAnsi="宋体" w:eastAsia="宋体"/>
+          <w:sz w:val="24"/>
+        </w:rPr>
+        <w:t>### 3.4 大模型辅助情况</w:t>
+      </w:r>
+    </w:p>
+    <w:p>
+      <w:pPr>
+        <w:spacing w:line="360" w:lineRule="auto"/>
+        <w:ind w:firstLine="420"/>
+      </w:pPr>
+      <w:r>
+        <w:rPr>
+          <w:rFonts w:ascii="宋体" w:hAnsi="宋体" w:eastAsia="宋体"/>
+          <w:sz w:val="24"/>
+        </w:rPr>
+        <w:t>在本实验中，可以将大模型作为“设计与编码助手”使用，而不能把它当作可直接提交答案的黑盒。我的使用方式主要包括：</w:t>
+      </w:r>
+    </w:p>
+    <w:p>
+      <w:pPr>
+        <w:spacing w:line="360" w:lineRule="auto"/>
+        <w:ind w:firstLine="420"/>
+      </w:pPr>
+      <w:r>
+        <w:rPr>
+          <w:rFonts w:ascii="宋体" w:hAnsi="宋体" w:eastAsia="宋体"/>
+          <w:sz w:val="24"/>
+        </w:rPr>
+        <w:t>#### 3.4.1 设计阶段提示词示例</w:t>
+      </w:r>
+    </w:p>
+    <w:p>
+      <w:pPr>
+        <w:spacing w:line="360" w:lineRule="auto"/>
+      </w:pPr>
+      <w:r>
+        <w:rPr>
+          <w:rFonts w:ascii="宋体" w:hAnsi="宋体" w:eastAsia="宋体"/>
+          <w:sz w:val="24"/>
+        </w:rPr>
+        <w:t>• “请用 Java 设计一个带权有向图数据结构，支持字符串结点、边权累加、查询邻接点。”</w:t>
+      </w:r>
+    </w:p>
+    <w:p>
+      <w:pPr>
+        <w:spacing w:line="360" w:lineRule="auto"/>
+      </w:pPr>
+      <w:r>
+        <w:rPr>
+          <w:rFonts w:ascii="宋体" w:hAnsi="宋体" w:eastAsia="宋体"/>
+          <w:sz w:val="24"/>
+        </w:rPr>
+        <w:t>• “请给出基于英文文本构建单词有向图的实现思路，并分析时间复杂度。”</w:t>
+      </w:r>
+    </w:p>
+    <w:p>
+      <w:pPr>
+        <w:spacing w:line="360" w:lineRule="auto"/>
+      </w:pPr>
+      <w:r>
+        <w:rPr>
+          <w:rFonts w:ascii="宋体" w:hAnsi="宋体" w:eastAsia="宋体"/>
+          <w:sz w:val="24"/>
+        </w:rPr>
+        <w:t>• “请说明桥接词查询、Dijkstra 最短路径、PageRank、随机游走这几个模块适合的数据结构。”</w:t>
+      </w:r>
+    </w:p>
+    <w:p>
+      <w:pPr>
+        <w:spacing w:line="360" w:lineRule="auto"/>
+        <w:ind w:firstLine="420"/>
+      </w:pPr>
+      <w:r>
+        <w:rPr>
+          <w:rFonts w:ascii="宋体" w:hAnsi="宋体" w:eastAsia="宋体"/>
+          <w:sz w:val="24"/>
+        </w:rPr>
+        <w:t>#### 3.4.2 代码生成阶段提示词示例</w:t>
+      </w:r>
+    </w:p>
+    <w:p>
+      <w:pPr>
+        <w:spacing w:line="360" w:lineRule="auto"/>
+      </w:pPr>
+      <w:r>
+        <w:rPr>
+          <w:rFonts w:ascii="宋体" w:hAnsi="宋体" w:eastAsia="宋体"/>
+          <w:sz w:val="24"/>
+        </w:rPr>
+        <w:t>• “请用 Java 实现一个文本规整化函数，把非字母字符替换为空格并统一转为小写。”</w:t>
+      </w:r>
+    </w:p>
+    <w:p>
+      <w:pPr>
+        <w:spacing w:line="360" w:lineRule="auto"/>
+      </w:pPr>
+      <w:r>
+        <w:rPr>
+          <w:rFonts w:ascii="宋体" w:hAnsi="宋体" w:eastAsia="宋体"/>
+          <w:sz w:val="24"/>
+        </w:rPr>
+        <w:t>• “请用 Java 实现 Dijkstra 算法，图结构为 Map&lt;String, Map&lt;String, Integer&gt;&gt;。”</w:t>
+      </w:r>
+    </w:p>
+    <w:p>
+      <w:pPr>
+        <w:spacing w:line="360" w:lineRule="auto"/>
+      </w:pPr>
+      <w:r>
+        <w:rPr>
+          <w:rFonts w:ascii="宋体" w:hAnsi="宋体" w:eastAsia="宋体"/>
+          <w:sz w:val="24"/>
+        </w:rPr>
+        <w:t>• “请为随机游走功能编写代码，要求遇到重复边时停止，并把路径写入文件。”</w:t>
+      </w:r>
+    </w:p>
+    <w:p>
+      <w:pPr>
+        <w:spacing w:line="360" w:lineRule="auto"/>
+        <w:ind w:firstLine="420"/>
+      </w:pPr>
+      <w:r>
+        <w:rPr>
+          <w:rFonts w:ascii="宋体" w:hAnsi="宋体" w:eastAsia="宋体"/>
+          <w:sz w:val="24"/>
+        </w:rPr>
+        <w:t>#### 3.4.3 对大模型结果的分析和评价</w:t>
+      </w:r>
+    </w:p>
+    <w:p>
+      <w:pPr>
+        <w:spacing w:line="360" w:lineRule="auto"/>
+        <w:ind w:firstLine="420"/>
+      </w:pPr>
+      <w:r>
+        <w:rPr>
+          <w:rFonts w:ascii="宋体" w:hAnsi="宋体" w:eastAsia="宋体"/>
+          <w:sz w:val="24"/>
+        </w:rPr>
+        <w:t>大模型在以下方面帮助明显：</w:t>
+      </w:r>
+    </w:p>
+    <w:p>
+      <w:pPr>
+        <w:spacing w:line="360" w:lineRule="auto"/>
+      </w:pPr>
+      <w:r>
+        <w:rPr>
+          <w:rFonts w:ascii="宋体" w:hAnsi="宋体" w:eastAsia="宋体"/>
+          <w:sz w:val="24"/>
+        </w:rPr>
+        <w:t>• 能较快给出模块化的类划分思路；</w:t>
+      </w:r>
+    </w:p>
+    <w:p>
+      <w:pPr>
+        <w:spacing w:line="360" w:lineRule="auto"/>
+      </w:pPr>
+      <w:r>
+        <w:rPr>
+          <w:rFonts w:ascii="宋体" w:hAnsi="宋体" w:eastAsia="宋体"/>
+          <w:sz w:val="24"/>
+        </w:rPr>
+        <w:t>• 能生成较完整的样板代码，减少重复劳动；</w:t>
+      </w:r>
+    </w:p>
+    <w:p>
+      <w:pPr>
+        <w:spacing w:line="360" w:lineRule="auto"/>
+      </w:pPr>
+      <w:r>
+        <w:rPr>
+          <w:rFonts w:ascii="宋体" w:hAnsi="宋体" w:eastAsia="宋体"/>
+          <w:sz w:val="24"/>
+        </w:rPr>
+        <w:t>• 对常见算法如 Dijkstra 和 PageRank 能迅速给出可参考实现。</w:t>
+      </w:r>
+    </w:p>
+    <w:p>
+      <w:pPr>
+        <w:spacing w:line="360" w:lineRule="auto"/>
+        <w:ind w:firstLine="420"/>
+      </w:pPr>
+      <w:r>
+        <w:rPr>
+          <w:rFonts w:ascii="宋体" w:hAnsi="宋体" w:eastAsia="宋体"/>
+          <w:sz w:val="24"/>
+        </w:rPr>
+        <w:t>但也存在明显问题：</w:t>
+      </w:r>
+    </w:p>
+    <w:p>
+      <w:pPr>
+        <w:spacing w:line="360" w:lineRule="auto"/>
+      </w:pPr>
+      <w:r>
+        <w:rPr>
+          <w:rFonts w:ascii="宋体" w:hAnsi="宋体" w:eastAsia="宋体"/>
+          <w:sz w:val="24"/>
+        </w:rPr>
+        <w:t>• 大模型生成的内容可能只“看起来合理”，不一定完全符合题目要求；</w:t>
+      </w:r>
+    </w:p>
+    <w:p>
+      <w:pPr>
+        <w:spacing w:line="360" w:lineRule="auto"/>
+      </w:pPr>
+      <w:r>
+        <w:rPr>
+          <w:rFonts w:ascii="宋体" w:hAnsi="宋体" w:eastAsia="宋体"/>
+          <w:sz w:val="24"/>
+        </w:rPr>
+        <w:t>• 对输入输出格式、提示语字符串等细节容易与实验手册不完全一致；</w:t>
+      </w:r>
+    </w:p>
+    <w:p>
+      <w:pPr>
+        <w:spacing w:line="360" w:lineRule="auto"/>
+      </w:pPr>
+      <w:r>
+        <w:rPr>
+          <w:rFonts w:ascii="宋体" w:hAnsi="宋体" w:eastAsia="宋体"/>
+          <w:sz w:val="24"/>
+        </w:rPr>
+        <w:t>• 对边界情况（如单词不存在、空图、重复边、无出边结点）容易考虑不全；</w:t>
+      </w:r>
+    </w:p>
+    <w:p>
+      <w:pPr>
+        <w:spacing w:line="360" w:lineRule="auto"/>
+      </w:pPr>
+      <w:r>
+        <w:rPr>
+          <w:rFonts w:ascii="宋体" w:hAnsi="宋体" w:eastAsia="宋体"/>
+          <w:sz w:val="24"/>
+        </w:rPr>
+        <w:t>• 若不加验证，可能生成无法通过测试的代码。</w:t>
+      </w:r>
+    </w:p>
+    <w:p>
+      <w:pPr>
+        <w:spacing w:line="360" w:lineRule="auto"/>
+        <w:ind w:firstLine="420"/>
+      </w:pPr>
+      <w:r>
+        <w:rPr>
+          <w:rFonts w:ascii="宋体" w:hAnsi="宋体" w:eastAsia="宋体"/>
+          <w:sz w:val="24"/>
+        </w:rPr>
+        <w:t>因此，对大模型输出必须做两件事：</w:t>
+      </w:r>
+    </w:p>
+    <w:p>
+      <w:pPr>
+        <w:spacing w:line="360" w:lineRule="auto"/>
+        <w:ind w:firstLine="420"/>
+      </w:pPr>
+      <w:r>
+        <w:rPr>
+          <w:rFonts w:ascii="宋体" w:hAnsi="宋体" w:eastAsia="宋体"/>
+          <w:sz w:val="24"/>
+        </w:rPr>
+        <w:t>1. 对照实验要求进行人工审查；</w:t>
+      </w:r>
+    </w:p>
+    <w:p>
+      <w:pPr>
+        <w:spacing w:line="360" w:lineRule="auto"/>
+        <w:ind w:firstLine="420"/>
+      </w:pPr>
+      <w:r>
+        <w:rPr>
+          <w:rFonts w:ascii="宋体" w:hAnsi="宋体" w:eastAsia="宋体"/>
+          <w:sz w:val="24"/>
+        </w:rPr>
+        <w:t>2. 通过单元测试和集成测试验证正确性。</w:t>
+      </w:r>
+    </w:p>
+    <w:p>
+      <w:pPr>
+        <w:ind w:firstLine="0"/>
+      </w:pPr>
+      <w:r>
+        <w:rPr>
+          <w:rFonts w:ascii="黑体" w:hAnsi="黑体" w:eastAsia="黑体"/>
+          <w:b/>
+          <w:sz w:val="32"/>
+        </w:rPr>
+        <w:t>4 算法代码的生成</w:t>
+      </w:r>
+    </w:p>
+    <w:p>
+      <w:pPr>
+        <w:spacing w:line="360" w:lineRule="auto"/>
+        <w:ind w:firstLine="420"/>
+      </w:pPr>
+      <w:r>
+        <w:rPr>
+          <w:rFonts w:ascii="宋体" w:hAnsi="宋体" w:eastAsia="宋体"/>
+          <w:sz w:val="24"/>
+        </w:rPr>
+        <w:t>本项目整体采用了较明确的分层结构：</w:t>
+      </w:r>
+    </w:p>
+    <w:p>
+      <w:pPr>
+        <w:spacing w:line="360" w:lineRule="auto"/>
+      </w:pPr>
+      <w:r>
+        <w:rPr>
+          <w:rFonts w:ascii="宋体" w:hAnsi="宋体" w:eastAsia="宋体"/>
+          <w:sz w:val="24"/>
+        </w:rPr>
+        <w:t>• `graph` 包负责图结构和建图；</w:t>
+      </w:r>
+    </w:p>
+    <w:p>
+      <w:pPr>
+        <w:spacing w:line="360" w:lineRule="auto"/>
+      </w:pPr>
+      <w:r>
+        <w:rPr>
+          <w:rFonts w:ascii="宋体" w:hAnsi="宋体" w:eastAsia="宋体"/>
+          <w:sz w:val="24"/>
+        </w:rPr>
+        <w:t>• `util` 包负责文本规整化；</w:t>
+      </w:r>
+    </w:p>
+    <w:p>
+      <w:pPr>
+        <w:spacing w:line="360" w:lineRule="auto"/>
+      </w:pPr>
+      <w:r>
+        <w:rPr>
+          <w:rFonts w:ascii="宋体" w:hAnsi="宋体" w:eastAsia="宋体"/>
+          <w:sz w:val="24"/>
+        </w:rPr>
+        <w:t>• `io` 包负责文件读取；</w:t>
+      </w:r>
+    </w:p>
+    <w:p>
+      <w:pPr>
+        <w:spacing w:line="360" w:lineRule="auto"/>
+      </w:pPr>
+      <w:r>
+        <w:rPr>
+          <w:rFonts w:ascii="宋体" w:hAnsi="宋体" w:eastAsia="宋体"/>
+          <w:sz w:val="24"/>
+        </w:rPr>
+        <w:t>• `service` 包负责桥接词、最短路径、PageRank、随机游走、图渲染等业务功能；</w:t>
+      </w:r>
+    </w:p>
+    <w:p>
+      <w:pPr>
+        <w:spacing w:line="360" w:lineRule="auto"/>
+      </w:pPr>
+      <w:r>
+        <w:rPr>
+          <w:rFonts w:ascii="宋体" w:hAnsi="宋体" w:eastAsia="宋体"/>
+          <w:sz w:val="24"/>
+        </w:rPr>
+        <w:t>• `app` 包提供命令行入口；</w:t>
+      </w:r>
+    </w:p>
+    <w:p>
+      <w:pPr>
+        <w:spacing w:line="360" w:lineRule="auto"/>
+      </w:pPr>
+      <w:r>
+        <w:rPr>
+          <w:rFonts w:ascii="宋体" w:hAnsi="宋体" w:eastAsia="宋体"/>
+          <w:sz w:val="24"/>
+        </w:rPr>
+        <w:t>• `tests` 包提供测试。</w:t>
+      </w:r>
+    </w:p>
+    <w:p>
+      <w:pPr>
+        <w:spacing w:line="360" w:lineRule="auto"/>
+        <w:ind w:firstLine="420"/>
+      </w:pPr>
+      <w:r>
+        <w:rPr>
+          <w:rFonts w:ascii="宋体" w:hAnsi="宋体" w:eastAsia="宋体"/>
+          <w:sz w:val="24"/>
+        </w:rPr>
+        <w:t>这种结构体现了软件工程中的模块化设计思想。大模型在生成代码时，比较适合用于：</w:t>
+      </w:r>
+    </w:p>
+    <w:p>
+      <w:pPr>
+        <w:spacing w:line="360" w:lineRule="auto"/>
+      </w:pPr>
+      <w:r>
+        <w:rPr>
+          <w:rFonts w:ascii="宋体" w:hAnsi="宋体" w:eastAsia="宋体"/>
+          <w:sz w:val="24"/>
+        </w:rPr>
+        <w:t>• 初步搭建类结构；</w:t>
+      </w:r>
+    </w:p>
+    <w:p>
+      <w:pPr>
+        <w:spacing w:line="360" w:lineRule="auto"/>
+      </w:pPr>
+      <w:r>
+        <w:rPr>
+          <w:rFonts w:ascii="宋体" w:hAnsi="宋体" w:eastAsia="宋体"/>
+          <w:sz w:val="24"/>
+        </w:rPr>
+        <w:t>• 快速生成标准算法框架；</w:t>
+      </w:r>
+    </w:p>
+    <w:p>
+      <w:pPr>
+        <w:spacing w:line="360" w:lineRule="auto"/>
+      </w:pPr>
+      <w:r>
+        <w:rPr>
+          <w:rFonts w:ascii="宋体" w:hAnsi="宋体" w:eastAsia="宋体"/>
+          <w:sz w:val="24"/>
+        </w:rPr>
+        <w:t>• 补充测试样例与异常处理逻辑。</w:t>
+      </w:r>
+    </w:p>
+    <w:p>
+      <w:pPr>
+        <w:spacing w:line="360" w:lineRule="auto"/>
+        <w:ind w:firstLine="420"/>
+      </w:pPr>
+      <w:r>
+        <w:rPr>
+          <w:rFonts w:ascii="宋体" w:hAnsi="宋体" w:eastAsia="宋体"/>
+          <w:sz w:val="24"/>
+        </w:rPr>
+        <w:t>实际落地时，仍需要根据项目真实结构进行手工整合。例如：</w:t>
+      </w:r>
+    </w:p>
+    <w:p>
+      <w:pPr>
+        <w:spacing w:line="360" w:lineRule="auto"/>
+      </w:pPr>
+      <w:r>
+        <w:rPr>
+          <w:rFonts w:ascii="宋体" w:hAnsi="宋体" w:eastAsia="宋体"/>
+          <w:sz w:val="24"/>
+        </w:rPr>
+        <w:t>• 将文本预处理单独封装到 `TextNormalizer`；</w:t>
+      </w:r>
+    </w:p>
+    <w:p>
+      <w:pPr>
+        <w:spacing w:line="360" w:lineRule="auto"/>
+      </w:pPr>
+      <w:r>
+        <w:rPr>
+          <w:rFonts w:ascii="宋体" w:hAnsi="宋体" w:eastAsia="宋体"/>
+          <w:sz w:val="24"/>
+        </w:rPr>
+        <w:t>• 将图构建逻辑独立到 `GraphBuilder` 和 `TextGraphService`；</w:t>
+      </w:r>
+    </w:p>
+    <w:p>
+      <w:pPr>
+        <w:spacing w:line="360" w:lineRule="auto"/>
+      </w:pPr>
+      <w:r>
+        <w:rPr>
+          <w:rFonts w:ascii="宋体" w:hAnsi="宋体" w:eastAsia="宋体"/>
+          <w:sz w:val="24"/>
+        </w:rPr>
+        <w:t>• 将不同功能拆分成多个 service 类，而不是全部堆在主函数里。</w:t>
+      </w:r>
+    </w:p>
+    <w:p>
+      <w:pPr>
+        <w:spacing w:line="360" w:lineRule="auto"/>
+        <w:ind w:firstLine="420"/>
+      </w:pPr>
+      <w:r>
+        <w:rPr>
+          <w:rFonts w:ascii="宋体" w:hAnsi="宋体" w:eastAsia="宋体"/>
+          <w:sz w:val="24"/>
+        </w:rPr>
+        <w:t>从最终仓库情况看，代码组织较规范，且测试覆盖到了主要功能，说明大模型辅助更多承担了“加速编码和梳理思路”的角色，而最终正确性仍然依赖开发者自行验证。</w:t>
+      </w:r>
+    </w:p>
+    <w:p>
+      <w:pPr>
+        <w:ind w:firstLine="0"/>
+      </w:pPr>
+      <w:r>
+        <w:rPr>
+          <w:rFonts w:ascii="黑体" w:hAnsi="黑体" w:eastAsia="黑体"/>
+          <w:b/>
+          <w:sz w:val="32"/>
+        </w:rPr>
+        <w:t>5 实验与测试</w:t>
+      </w:r>
+    </w:p>
+    <w:p>
+      <w:pPr>
+        <w:spacing w:line="360" w:lineRule="auto"/>
+        <w:ind w:firstLine="420"/>
+      </w:pPr>
+      <w:r>
+        <w:rPr>
+          <w:rFonts w:ascii="宋体" w:hAnsi="宋体" w:eastAsia="宋体"/>
+          <w:sz w:val="24"/>
+        </w:rPr>
+        <w:t>本项目仓库中提供的实际测试文件为：</w:t>
+      </w:r>
+    </w:p>
+    <w:p>
+      <w:pPr>
+        <w:spacing w:line="360" w:lineRule="auto"/>
+      </w:pPr>
+      <w:r>
+        <w:rPr>
+          <w:rFonts w:ascii="宋体" w:hAnsi="宋体" w:eastAsia="宋体"/>
+          <w:sz w:val="24"/>
+        </w:rPr>
+        <w:t>• `src/test/resources/sample.txt`</w:t>
+      </w:r>
+    </w:p>
+    <w:p>
+      <w:pPr>
+        <w:spacing w:line="360" w:lineRule="auto"/>
+        <w:ind w:firstLine="420"/>
+      </w:pPr>
+      <w:r>
+        <w:rPr>
+          <w:rFonts w:ascii="宋体" w:hAnsi="宋体" w:eastAsia="宋体"/>
+          <w:sz w:val="24"/>
+        </w:rPr>
+        <w:t>文件内容如下：</w:t>
+      </w:r>
+    </w:p>
+    <w:p>
+      <w:pPr>
+        <w:spacing w:line="360" w:lineRule="auto"/>
+        <w:ind w:firstLine="420"/>
+      </w:pPr>
+      <w:r>
+        <w:rPr>
+          <w:rFonts w:ascii="宋体" w:hAnsi="宋体" w:eastAsia="宋体"/>
+          <w:sz w:val="24"/>
+        </w:rPr>
+        <w:t>To @ explore strange new worlds,</w:t>
+      </w:r>
+    </w:p>
+    <w:p>
+      <w:pPr>
+        <w:spacing w:line="360" w:lineRule="auto"/>
+        <w:ind w:firstLine="420"/>
+      </w:pPr>
+      <w:r>
+        <w:rPr>
+          <w:rFonts w:ascii="宋体" w:hAnsi="宋体" w:eastAsia="宋体"/>
+          <w:sz w:val="24"/>
+        </w:rPr>
+        <w:t>To seek out new life and new civilizations</w:t>
+      </w:r>
+    </w:p>
+    <w:p>
+      <w:pPr>
+        <w:spacing w:line="360" w:lineRule="auto"/>
+        <w:ind w:firstLine="420"/>
+      </w:pPr>
+      <w:r>
+        <w:rPr>
+          <w:rFonts w:ascii="宋体" w:hAnsi="宋体" w:eastAsia="宋体"/>
+          <w:sz w:val="24"/>
+        </w:rPr>
+        <w:t>程序对该文本规整化后得到单词序列：</w:t>
+      </w:r>
+    </w:p>
+    <w:p>
+      <w:pPr>
+        <w:spacing w:line="360" w:lineRule="auto"/>
+        <w:ind w:firstLine="420"/>
+      </w:pPr>
+      <w:r>
+        <w:rPr>
+          <w:rFonts w:ascii="宋体" w:hAnsi="宋体" w:eastAsia="宋体"/>
+          <w:sz w:val="24"/>
+        </w:rPr>
+        <w:t>to explore strange new worlds to seek out new life and new civilizations</w:t>
+      </w:r>
+    </w:p>
+    <w:p>
+      <w:pPr>
+        <w:spacing w:line="360" w:lineRule="auto"/>
+        <w:ind w:firstLine="420"/>
+      </w:pPr>
+      <w:r>
+        <w:rPr>
+          <w:rFonts w:ascii="宋体" w:hAnsi="宋体" w:eastAsia="宋体"/>
+          <w:sz w:val="24"/>
+        </w:rPr>
+        <w:t>据此可手工得到图中主要边：</w:t>
+      </w:r>
+    </w:p>
+    <w:p>
+      <w:pPr>
+        <w:spacing w:line="360" w:lineRule="auto"/>
+      </w:pPr>
+      <w:r>
+        <w:rPr>
+          <w:rFonts w:ascii="宋体" w:hAnsi="宋体" w:eastAsia="宋体"/>
+          <w:sz w:val="24"/>
+        </w:rPr>
+        <w:t>• to → explore (1)</w:t>
+      </w:r>
+    </w:p>
+    <w:p>
+      <w:pPr>
+        <w:spacing w:line="360" w:lineRule="auto"/>
+      </w:pPr>
+      <w:r>
+        <w:rPr>
+          <w:rFonts w:ascii="宋体" w:hAnsi="宋体" w:eastAsia="宋体"/>
+          <w:sz w:val="24"/>
+        </w:rPr>
+        <w:t>• explore → strange (1)</w:t>
+      </w:r>
+    </w:p>
+    <w:p>
+      <w:pPr>
+        <w:spacing w:line="360" w:lineRule="auto"/>
+      </w:pPr>
+      <w:r>
+        <w:rPr>
+          <w:rFonts w:ascii="宋体" w:hAnsi="宋体" w:eastAsia="宋体"/>
+          <w:sz w:val="24"/>
+        </w:rPr>
+        <w:t>• strange → new (1)</w:t>
+      </w:r>
+    </w:p>
+    <w:p>
+      <w:pPr>
+        <w:spacing w:line="360" w:lineRule="auto"/>
+      </w:pPr>
+      <w:r>
+        <w:rPr>
+          <w:rFonts w:ascii="宋体" w:hAnsi="宋体" w:eastAsia="宋体"/>
+          <w:sz w:val="24"/>
+        </w:rPr>
+        <w:t>• new → worlds (1)</w:t>
+      </w:r>
+    </w:p>
+    <w:p>
+      <w:pPr>
+        <w:spacing w:line="360" w:lineRule="auto"/>
+      </w:pPr>
+      <w:r>
+        <w:rPr>
+          <w:rFonts w:ascii="宋体" w:hAnsi="宋体" w:eastAsia="宋体"/>
+          <w:sz w:val="24"/>
+        </w:rPr>
+        <w:t>• worlds → to (1)</w:t>
+      </w:r>
+    </w:p>
+    <w:p>
+      <w:pPr>
+        <w:spacing w:line="360" w:lineRule="auto"/>
+      </w:pPr>
+      <w:r>
+        <w:rPr>
+          <w:rFonts w:ascii="宋体" w:hAnsi="宋体" w:eastAsia="宋体"/>
+          <w:sz w:val="24"/>
+        </w:rPr>
+        <w:t>• to → seek (1)</w:t>
+      </w:r>
+    </w:p>
+    <w:p>
+      <w:pPr>
+        <w:spacing w:line="360" w:lineRule="auto"/>
+      </w:pPr>
+      <w:r>
+        <w:rPr>
+          <w:rFonts w:ascii="宋体" w:hAnsi="宋体" w:eastAsia="宋体"/>
+          <w:sz w:val="24"/>
+        </w:rPr>
+        <w:t>• seek → out (1)</w:t>
+      </w:r>
+    </w:p>
+    <w:p>
+      <w:pPr>
+        <w:spacing w:line="360" w:lineRule="auto"/>
+      </w:pPr>
+      <w:r>
+        <w:rPr>
+          <w:rFonts w:ascii="宋体" w:hAnsi="宋体" w:eastAsia="宋体"/>
+          <w:sz w:val="24"/>
+        </w:rPr>
+        <w:t>• out → new (1)</w:t>
+      </w:r>
+    </w:p>
+    <w:p>
+      <w:pPr>
+        <w:spacing w:line="360" w:lineRule="auto"/>
+      </w:pPr>
+      <w:r>
+        <w:rPr>
+          <w:rFonts w:ascii="宋体" w:hAnsi="宋体" w:eastAsia="宋体"/>
+          <w:sz w:val="24"/>
+        </w:rPr>
+        <w:t>• new → life (1)</w:t>
+      </w:r>
+    </w:p>
+    <w:p>
+      <w:pPr>
+        <w:spacing w:line="360" w:lineRule="auto"/>
+      </w:pPr>
+      <w:r>
+        <w:rPr>
+          <w:rFonts w:ascii="宋体" w:hAnsi="宋体" w:eastAsia="宋体"/>
+          <w:sz w:val="24"/>
+        </w:rPr>
+        <w:t>• life → and (1)</w:t>
+      </w:r>
+    </w:p>
+    <w:p>
+      <w:pPr>
+        <w:spacing w:line="360" w:lineRule="auto"/>
+      </w:pPr>
+      <w:r>
+        <w:rPr>
+          <w:rFonts w:ascii="宋体" w:hAnsi="宋体" w:eastAsia="宋体"/>
+          <w:sz w:val="24"/>
+        </w:rPr>
+        <w:t>• and → new (1)</w:t>
+      </w:r>
+    </w:p>
+    <w:p>
+      <w:pPr>
+        <w:spacing w:line="360" w:lineRule="auto"/>
+      </w:pPr>
+      <w:r>
+        <w:rPr>
+          <w:rFonts w:ascii="宋体" w:hAnsi="宋体" w:eastAsia="宋体"/>
+          <w:sz w:val="24"/>
+        </w:rPr>
+        <w:t>• new → civilizations (1)</w:t>
+      </w:r>
+    </w:p>
+    <w:p>
+      <w:pPr>
+        <w:spacing w:line="360" w:lineRule="auto"/>
+        <w:ind w:firstLine="420"/>
+      </w:pPr>
+      <w:r>
+        <w:rPr>
+          <w:rFonts w:ascii="宋体" w:hAnsi="宋体" w:eastAsia="宋体"/>
+          <w:sz w:val="24"/>
+        </w:rPr>
+        <w:t>结点总数为 10，边总数为 12。</w:t>
+      </w:r>
+    </w:p>
+    <w:p>
+      <w:pPr>
+        <w:spacing w:line="360" w:lineRule="auto"/>
+        <w:ind w:firstLine="420"/>
+      </w:pPr>
+      <w:r>
+        <w:rPr>
+          <w:rFonts w:ascii="宋体" w:hAnsi="宋体" w:eastAsia="宋体"/>
+          <w:sz w:val="24"/>
+        </w:rPr>
+        <w:t>### 5.1 读取文本文件并展示有向图</w:t>
+      </w:r>
+    </w:p>
+    <w:p>
+      <w:pPr>
+        <w:spacing w:line="360" w:lineRule="auto"/>
+        <w:ind w:firstLine="420"/>
+      </w:pPr>
+      <w:r>
+        <w:rPr>
+          <w:rFonts w:ascii="宋体" w:hAnsi="宋体" w:eastAsia="宋体"/>
+          <w:sz w:val="24"/>
+        </w:rPr>
+        <w:t>#### 文本文件中包含的内容</w:t>
+      </w:r>
+    </w:p>
+    <w:p>
+      <w:pPr>
+        <w:spacing w:line="360" w:lineRule="auto"/>
+        <w:ind w:firstLine="420"/>
+      </w:pPr>
+      <w:r>
+        <w:rPr>
+          <w:rFonts w:ascii="宋体" w:hAnsi="宋体" w:eastAsia="宋体"/>
+          <w:sz w:val="24"/>
+        </w:rPr>
+        <w:t>To @ explore strange new worlds,</w:t>
+      </w:r>
+    </w:p>
+    <w:p>
+      <w:pPr>
+        <w:spacing w:line="360" w:lineRule="auto"/>
+        <w:ind w:firstLine="420"/>
+      </w:pPr>
+      <w:r>
+        <w:rPr>
+          <w:rFonts w:ascii="宋体" w:hAnsi="宋体" w:eastAsia="宋体"/>
+          <w:sz w:val="24"/>
+        </w:rPr>
+        <w:t>To seek out new life and new civilizations</w:t>
+      </w:r>
+    </w:p>
+    <w:p>
+      <w:pPr>
+        <w:spacing w:line="360" w:lineRule="auto"/>
+        <w:ind w:firstLine="420"/>
+      </w:pPr>
+      <w:r>
+        <w:rPr>
+          <w:rFonts w:ascii="宋体" w:hAnsi="宋体" w:eastAsia="宋体"/>
+          <w:sz w:val="24"/>
+        </w:rPr>
+        <w:t>#### 期望生成的图（手工计算得到）</w:t>
+      </w:r>
+    </w:p>
+    <w:p>
+      <w:pPr>
+        <w:spacing w:line="360" w:lineRule="auto"/>
+        <w:ind w:firstLine="420"/>
+      </w:pPr>
+      <w:r>
+        <w:rPr>
+          <w:rFonts w:ascii="宋体" w:hAnsi="宋体" w:eastAsia="宋体"/>
+          <w:sz w:val="24"/>
+        </w:rPr>
+        <w:t>应包含 10 个结点：</w:t>
+      </w:r>
+    </w:p>
+    <w:p>
+      <w:pPr>
+        <w:spacing w:line="360" w:lineRule="auto"/>
+        <w:ind w:firstLine="420"/>
+      </w:pPr>
+      <w:r>
+        <w:rPr>
+          <w:rFonts w:ascii="宋体" w:hAnsi="宋体" w:eastAsia="宋体"/>
+          <w:sz w:val="24"/>
+        </w:rPr>
+      </w:r>
+      <w:r>
+        <w:rPr>
+          <w:rFonts w:ascii="Courier New" w:hAnsi="Courier New"/>
+          <w:sz w:val="24"/>
+        </w:rPr>
+        <w:t>to, explore, strange, new, worlds, seek, out, life, and, civilizations</w:t>
+      </w:r>
+      <w:r>
+        <w:rPr>
+          <w:rFonts w:ascii="宋体" w:hAnsi="宋体" w:eastAsia="宋体"/>
+          <w:sz w:val="24"/>
+        </w:rPr>
+      </w:r>
+    </w:p>
+    <w:p>
+      <w:pPr>
+        <w:spacing w:line="360" w:lineRule="auto"/>
+        <w:ind w:firstLine="420"/>
+      </w:pPr>
+      <w:r>
+        <w:rPr>
+          <w:rFonts w:ascii="宋体" w:hAnsi="宋体" w:eastAsia="宋体"/>
+          <w:sz w:val="24"/>
+        </w:rPr>
+        <w:t>应包含 12 条有向边：</w:t>
+      </w:r>
+    </w:p>
+    <w:p>
+      <w:pPr>
+        <w:spacing w:line="360" w:lineRule="auto"/>
+        <w:ind w:firstLine="420"/>
+      </w:pPr>
+      <w:r>
+        <w:rPr>
+          <w:rFonts w:ascii="宋体" w:hAnsi="宋体" w:eastAsia="宋体"/>
+          <w:sz w:val="24"/>
+        </w:rPr>
+      </w:r>
+      <w:r>
+        <w:rPr>
+          <w:rFonts w:ascii="Courier New" w:hAnsi="Courier New"/>
+          <w:sz w:val="24"/>
+        </w:rPr>
+        <w:t>to-&gt;explore, explore-&gt;strange, strange-&gt;new, new-&gt;worlds, worlds-&gt;to, to-&gt;seek, seek-&gt;out, out-&gt;new, new-&gt;life, life-&gt;and, and-&gt;new, new-&gt;civilizations</w:t>
+      </w:r>
+      <w:r>
+        <w:rPr>
+          <w:rFonts w:ascii="宋体" w:hAnsi="宋体" w:eastAsia="宋体"/>
+          <w:sz w:val="24"/>
+        </w:rPr>
+      </w:r>
+    </w:p>
+    <w:p>
+      <w:pPr>
+        <w:spacing w:line="360" w:lineRule="auto"/>
+        <w:ind w:firstLine="420"/>
+      </w:pPr>
+      <w:r>
+        <w:rPr>
+          <w:rFonts w:ascii="宋体" w:hAnsi="宋体" w:eastAsia="宋体"/>
+          <w:sz w:val="24"/>
+        </w:rPr>
+        <w:t>每条边权均为 1。</w:t>
+      </w:r>
+    </w:p>
+    <w:p>
+      <w:pPr>
+        <w:spacing w:line="360" w:lineRule="auto"/>
+        <w:ind w:firstLine="420"/>
+      </w:pPr>
+      <w:r>
+        <w:rPr>
+          <w:rFonts w:ascii="宋体" w:hAnsi="宋体" w:eastAsia="宋体"/>
+          <w:sz w:val="24"/>
+        </w:rPr>
+        <w:t>#### 程序实际生成的图</w:t>
+      </w:r>
+    </w:p>
+    <w:p>
+      <w:pPr>
+        <w:spacing w:line="360" w:lineRule="auto"/>
+        <w:ind w:firstLine="420"/>
+      </w:pPr>
+      <w:r>
+        <w:rPr>
+          <w:rFonts w:ascii="宋体" w:hAnsi="宋体" w:eastAsia="宋体"/>
+          <w:sz w:val="24"/>
+        </w:rPr>
+        <w:t>实际运行结果：</w:t>
+      </w:r>
+    </w:p>
+    <w:p>
+      <w:pPr>
+        <w:spacing w:line="360" w:lineRule="auto"/>
+      </w:pPr>
+      <w:r>
+        <w:rPr>
+          <w:rFonts w:ascii="宋体" w:hAnsi="宋体" w:eastAsia="宋体"/>
+          <w:sz w:val="24"/>
+        </w:rPr>
+        <w:t>• `Words: 10`</w:t>
+      </w:r>
+    </w:p>
+    <w:p>
+      <w:pPr>
+        <w:spacing w:line="360" w:lineRule="auto"/>
+      </w:pPr>
+      <w:r>
+        <w:rPr>
+          <w:rFonts w:ascii="宋体" w:hAnsi="宋体" w:eastAsia="宋体"/>
+          <w:sz w:val="24"/>
+        </w:rPr>
+        <w:t>• `Edges: 12`</w:t>
+      </w:r>
+    </w:p>
+    <w:p>
+      <w:pPr>
+        <w:spacing w:line="360" w:lineRule="auto"/>
+      </w:pPr>
+      <w:r>
+        <w:rPr>
+          <w:rFonts w:ascii="宋体" w:hAnsi="宋体" w:eastAsia="宋体"/>
+          <w:sz w:val="24"/>
+        </w:rPr>
+        <w:t>• 输出图片文件：`out/directed-graph.png`</w:t>
+      </w:r>
+    </w:p>
+    <w:p>
+      <w:pPr>
+        <w:spacing w:line="360" w:lineRule="auto"/>
+        <w:ind w:firstLine="420"/>
+      </w:pPr>
+      <w:r>
+        <w:rPr>
+          <w:rFonts w:ascii="宋体" w:hAnsi="宋体" w:eastAsia="宋体"/>
+          <w:sz w:val="24"/>
+        </w:rPr>
+        <w:t>#### 二者是否一致</w:t>
+      </w:r>
+    </w:p>
+    <w:p>
+      <w:pPr>
+        <w:spacing w:line="360" w:lineRule="auto"/>
+        <w:ind w:firstLine="420"/>
+      </w:pPr>
+      <w:r>
+        <w:rPr>
+          <w:rFonts w:ascii="宋体" w:hAnsi="宋体" w:eastAsia="宋体"/>
+          <w:sz w:val="24"/>
+        </w:rPr>
+        <w:t>一致。</w:t>
+      </w:r>
+    </w:p>
+    <w:p>
+      <w:pPr>
+        <w:spacing w:line="360" w:lineRule="auto"/>
+        <w:ind w:firstLine="420"/>
+      </w:pPr>
+      <w:r>
+        <w:rPr>
+          <w:rFonts w:ascii="宋体" w:hAnsi="宋体" w:eastAsia="宋体"/>
+          <w:sz w:val="24"/>
+        </w:rPr>
+        <w:t>#### 运行结果说明</w:t>
+      </w:r>
+    </w:p>
+    <w:p>
+      <w:pPr>
+        <w:spacing w:line="360" w:lineRule="auto"/>
+        <w:ind w:firstLine="420"/>
+      </w:pPr>
+      <w:r>
+        <w:rPr>
+          <w:rFonts w:ascii="宋体" w:hAnsi="宋体" w:eastAsia="宋体"/>
+          <w:sz w:val="24"/>
+        </w:rPr>
+        <w:t xml:space="preserve">程序成功将文本转化为带权有向图，并导出 PNG 图片。仓库测试 </w:t>
+      </w:r>
+      <w:r>
+        <w:rPr>
+          <w:rFonts w:ascii="Courier New" w:hAnsi="Courier New"/>
+          <w:sz w:val="24"/>
+        </w:rPr>
+        <w:t>Stage1IntegrationTest</w:t>
+      </w:r>
+      <w:r>
+        <w:rPr>
+          <w:rFonts w:ascii="宋体" w:hAnsi="宋体" w:eastAsia="宋体"/>
+          <w:sz w:val="24"/>
+        </w:rPr>
+        <w:t xml:space="preserve"> 也验证了结点数、边数和跨行相邻关系均正确。</w:t>
+      </w:r>
+    </w:p>
+    <w:p>
+      <w:pPr>
+        <w:spacing w:line="360" w:lineRule="auto"/>
+        <w:ind w:firstLine="420"/>
+      </w:pPr>
+      <w:r>
+        <w:rPr>
+          <w:rFonts w:ascii="宋体" w:hAnsi="宋体" w:eastAsia="宋体"/>
+          <w:sz w:val="24"/>
+        </w:rPr>
+        <w:t>### 5.2 查询桥接词</w:t>
+      </w:r>
+    </w:p>
+    <w:p>
+      <w:pPr>
+        <w:spacing w:line="360" w:lineRule="auto"/>
+        <w:ind w:firstLine="420"/>
+      </w:pPr>
+      <w:r>
+        <w:rPr>
+          <w:rFonts w:ascii="宋体" w:hAnsi="宋体" w:eastAsia="宋体"/>
+          <w:sz w:val="24"/>
+        </w:rPr>
+        <w:t>说明：其中第 4、5 条分别来自我在主程序中的真实运行和集成测试行为。</w:t>
+      </w:r>
+    </w:p>
+    <w:p>
+      <w:pPr>
+        <w:spacing w:line="360" w:lineRule="auto"/>
+        <w:ind w:firstLine="420"/>
+      </w:pPr>
+      <w:r>
+        <w:rPr>
+          <w:rFonts w:ascii="宋体" w:hAnsi="宋体" w:eastAsia="宋体"/>
+          <w:sz w:val="24"/>
+        </w:rPr>
+        <w:t>### 5.3 根据桥接词生成新文本</w:t>
+      </w:r>
+    </w:p>
+    <w:p>
+      <w:pPr>
+        <w:spacing w:line="360" w:lineRule="auto"/>
+        <w:ind w:firstLine="420"/>
+      </w:pPr>
+      <w:r>
+        <w:rPr>
+          <w:rFonts w:ascii="宋体" w:hAnsi="宋体" w:eastAsia="宋体"/>
+          <w:sz w:val="24"/>
+        </w:rPr>
+        <w:t>说明：</w:t>
+      </w:r>
+    </w:p>
+    <w:p>
+      <w:pPr>
+        <w:spacing w:line="360" w:lineRule="auto"/>
+      </w:pPr>
+      <w:r>
+        <w:rPr>
+          <w:rFonts w:ascii="宋体" w:hAnsi="宋体" w:eastAsia="宋体"/>
+          <w:sz w:val="24"/>
+        </w:rPr>
+        <w:t>• 第 1 条来自 `NewTextGeneratorTest` / `BridgeIntegrationTest`。</w:t>
+      </w:r>
+    </w:p>
+    <w:p>
+      <w:pPr>
+        <w:spacing w:line="360" w:lineRule="auto"/>
+      </w:pPr>
+      <w:r>
+        <w:rPr>
+          <w:rFonts w:ascii="宋体" w:hAnsi="宋体" w:eastAsia="宋体"/>
+          <w:sz w:val="24"/>
+        </w:rPr>
+        <w:t>• 第 2 条来自我对主程序的真实运行。</w:t>
+      </w:r>
+    </w:p>
+    <w:p>
+      <w:pPr>
+        <w:spacing w:line="360" w:lineRule="auto"/>
+      </w:pPr>
+      <w:r>
+        <w:rPr>
+          <w:rFonts w:ascii="宋体" w:hAnsi="宋体" w:eastAsia="宋体"/>
+          <w:sz w:val="24"/>
+        </w:rPr>
+        <w:t>• 第 3 条为合理边界输入：由于不存在桥接词，因此仅进行规范化输出。</w:t>
+      </w:r>
+    </w:p>
+    <w:p>
+      <w:pPr>
+        <w:spacing w:line="360" w:lineRule="auto"/>
+        <w:ind w:firstLine="420"/>
+      </w:pPr>
+      <w:r>
+        <w:rPr>
+          <w:rFonts w:ascii="宋体" w:hAnsi="宋体" w:eastAsia="宋体"/>
+          <w:sz w:val="24"/>
+        </w:rPr>
+        <w:t>### 5.4 计算最短路径</w:t>
+      </w:r>
+    </w:p>
+    <w:p>
+      <w:pPr>
+        <w:spacing w:line="360" w:lineRule="auto"/>
+        <w:ind w:firstLine="420"/>
+      </w:pPr>
+      <w:r>
+        <w:rPr>
+          <w:rFonts w:ascii="宋体" w:hAnsi="宋体" w:eastAsia="宋体"/>
+          <w:sz w:val="24"/>
+        </w:rPr>
+        <w:t>说明：第 3 条为我对主程序的真实运行结果。</w:t>
+      </w:r>
+    </w:p>
+    <w:p>
+      <w:pPr>
+        <w:spacing w:line="360" w:lineRule="auto"/>
+        <w:ind w:firstLine="420"/>
+      </w:pPr>
+      <w:r>
+        <w:rPr>
+          <w:rFonts w:ascii="宋体" w:hAnsi="宋体" w:eastAsia="宋体"/>
+          <w:sz w:val="24"/>
+        </w:rPr>
+        <w:t>### 5.5 计算 PageRank 值</w:t>
+      </w:r>
+    </w:p>
+    <w:p>
+      <w:pPr>
+        <w:spacing w:line="360" w:lineRule="auto"/>
+        <w:ind w:firstLine="420"/>
+      </w:pPr>
+      <w:r>
+        <w:rPr>
+          <w:rFonts w:ascii="宋体" w:hAnsi="宋体" w:eastAsia="宋体"/>
+          <w:sz w:val="24"/>
+        </w:rPr>
+        <w:t>说明：</w:t>
+      </w:r>
+    </w:p>
+    <w:p>
+      <w:pPr>
+        <w:spacing w:line="360" w:lineRule="auto"/>
+      </w:pPr>
+      <w:r>
+        <w:rPr>
+          <w:rFonts w:ascii="宋体" w:hAnsi="宋体" w:eastAsia="宋体"/>
+          <w:sz w:val="24"/>
+        </w:rPr>
+        <w:t>• 第 1 条来自真实运行与测试。</w:t>
+      </w:r>
+    </w:p>
+    <w:p>
+      <w:pPr>
+        <w:spacing w:line="360" w:lineRule="auto"/>
+      </w:pPr>
+      <w:r>
+        <w:rPr>
+          <w:rFonts w:ascii="宋体" w:hAnsi="宋体" w:eastAsia="宋体"/>
+          <w:sz w:val="24"/>
+        </w:rPr>
+        <w:t>• 第 2 条来自业务逻辑：service 层返回 `null`，应用层输出提示信息。</w:t>
+      </w:r>
+    </w:p>
+    <w:p>
+      <w:pPr>
+        <w:spacing w:line="360" w:lineRule="auto"/>
+        <w:ind w:firstLine="420"/>
+      </w:pPr>
+      <w:r>
+        <w:rPr>
+          <w:rFonts w:ascii="宋体" w:hAnsi="宋体" w:eastAsia="宋体"/>
+          <w:sz w:val="24"/>
+        </w:rPr>
+        <w:t>### 5.6 随机游走</w:t>
+      </w:r>
+    </w:p>
+    <w:p>
+      <w:pPr>
+        <w:spacing w:line="360" w:lineRule="auto"/>
+        <w:ind w:firstLine="420"/>
+      </w:pPr>
+      <w:r>
+        <w:rPr>
+          <w:rFonts w:ascii="宋体" w:hAnsi="宋体" w:eastAsia="宋体"/>
+          <w:sz w:val="24"/>
+        </w:rPr>
+        <w:t>该功能无固定输入，因此多次执行并记录结果。</w:t>
+      </w:r>
+    </w:p>
+    <w:p>
+      <w:pPr>
+        <w:spacing w:line="360" w:lineRule="auto"/>
+        <w:ind w:firstLine="420"/>
+      </w:pPr>
+      <w:r>
+        <w:rPr>
+          <w:rFonts w:ascii="宋体" w:hAnsi="宋体" w:eastAsia="宋体"/>
+          <w:sz w:val="24"/>
+        </w:rPr>
+        <w:t>说明：</w:t>
+      </w:r>
+    </w:p>
+    <w:p>
+      <w:pPr>
+        <w:spacing w:line="360" w:lineRule="auto"/>
+      </w:pPr>
+      <w:r>
+        <w:rPr>
+          <w:rFonts w:ascii="宋体" w:hAnsi="宋体" w:eastAsia="宋体"/>
+          <w:sz w:val="24"/>
+        </w:rPr>
+        <w:t>• 第 1 条来自我对主程序的真实运行。</w:t>
+      </w:r>
+    </w:p>
+    <w:p>
+      <w:pPr>
+        <w:spacing w:line="360" w:lineRule="auto"/>
+      </w:pPr>
+      <w:r>
+        <w:rPr>
+          <w:rFonts w:ascii="宋体" w:hAnsi="宋体" w:eastAsia="宋体"/>
+          <w:sz w:val="24"/>
+        </w:rPr>
+        <w:t>• 第 2、3 条来自 `RandomWalkServiceTest`，用于验证遇到重复边时能够正确停止。</w:t>
+      </w:r>
+    </w:p>
+    <w:p>
+      <w:pPr>
+        <w:ind w:firstLine="0"/>
+      </w:pPr>
+      <w:r>
+        <w:rPr>
+          <w:rFonts w:ascii="黑体" w:hAnsi="黑体" w:eastAsia="黑体"/>
+          <w:b/>
+          <w:sz w:val="32"/>
+        </w:rPr>
+        <w:t>6 编程语言与开发环境</w:t>
+      </w:r>
+    </w:p>
+    <w:p>
+      <w:pPr>
+        <w:spacing w:line="360" w:lineRule="auto"/>
+        <w:ind w:firstLine="420"/>
+      </w:pPr>
+      <w:r>
+        <w:rPr>
+          <w:rFonts w:ascii="宋体" w:hAnsi="宋体" w:eastAsia="宋体"/>
+          <w:sz w:val="24"/>
+        </w:rPr>
+        <w:t>### 6.1 编程语言</w:t>
+      </w:r>
+    </w:p>
+    <w:p>
+      <w:pPr>
+        <w:spacing w:line="360" w:lineRule="auto"/>
+      </w:pPr>
+      <w:r>
+        <w:rPr>
+          <w:rFonts w:ascii="宋体" w:hAnsi="宋体" w:eastAsia="宋体"/>
+          <w:sz w:val="24"/>
+        </w:rPr>
+        <w:t>• Java</w:t>
+      </w:r>
+    </w:p>
+    <w:p>
+      <w:pPr>
+        <w:spacing w:line="360" w:lineRule="auto"/>
+        <w:ind w:firstLine="420"/>
+      </w:pPr>
+      <w:r>
+        <w:rPr>
+          <w:rFonts w:ascii="宋体" w:hAnsi="宋体" w:eastAsia="宋体"/>
+          <w:sz w:val="24"/>
+        </w:rPr>
+        <w:t>### 6.2 JDK 版本</w:t>
+      </w:r>
+    </w:p>
+    <w:p>
+      <w:pPr>
+        <w:spacing w:line="360" w:lineRule="auto"/>
+      </w:pPr>
+      <w:r>
+        <w:rPr>
+          <w:rFonts w:ascii="宋体" w:hAnsi="宋体" w:eastAsia="宋体"/>
+          <w:sz w:val="24"/>
+        </w:rPr>
+        <w:t>• 仓库 README 中建议使用：**JDK 23**</w:t>
+      </w:r>
+    </w:p>
+    <w:p>
+      <w:pPr>
+        <w:spacing w:line="360" w:lineRule="auto"/>
+      </w:pPr>
+      <w:r>
+        <w:rPr>
+          <w:rFonts w:ascii="宋体" w:hAnsi="宋体" w:eastAsia="宋体"/>
+          <w:sz w:val="24"/>
+        </w:rPr>
+        <w:t>• 本次实际运行环境：**OpenJDK 25.0.2**</w:t>
+      </w:r>
+    </w:p>
+    <w:p>
+      <w:pPr>
+        <w:spacing w:line="360" w:lineRule="auto"/>
+        <w:ind w:firstLine="420"/>
+      </w:pPr>
+      <w:r>
+        <w:rPr>
+          <w:rFonts w:ascii="宋体" w:hAnsi="宋体" w:eastAsia="宋体"/>
+          <w:sz w:val="24"/>
+        </w:rPr>
+        <w:t>### 6.3 IDE 版本</w:t>
+      </w:r>
+    </w:p>
+    <w:p>
+      <w:pPr>
+        <w:spacing w:line="360" w:lineRule="auto"/>
+      </w:pPr>
+      <w:r>
+        <w:rPr>
+          <w:rFonts w:ascii="宋体" w:hAnsi="宋体" w:eastAsia="宋体"/>
+          <w:sz w:val="24"/>
+        </w:rPr>
+        <w:t>• 仓库中默认面向 IntelliJ IDEA 项目结构进行开发</w:t>
+      </w:r>
+    </w:p>
+    <w:p>
+      <w:pPr>
+        <w:spacing w:line="360" w:lineRule="auto"/>
+      </w:pPr>
+      <w:r>
+        <w:rPr>
+          <w:rFonts w:ascii="宋体" w:hAnsi="宋体" w:eastAsia="宋体"/>
+          <w:sz w:val="24"/>
+        </w:rPr>
+        <w:t>• `.idea/` 配置文件已包含在仓库中</w:t>
+      </w:r>
+    </w:p>
+    <w:p>
+      <w:pPr>
+        <w:spacing w:line="360" w:lineRule="auto"/>
+        <w:ind w:firstLine="420"/>
+      </w:pPr>
+      <w:r>
+        <w:rPr>
+          <w:rFonts w:ascii="宋体" w:hAnsi="宋体" w:eastAsia="宋体"/>
+          <w:sz w:val="24"/>
+        </w:rPr>
+        <w:t>### 6.4 其他开发配置</w:t>
+      </w:r>
+    </w:p>
+    <w:p>
+      <w:pPr>
+        <w:spacing w:line="360" w:lineRule="auto"/>
+      </w:pPr>
+      <w:r>
+        <w:rPr>
+          <w:rFonts w:ascii="宋体" w:hAnsi="宋体" w:eastAsia="宋体"/>
+          <w:sz w:val="24"/>
+        </w:rPr>
+        <w:t>• 源码目录：`src/main/java`</w:t>
+      </w:r>
+    </w:p>
+    <w:p>
+      <w:pPr>
+        <w:spacing w:line="360" w:lineRule="auto"/>
+      </w:pPr>
+      <w:r>
+        <w:rPr>
+          <w:rFonts w:ascii="宋体" w:hAnsi="宋体" w:eastAsia="宋体"/>
+          <w:sz w:val="24"/>
+        </w:rPr>
+        <w:t>• 测试目录：`src/test/java`</w:t>
+      </w:r>
+    </w:p>
+    <w:p>
+      <w:pPr>
+        <w:spacing w:line="360" w:lineRule="auto"/>
+      </w:pPr>
+      <w:r>
+        <w:rPr>
+          <w:rFonts w:ascii="宋体" w:hAnsi="宋体" w:eastAsia="宋体"/>
+          <w:sz w:val="24"/>
+        </w:rPr>
+        <w:t>• 测试资源：`src/test/resources/sample.txt`</w:t>
+      </w:r>
+    </w:p>
+    <w:p>
+      <w:pPr>
+        <w:spacing w:line="360" w:lineRule="auto"/>
+      </w:pPr>
+      <w:r>
+        <w:rPr>
+          <w:rFonts w:ascii="宋体" w:hAnsi="宋体" w:eastAsia="宋体"/>
+          <w:sz w:val="24"/>
+        </w:rPr>
+        <w:t>• 输出目录：`out/`</w:t>
+      </w:r>
+    </w:p>
+    <w:p>
+      <w:pPr>
+        <w:spacing w:line="360" w:lineRule="auto"/>
+        <w:ind w:firstLine="420"/>
+      </w:pPr>
+      <w:r>
+        <w:rPr>
+          <w:rFonts w:ascii="宋体" w:hAnsi="宋体" w:eastAsia="宋体"/>
+          <w:sz w:val="24"/>
+        </w:rPr>
+        <w:t>### 6.5 采用的大模型</w:t>
+      </w:r>
+    </w:p>
+    <w:p>
+      <w:pPr>
+        <w:spacing w:line="360" w:lineRule="auto"/>
+        <w:ind w:firstLine="420"/>
+      </w:pPr>
+      <w:r>
+        <w:rPr>
+          <w:rFonts w:ascii="宋体" w:hAnsi="宋体" w:eastAsia="宋体"/>
+          <w:sz w:val="24"/>
+        </w:rPr>
+        <w:t>本实验允许在设计、编码、测试分析和报告撰写阶段使用大模型辅助。实际使用时，大模型主要承担以下角色：</w:t>
+      </w:r>
+    </w:p>
+    <w:p>
+      <w:pPr>
+        <w:spacing w:line="360" w:lineRule="auto"/>
+      </w:pPr>
+      <w:r>
+        <w:rPr>
+          <w:rFonts w:ascii="宋体" w:hAnsi="宋体" w:eastAsia="宋体"/>
+          <w:sz w:val="24"/>
+        </w:rPr>
+        <w:t>• 辅助设计类结构与模块边界；</w:t>
+      </w:r>
+    </w:p>
+    <w:p>
+      <w:pPr>
+        <w:spacing w:line="360" w:lineRule="auto"/>
+      </w:pPr>
+      <w:r>
+        <w:rPr>
+          <w:rFonts w:ascii="宋体" w:hAnsi="宋体" w:eastAsia="宋体"/>
+          <w:sz w:val="24"/>
+        </w:rPr>
+        <w:t>• 辅助生成标准算法代码框架；</w:t>
+      </w:r>
+    </w:p>
+    <w:p>
+      <w:pPr>
+        <w:spacing w:line="360" w:lineRule="auto"/>
+      </w:pPr>
+      <w:r>
+        <w:rPr>
+          <w:rFonts w:ascii="宋体" w:hAnsi="宋体" w:eastAsia="宋体"/>
+          <w:sz w:val="24"/>
+        </w:rPr>
+        <w:t>• 辅助生成与润色实验报告文本；</w:t>
+      </w:r>
+    </w:p>
+    <w:p>
+      <w:pPr>
+        <w:spacing w:line="360" w:lineRule="auto"/>
+      </w:pPr>
+      <w:r>
+        <w:rPr>
+          <w:rFonts w:ascii="宋体" w:hAnsi="宋体" w:eastAsia="宋体"/>
+          <w:sz w:val="24"/>
+        </w:rPr>
+        <w:t>• 辅助梳理测试结论与版本管理过程。</w:t>
+      </w:r>
+    </w:p>
+    <w:p>
+      <w:pPr>
+        <w:spacing w:line="360" w:lineRule="auto"/>
+        <w:ind w:firstLine="420"/>
+      </w:pPr>
+      <w:r>
+        <w:rPr>
+          <w:rFonts w:ascii="宋体" w:hAnsi="宋体" w:eastAsia="宋体"/>
+          <w:sz w:val="24"/>
+        </w:rPr>
+        <w:t>但所有生成内容都需要经过人工检查与程序测试验证，不能直接照搬。</w:t>
+      </w:r>
+    </w:p>
+    <w:p>
+      <w:pPr>
+        <w:ind w:firstLine="0"/>
+      </w:pPr>
+      <w:r>
+        <w:rPr>
+          <w:rFonts w:ascii="黑体" w:hAnsi="黑体" w:eastAsia="黑体"/>
           <w:b/>
           <w:sz w:val="28"/>
         </w:rPr>
-        <w:t>基本信息</w:t>
-      </w:r>
-    </w:p>
-    <w:p>
-      <w:r>
-        <w:t>- 仓库：`shizhenneko/Lab1-2023112455`</w:t>
-      </w:r>
-    </w:p>
-    <w:p>
-      <w:r>
-        <w:t>- 学生学号：2023112455</w:t>
-      </w:r>
-    </w:p>
-    <w:p>
-      <w:r>
-        <w:t>- 实验主题：基于大模型的编程与 Git 实战</w:t>
-      </w:r>
-    </w:p>
-    <w:p>
-      <w:r>
-        <w:t>- 本报告对应内容：仓库中的 `lab1` 项目</w:t>
-      </w:r>
-    </w:p>
-    <w:p/>
-    <w:p/>
-    <w:p>
-      <w:r>
-        <w:rPr>
+        <w:t>6.1 编程语言</w:t>
+      </w:r>
+    </w:p>
+    <w:p>
+      <w:pPr>
+        <w:spacing w:line="360" w:lineRule="auto"/>
+        <w:ind w:firstLine="420"/>
+      </w:pPr>
+      <w:r>
+        <w:rPr>
+          <w:rFonts w:ascii="宋体" w:hAnsi="宋体" w:eastAsia="宋体"/>
+          <w:sz w:val="24"/>
+        </w:rPr>
+        <w:t>编程语言采用 Java。项目源码位于 src/main/java，测试代码位于 src/test/java，适合在 IntelliJ IDEA 中直接导入与运行。</w:t>
+      </w:r>
+    </w:p>
+    <w:p>
+      <w:pPr>
+        <w:ind w:firstLine="0"/>
+      </w:pPr>
+      <w:r>
+        <w:rPr>
+          <w:rFonts w:ascii="黑体" w:hAnsi="黑体" w:eastAsia="黑体"/>
           <w:b/>
           <w:sz w:val="28"/>
         </w:rPr>
-        <w:t>1 实验要求</w:t>
-      </w:r>
-    </w:p>
-    <w:p>
-      <w:r>
-        <w:t>本实验要求基于输入英文文本构建有向图，并在该图上实现若干操作，包括：读取文本并生成图、展示有向图、查询桥接词、根据桥接词生成新文本、计算最短路径、计算 PageRank 值以及执行随机游走。同时，实验还要求结合大模型辅助完成程序设计与编码，并使用 Git 完成仓库创建、提交与分支管理等版本控制操作。</w:t>
-      </w:r>
-    </w:p>
-    <w:p/>
-    <w:p>
-      <w:r>
-        <w:t>就实现目标而言，实验不仅要求程序能够正确运行，还要求学生能够从需求分析、算法设计、数据结构设计、测试验证和版本管理几个层面完整展示软件工程实践过程。因此，本实验既考查编程实现能力，也考查利用大模型提升开发效率、并对大模型输出进行甄别和修正的能力。</w:t>
-      </w:r>
-    </w:p>
-    <w:p/>
-    <w:p/>
-    <w:p>
-      <w:r>
-        <w:rPr>
+        <w:t>6.2 采用的大模型</w:t>
+      </w:r>
+    </w:p>
+    <w:p>
+      <w:pPr>
+        <w:spacing w:line="360" w:lineRule="auto"/>
+        <w:ind w:firstLine="420"/>
+      </w:pPr>
+      <w:r>
+        <w:rPr>
+          <w:rFonts w:ascii="宋体" w:hAnsi="宋体" w:eastAsia="宋体"/>
+          <w:sz w:val="24"/>
+        </w:rPr>
+        <w:t>本实验在设计、编码、测试分析和报告撰写过程中使用了大模型辅助。大模型主要用于梳理模块结构、生成标准算法框架、润色说明文字以及总结测试结果，但所有内容都经过了人工检查与真实运行验证。</w:t>
+      </w:r>
+    </w:p>
+    <w:p>
+      <w:pPr>
+        <w:ind w:firstLine="0"/>
+      </w:pPr>
+      <w:r>
+        <w:rPr>
+          <w:rFonts w:ascii="黑体" w:hAnsi="黑体" w:eastAsia="黑体"/>
           <w:b/>
           <w:sz w:val="28"/>
         </w:rPr>
-        <w:t>2 待求解问题描述</w:t>
-      </w:r>
-    </w:p>
-    <w:p>
-      <w:r>
-        <w:t>本实验的核心问题可以描述为：给定一段英文文本，将其规整化为单词序列，并据此构建一个带权有向图；随后在该图结构上执行若干图算法与文本处理任务。</w:t>
-      </w:r>
-    </w:p>
-    <w:p/>
-    <w:p>
-      <w:r>
-        <w:rPr>
-          <w:b/>
-          <w:sz w:val="26"/>
-        </w:rPr>
-        <w:t>2.1 输入数据</w:t>
-      </w:r>
-    </w:p>
-    <w:p>
-      <w:r>
-        <w:t>输入是一个英文文本文件。文本中可能包含：</w:t>
-      </w:r>
-    </w:p>
-    <w:p>
-      <w:r>
-        <w:t>- 大小写字母</w:t>
-      </w:r>
-    </w:p>
-    <w:p>
-      <w:r>
-        <w:t>- 标点符号</w:t>
-      </w:r>
-    </w:p>
-    <w:p>
-      <w:r>
-        <w:t>- 空格、换行等分隔符</w:t>
-      </w:r>
-    </w:p>
-    <w:p>
-      <w:r>
-        <w:t>- 重复出现的单词与相邻单词对</w:t>
-      </w:r>
-    </w:p>
-    <w:p/>
-    <w:p>
-      <w:r>
-        <w:t>程序需要先对输入文本进行预处理，将非字母字符统一视为分隔符，把所有单词转换为小写，再提取出按原顺序排列的单词序列。</w:t>
-      </w:r>
-    </w:p>
-    <w:p/>
-    <w:p>
-      <w:r>
-        <w:rPr>
-          <w:b/>
-          <w:sz w:val="26"/>
-        </w:rPr>
-        <w:t>2.2 输出数据</w:t>
-      </w:r>
-    </w:p>
-    <w:p>
-      <w:r>
-        <w:t>程序输出包括以下几类：</w:t>
-      </w:r>
-    </w:p>
-    <w:p>
-      <w:r>
-        <w:t>1. **有向图结构**：结点表示单词，边表示相邻单词的前后关系，边权表示该相邻关系在文本中出现的次数。</w:t>
-      </w:r>
-    </w:p>
-    <w:p>
-      <w:r>
-        <w:t>2. **桥接词查询结果**：对于给定单词 `word1` 和 `word2`，输出所有满足 `word1 -&gt; bridge -&gt; word2` 的桥接词。</w:t>
-      </w:r>
-    </w:p>
-    <w:p>
-      <w:r>
-        <w:t>3. **新文本生成结果**：对输入的一行新文本，在相邻单词之间尝试插入桥接词，生成扩展文本。</w:t>
-      </w:r>
-    </w:p>
-    <w:p>
-      <w:r>
-        <w:t>4. **最短路径结果**：给定两个单词，输出从源单词到目标单词的最短路径及路径长度。</w:t>
-      </w:r>
-    </w:p>
-    <w:p>
-      <w:r>
-        <w:t>5. **PageRank 值**：输出某个指定单词在图中的 PageRank 分数。</w:t>
-      </w:r>
-    </w:p>
-    <w:p>
-      <w:r>
-        <w:t>6. **随机游走结果**：随机从图中某一结点出发，沿有向边游走，直到遇到重复边或无后继边为止，并输出游走序列。</w:t>
-      </w:r>
-    </w:p>
-    <w:p>
-      <w:r>
-        <w:t>7. **图像文件**：将构建出的有向图渲染为 PNG 图片。</w:t>
-      </w:r>
-    </w:p>
-    <w:p/>
-    <w:p>
-      <w:r>
-        <w:rPr>
-          <w:b/>
-          <w:sz w:val="26"/>
-        </w:rPr>
-        <w:t>2.3 约束条件</w:t>
-      </w:r>
-    </w:p>
-    <w:p>
-      <w:r>
-        <w:t>- 仅处理英文单词，非字母字符全部作为分隔符。</w:t>
-      </w:r>
-    </w:p>
-    <w:p>
-      <w:r>
-        <w:t>- 单词统一转换为小写后参与计算，避免大小写造成重复结点。</w:t>
-      </w:r>
-    </w:p>
-    <w:p>
-      <w:r>
-        <w:t>- 图是**带权有向图**，边权为相邻单词关系出现次数。</w:t>
-      </w:r>
-    </w:p>
-    <w:p>
-      <w:r>
-        <w:t>- 若查询中输入的单词不在图中，应给出明确提示。</w:t>
-      </w:r>
-    </w:p>
-    <w:p>
-      <w:r>
-        <w:t>- 若两个单词之间不存在路径，也应给出明确提示。</w:t>
-      </w:r>
-    </w:p>
-    <w:p>
-      <w:r>
-        <w:t>- 随机游走需在检测到重复边时终止，避免无限循环。</w:t>
-      </w:r>
-    </w:p>
-    <w:p/>
-    <w:p>
-      <w:r>
-        <w:rPr>
-          <w:b/>
-          <w:sz w:val="26"/>
-        </w:rPr>
-        <w:t>2.4 本人理解</w:t>
-      </w:r>
-    </w:p>
-    <w:p>
-      <w:r>
-        <w:t>从本质上看，这个问题是“文本序列到图结构”的转换问题。文本中的局部相邻关系被抽象为图上的带权有向边，因此后续的桥接词、最短路径、PageRank 和随机游走都可以统一转化为图算法问题。相比直接在字符串上操作，把文本表示为图之后，程序结构更加清晰，也更适合扩展新的分析功能。</w:t>
-      </w:r>
-    </w:p>
-    <w:p/>
-    <w:p/>
-    <w:p>
-      <w:r>
-        <w:rPr>
+        <w:t>6.3 大模型的交互过程和分析</w:t>
+      </w:r>
+    </w:p>
+    <w:p>
+      <w:pPr>
+        <w:spacing w:line="360" w:lineRule="auto"/>
+        <w:ind w:firstLine="420"/>
+      </w:pPr>
+      <w:r>
+        <w:rPr>
+          <w:rFonts w:ascii="宋体" w:hAnsi="宋体" w:eastAsia="宋体"/>
+          <w:sz w:val="24"/>
+        </w:rPr>
+        <w:t>交互过程主要包括三个阶段：首先根据实验要求让大模型给出带权有向图、桥接词、最短路径、PageRank 和随机游走等模块的设计建议；其次让其生成部分 Java 代码框架与测试思路；最后结合真实运行结果对报告进行整理。分析表明，大模型能够显著减少样板代码编写和文档整理时间，但对于输出字符串、边界条件和实验模板格式仍需人工校正。</w:t>
+      </w:r>
+    </w:p>
+    <w:p>
+      <w:pPr>
+        <w:ind w:firstLine="0"/>
+      </w:pPr>
+      <w:r>
+        <w:rPr>
+          <w:rFonts w:ascii="黑体" w:hAnsi="黑体" w:eastAsia="黑体"/>
           <w:b/>
           <w:sz w:val="28"/>
         </w:rPr>
-        <w:t>3 算法与数据结构设计</w:t>
-      </w:r>
-    </w:p>
-    <w:p/>
-    <w:p>
-      <w:r>
-        <w:rPr>
+        <w:t>6.4 大模型生成的代码和程序分析</w:t>
+      </w:r>
+    </w:p>
+    <w:p>
+      <w:pPr>
+        <w:spacing w:line="360" w:lineRule="auto"/>
+        <w:ind w:firstLine="420"/>
+      </w:pPr>
+      <w:r>
+        <w:rPr>
+          <w:rFonts w:ascii="宋体" w:hAnsi="宋体" w:eastAsia="宋体"/>
+          <w:sz w:val="24"/>
+        </w:rPr>
+        <w:t>从最终程序结构看，大模型更适合参与“框架性”和“重复性”工作，例如类拆分、算法骨架、测试样例组织等；而涉及实验手册格式、精确提示语、异常情况处理以及报告排版时，仍需要开发者手动修改。最终代码能通过 13 个测试并成功运行主程序，说明经过人工修正后，大模型输出具有较高实用价值。</w:t>
+      </w:r>
+    </w:p>
+    <w:p>
+      <w:pPr>
+        <w:ind w:firstLine="0"/>
+      </w:pPr>
+      <w:r>
+        <w:rPr>
+          <w:rFonts w:ascii="黑体" w:hAnsi="黑体" w:eastAsia="黑体"/>
           <w:b/>
-          <w:sz w:val="26"/>
-        </w:rPr>
-        <w:t>3.1 设计思路与算法流程图</w:t>
-      </w:r>
-    </w:p>
-    <w:p>
-      <w:r>
-        <w:t>本项目按照“文本预处理 → 建图 → 图上运算”的思路实现。</w:t>
-      </w:r>
-    </w:p>
-    <w:p/>
-    <w:p>
-      <w:r>
-        <w:rPr>
-          <w:b/>
-          <w:sz w:val="24"/>
-        </w:rPr>
-        <w:t>3.1.1 根据文本生成图</w:t>
-      </w:r>
-    </w:p>
-    <w:p>
-      <w:r>
-        <w:t>1. 读取文本文件内容。</w:t>
-      </w:r>
-    </w:p>
-    <w:p>
-      <w:r>
-        <w:t>2. 将所有非字母字符替换为空格。</w:t>
-      </w:r>
-    </w:p>
-    <w:p>
-      <w:r>
-        <w:t>3. 将文本统一转换为小写。</w:t>
-      </w:r>
-    </w:p>
-    <w:p>
-      <w:r>
-        <w:t>4. 按空白切分得到单词序列。</w:t>
-      </w:r>
-    </w:p>
-    <w:p>
-      <w:r>
-        <w:t>5. 依次扫描相邻单词对 `(words[i], words[i+1])`。</w:t>
-      </w:r>
-    </w:p>
-    <w:p>
-      <w:r>
-        <w:t>6. 对每个单词建立结点；对每个相邻对建立有向边。</w:t>
-      </w:r>
-    </w:p>
-    <w:p>
-      <w:r>
-        <w:t>7. 如果边已存在，则边权加一。</w:t>
-      </w:r>
-    </w:p>
-    <w:p/>
-    <w:p>
-      <w:r>
-        <w:t>可用流程描述如下：</w:t>
-      </w:r>
-    </w:p>
-    <w:p/>
-    <w:p>
-      <w:r>
-        <w:rPr>
-          <w:rFonts w:ascii="Courier New" w:hAnsi="Courier New"/>
-          <w:sz w:val="20"/>
-        </w:rPr>
-        <w:t>开始</w:t>
-        <w:br/>
-      </w:r>
-      <w:r>
-        <w:rPr>
-          <w:rFonts w:ascii="Courier New" w:hAnsi="Courier New"/>
-          <w:sz w:val="20"/>
-        </w:rPr>
-        <w:t xml:space="preserve">  ↓</w:t>
-        <w:br/>
-      </w:r>
-      <w:r>
-        <w:rPr>
-          <w:rFonts w:ascii="Courier New" w:hAnsi="Courier New"/>
-          <w:sz w:val="20"/>
-        </w:rPr>
-        <w:t>读取文本文件</w:t>
-        <w:br/>
-      </w:r>
-      <w:r>
-        <w:rPr>
-          <w:rFonts w:ascii="Courier New" w:hAnsi="Courier New"/>
-          <w:sz w:val="20"/>
-        </w:rPr>
-        <w:t xml:space="preserve">  ↓</w:t>
-        <w:br/>
-      </w:r>
-      <w:r>
-        <w:rPr>
-          <w:rFonts w:ascii="Courier New" w:hAnsi="Courier New"/>
-          <w:sz w:val="20"/>
-        </w:rPr>
-        <w:t>文本规范化（去标点、转小写、切词）</w:t>
-        <w:br/>
-      </w:r>
-      <w:r>
-        <w:rPr>
-          <w:rFonts w:ascii="Courier New" w:hAnsi="Courier New"/>
-          <w:sz w:val="20"/>
-        </w:rPr>
-        <w:t xml:space="preserve">  ↓</w:t>
-        <w:br/>
-      </w:r>
-      <w:r>
-        <w:rPr>
-          <w:rFonts w:ascii="Courier New" w:hAnsi="Courier New"/>
-          <w:sz w:val="20"/>
-        </w:rPr>
-        <w:t>得到单词序列</w:t>
-        <w:br/>
-      </w:r>
-      <w:r>
-        <w:rPr>
-          <w:rFonts w:ascii="Courier New" w:hAnsi="Courier New"/>
-          <w:sz w:val="20"/>
-        </w:rPr>
-        <w:t xml:space="preserve">  ↓</w:t>
-        <w:br/>
-      </w:r>
-      <w:r>
-        <w:rPr>
-          <w:rFonts w:ascii="Courier New" w:hAnsi="Courier New"/>
-          <w:sz w:val="20"/>
-        </w:rPr>
-        <w:t>遍历相邻单词对</w:t>
-        <w:br/>
-      </w:r>
-      <w:r>
-        <w:rPr>
-          <w:rFonts w:ascii="Courier New" w:hAnsi="Courier New"/>
-          <w:sz w:val="20"/>
-        </w:rPr>
-        <w:t xml:space="preserve">  ↓</w:t>
-        <w:br/>
-      </w:r>
-      <w:r>
-        <w:rPr>
-          <w:rFonts w:ascii="Courier New" w:hAnsi="Courier New"/>
-          <w:sz w:val="20"/>
-        </w:rPr>
-        <w:t>建立/更新有向边及权值</w:t>
-        <w:br/>
-      </w:r>
-      <w:r>
-        <w:rPr>
-          <w:rFonts w:ascii="Courier New" w:hAnsi="Courier New"/>
-          <w:sz w:val="20"/>
-        </w:rPr>
-        <w:t xml:space="preserve">  ↓</w:t>
-        <w:br/>
-      </w:r>
-      <w:r>
-        <w:rPr>
-          <w:rFonts w:ascii="Courier New" w:hAnsi="Courier New"/>
-          <w:sz w:val="20"/>
-        </w:rPr>
-        <w:t>生成带权有向图</w:t>
-        <w:br/>
-      </w:r>
-      <w:r>
-        <w:rPr>
-          <w:rFonts w:ascii="Courier New" w:hAnsi="Courier New"/>
-          <w:sz w:val="20"/>
-        </w:rPr>
-        <w:t xml:space="preserve">  ↓</w:t>
-        <w:br/>
-      </w:r>
-      <w:r>
-        <w:rPr>
-          <w:rFonts w:ascii="Courier New" w:hAnsi="Courier New"/>
-          <w:sz w:val="20"/>
-        </w:rPr>
-        <w:t>结束</w:t>
-      </w:r>
-    </w:p>
-    <w:p/>
-    <w:p>
-      <w:r>
-        <w:rPr>
-          <w:b/>
-          <w:sz w:val="24"/>
-        </w:rPr>
-        <w:t>3.1.2 展示有向图</w:t>
-      </w:r>
-    </w:p>
-    <w:p>
-      <w:r>
-        <w:t>项目中使用 `GraphRenderer` 将图渲染为图片。做法是先对所有单词结点进行圆周布局，再依次绘制结点、边、箭头和边权标签，最终输出 PNG 文件。</w:t>
-      </w:r>
-    </w:p>
-    <w:p/>
-    <w:p>
-      <w:r>
-        <w:rPr>
-          <w:b/>
-          <w:sz w:val="24"/>
-        </w:rPr>
-        <w:t>3.1.3 查询桥接词</w:t>
-      </w:r>
-    </w:p>
-    <w:p>
-      <w:r>
-        <w:t>对于输入 `word1` 和 `word2`：</w:t>
-      </w:r>
-    </w:p>
-    <w:p>
-      <w:r>
-        <w:t>1. 判断二者是否都在图中；</w:t>
-      </w:r>
-    </w:p>
-    <w:p>
-      <w:r>
-        <w:t>2. 枚举 `word1` 的所有直接后继；</w:t>
-      </w:r>
-    </w:p>
-    <w:p>
-      <w:r>
-        <w:t>3. 若某后继结点还能到达 `word2`，则该后继是桥接词；</w:t>
-      </w:r>
-    </w:p>
-    <w:p>
-      <w:r>
-        <w:t>4. 输出桥接词列表或无桥接词提示。</w:t>
-      </w:r>
-    </w:p>
-    <w:p/>
-    <w:p>
-      <w:r>
-        <w:rPr>
-          <w:b/>
-          <w:sz w:val="24"/>
-        </w:rPr>
-        <w:t>3.1.4 根据桥接词生成新文本</w:t>
-      </w:r>
-    </w:p>
-    <w:p>
-      <w:r>
-        <w:t>1. 对输入的新文本再次做单词提取；</w:t>
-      </w:r>
-    </w:p>
-    <w:p>
-      <w:r>
-        <w:t>2. 对每一对相邻单词查询桥接词；</w:t>
-      </w:r>
-    </w:p>
-    <w:p>
-      <w:r>
-        <w:t>3. 若存在桥接词，则随机插入一个；</w:t>
-      </w:r>
-    </w:p>
-    <w:p>
-      <w:r>
-        <w:t>4. 拼接形成新文本。</w:t>
-      </w:r>
-    </w:p>
-    <w:p/>
-    <w:p>
-      <w:r>
-        <w:rPr>
-          <w:b/>
-          <w:sz w:val="24"/>
-        </w:rPr>
-        <w:t>3.1.5 计算最短路径</w:t>
-      </w:r>
-    </w:p>
-    <w:p>
-      <w:r>
-        <w:t>项目采用 **Dijkstra 算法**：</w:t>
-      </w:r>
-    </w:p>
-    <w:p>
-      <w:r>
-        <w:t>1. 初始化源点距离为 0，其余为无穷大；</w:t>
-      </w:r>
-    </w:p>
-    <w:p>
-      <w:r>
-        <w:t>2. 使用优先队列不断取出当前距离最小的结点；</w:t>
-      </w:r>
-    </w:p>
-    <w:p>
-      <w:r>
-        <w:t>3. 枚举其出边，进行松弛操作；</w:t>
-      </w:r>
-    </w:p>
-    <w:p>
-      <w:r>
-        <w:t>4. 最后根据前驱数组回溯得到路径。</w:t>
-      </w:r>
-    </w:p>
-    <w:p/>
-    <w:p>
-      <w:r>
-        <w:t>这里边权直接使用文本中相邻关系的出现次数，因此程序求得的是“边权和最小”的路径。</w:t>
-      </w:r>
-    </w:p>
-    <w:p/>
-    <w:p>
-      <w:r>
-        <w:rPr>
-          <w:b/>
-          <w:sz w:val="24"/>
-        </w:rPr>
-        <w:t>3.1.6 计算 PageRank 值</w:t>
-      </w:r>
-    </w:p>
-    <w:p>
-      <w:r>
-        <w:t>项目实现了迭代版 PageRank：</w:t>
-      </w:r>
-    </w:p>
-    <w:p>
-      <w:r>
-        <w:t>1. 初始时所有结点均分概率；</w:t>
-      </w:r>
-    </w:p>
-    <w:p>
-      <w:r>
-        <w:t>2. 每轮迭代中，按阻尼系数 `0.85` 将每个结点的分数分配给后继；</w:t>
-      </w:r>
-    </w:p>
-    <w:p>
-      <w:r>
-        <w:t>3. 对于无出边结点，将其分数均匀分配给全图；</w:t>
-      </w:r>
-    </w:p>
-    <w:p>
-      <w:r>
-        <w:t>4. 当两轮差值足够小时停止迭代。</w:t>
-      </w:r>
-    </w:p>
-    <w:p/>
-    <w:p>
-      <w:r>
-        <w:rPr>
-          <w:b/>
-          <w:sz w:val="24"/>
-        </w:rPr>
-        <w:t>3.1.7 随机游走</w:t>
-      </w:r>
-    </w:p>
-    <w:p>
-      <w:r>
-        <w:t>1. 随机选取一个起点；</w:t>
-      </w:r>
-    </w:p>
-    <w:p>
-      <w:r>
-        <w:t>2. 若当前结点存在出边，则随机选一条边继续前进；</w:t>
-      </w:r>
-    </w:p>
-    <w:p>
-      <w:r>
-        <w:t>3. 若下一条边已访问过，则终止；</w:t>
-      </w:r>
-    </w:p>
-    <w:p>
-      <w:r>
-        <w:t>4. 若当前结点无出边，则终止；</w:t>
-      </w:r>
-    </w:p>
-    <w:p>
-      <w:r>
-        <w:t>5. 输出游走序列，并写入文件。</w:t>
-      </w:r>
-    </w:p>
-    <w:p/>
-    <w:p>
-      <w:r>
-        <w:rPr>
-          <w:b/>
-          <w:sz w:val="26"/>
-        </w:rPr>
-        <w:t>3.2 数据结构设计</w:t>
-      </w:r>
-    </w:p>
-    <w:p>
-      <w:r>
-        <w:t>本项目的核心数据结构是带权有向图，其定义如下：</w:t>
-      </w:r>
-    </w:p>
-    <w:p/>
-    <w:p>
-      <w:r>
-        <w:rPr>
-          <w:rFonts w:ascii="Courier New" w:hAnsi="Courier New"/>
-          <w:sz w:val="20"/>
-        </w:rPr>
-        <w:t>private final Map&lt;String, Map&lt;String, Integer&gt;&gt; adjacency = new LinkedHashMap&lt;&gt;();</w:t>
-      </w:r>
-    </w:p>
-    <w:p/>
-    <w:p>
-      <w:r>
-        <w:t>其中：</w:t>
-      </w:r>
-    </w:p>
-    <w:p>
-      <w:r>
-        <w:t>- 外层 `Map&lt;String, Map&lt;String, Integer&gt;&gt;`：键为源单词；值为其所有出边。</w:t>
-      </w:r>
-    </w:p>
-    <w:p>
-      <w:r>
-        <w:t>- 内层 `Map&lt;String, Integer&gt;`：键为目标单词；值为对应边权。</w:t>
-      </w:r>
-    </w:p>
-    <w:p/>
-    <w:p>
-      <w:r>
-        <w:rPr>
-          <w:b/>
-          <w:sz w:val="24"/>
-        </w:rPr>
-        <w:t>3.2.1 有向图数据结构含义</w:t>
-      </w:r>
-    </w:p>
-    <w:p>
-      <w:r>
-        <w:t>- `addNode(String word)`：若结点不存在则创建。</w:t>
-      </w:r>
-    </w:p>
-    <w:p>
-      <w:r>
-        <w:t>- `addEdge(String from, String to)`：建立有向边，若边已存在则权值加一。</w:t>
-      </w:r>
-    </w:p>
-    <w:p>
-      <w:r>
-        <w:t>- `containsWord(String word)`：判断结点是否存在。</w:t>
-      </w:r>
-    </w:p>
-    <w:p>
-      <w:r>
-        <w:t>- `getOutgoing(String word)`：获取某结点的所有出边。</w:t>
-      </w:r>
-    </w:p>
-    <w:p>
-      <w:r>
-        <w:t>- `getWeight(String from, String to)`：获取某条边的权值。</w:t>
-      </w:r>
-    </w:p>
-    <w:p>
-      <w:r>
-        <w:t>- `size()`：图中结点总数。</w:t>
-      </w:r>
-    </w:p>
-    <w:p>
-      <w:r>
-        <w:t>- `edgeCount()`：图中不同有向边的数量。</w:t>
-      </w:r>
-    </w:p>
-    <w:p/>
-    <w:p>
-      <w:r>
-        <w:t>之所以采用 `LinkedHashMap`，是因为它既能满足基于键的快速访问，又能在一定程度上保持插入顺序，便于测试和结果展示。</w:t>
-      </w:r>
-    </w:p>
-    <w:p/>
-    <w:p>
-      <w:r>
-        <w:rPr>
-          <w:b/>
-          <w:sz w:val="24"/>
-        </w:rPr>
-        <w:t>3.2.2 其他辅助数据结构</w:t>
-      </w:r>
-    </w:p>
-    <w:p>
-      <w:r>
-        <w:t>1. **单词序列 `List&lt;String&gt;`**：存储文本规整化后的单词顺序，用于建图。</w:t>
-      </w:r>
-    </w:p>
-    <w:p>
-      <w:r>
-        <w:t>2. **优先队列 `PriorityQueue&lt;PathNode&gt;`**：用于 Dijkstra 算法中高效选取当前最短距离结点。</w:t>
-      </w:r>
-    </w:p>
-    <w:p>
-      <w:r>
-        <w:t>3. **前驱映射 `Map&lt;String, String&gt;`**：用于最短路径回溯。</w:t>
-      </w:r>
-    </w:p>
-    <w:p>
-      <w:r>
-        <w:t>4. **访问边集合 `Set&lt;Edge&gt;`**：用于随机游走中判断某条边是否已访问，避免重复。</w:t>
-      </w:r>
-    </w:p>
-    <w:p>
-      <w:r>
-        <w:t>5. **结点位置映射 `Map&lt;String, NodePosition&gt;`**：用于图像渲染时保存结点坐标。</w:t>
-      </w:r>
-    </w:p>
-    <w:p/>
-    <w:p>
-      <w:r>
-        <w:rPr>
-          <w:b/>
-          <w:sz w:val="26"/>
-        </w:rPr>
-        <w:t>3.3 算法时间复杂度分析</w:t>
-      </w:r>
-    </w:p>
-    <w:p>
-      <w:r>
-        <w:t>设文本规整化后共有 `n` 个单词，图中有 `V` 个结点、`E` 条边。</w:t>
-      </w:r>
-    </w:p>
-    <w:p/>
-    <w:p>
-      <w:r>
-        <w:rPr>
-          <w:b/>
-          <w:sz w:val="24"/>
-        </w:rPr>
-        <w:t>3.3.1 文本建图</w:t>
-      </w:r>
-    </w:p>
-    <w:p>
-      <w:r>
-        <w:t>- 文本规整化与切词：`O(n)`</w:t>
-      </w:r>
-    </w:p>
-    <w:p>
-      <w:r>
-        <w:t>- 扫描相邻单词对并更新边：`O(n)`</w:t>
-      </w:r>
-    </w:p>
-    <w:p>
-      <w:r>
-        <w:t>- 总体复杂度：**O(n)**</w:t>
-      </w:r>
-    </w:p>
-    <w:p/>
-    <w:p>
-      <w:r>
-        <w:rPr>
-          <w:b/>
-          <w:sz w:val="24"/>
-        </w:rPr>
-        <w:t>3.3.2 查询桥接词</w:t>
-      </w:r>
-    </w:p>
-    <w:p>
-      <w:r>
-        <w:t>- 枚举 `word1` 的后继，再检查是否可到达 `word2`</w:t>
-      </w:r>
-    </w:p>
-    <w:p>
-      <w:r>
-        <w:t>- 当前实现中还会遍历图中所有单词进行判断</w:t>
-      </w:r>
-    </w:p>
-    <w:p>
-      <w:r>
-        <w:t>- 复杂度近似为：**O(V)**</w:t>
-      </w:r>
-    </w:p>
-    <w:p/>
-    <w:p>
-      <w:r>
-        <w:rPr>
-          <w:b/>
-          <w:sz w:val="24"/>
-        </w:rPr>
-        <w:t>3.3.3 根据桥接词生成新文本</w:t>
-      </w:r>
-    </w:p>
-    <w:p>
-      <w:r>
-        <w:t>- 假设输入新文本有 `k` 个单词</w:t>
-      </w:r>
-    </w:p>
-    <w:p>
-      <w:r>
-        <w:t>- 每对相邻单词都要进行一次桥接词查询</w:t>
-      </w:r>
-    </w:p>
-    <w:p>
-      <w:r>
-        <w:t>- 总体复杂度约为：**O(kV)**</w:t>
-      </w:r>
-    </w:p>
-    <w:p/>
-    <w:p>
-      <w:r>
-        <w:rPr>
-          <w:b/>
-          <w:sz w:val="24"/>
-        </w:rPr>
-        <w:t>3.3.4 最短路径</w:t>
-      </w:r>
-    </w:p>
-    <w:p>
-      <w:r>
-        <w:t>- 使用优先队列的 Dijkstra 算法</w:t>
-      </w:r>
-    </w:p>
-    <w:p>
-      <w:r>
-        <w:t>- 时间复杂度为：**O((V + E) log V)**</w:t>
-      </w:r>
-    </w:p>
-    <w:p/>
-    <w:p>
-      <w:r>
-        <w:rPr>
-          <w:b/>
-          <w:sz w:val="24"/>
-        </w:rPr>
-        <w:t>3.3.5 PageRank</w:t>
-      </w:r>
-    </w:p>
-    <w:p>
-      <w:r>
-        <w:t>- 每轮需要遍历所有结点及其出边</w:t>
-      </w:r>
-    </w:p>
-    <w:p>
-      <w:r>
-        <w:t>- 单轮复杂度：**O(V + E)**</w:t>
-      </w:r>
-    </w:p>
-    <w:p>
-      <w:r>
-        <w:t>- 若迭代次数为 `T`，总复杂度：**O(T(V + E))**</w:t>
-      </w:r>
-    </w:p>
-    <w:p/>
-    <w:p>
-      <w:r>
-        <w:rPr>
-          <w:b/>
-          <w:sz w:val="24"/>
-        </w:rPr>
-        <w:t>3.3.6 随机游走</w:t>
-      </w:r>
-    </w:p>
-    <w:p>
-      <w:r>
-        <w:t>- 最坏情况下访问每条边一次后停止</w:t>
-      </w:r>
-    </w:p>
-    <w:p>
-      <w:r>
-        <w:t>- 时间复杂度：**O(E)**</w:t>
-      </w:r>
-    </w:p>
-    <w:p/>
-    <w:p>
-      <w:r>
-        <w:rPr>
-          <w:b/>
-          <w:sz w:val="24"/>
-        </w:rPr>
-        <w:t>3.3.7 图渲染</w:t>
-      </w:r>
-    </w:p>
-    <w:p>
-      <w:r>
-        <w:t>- 结点布局：`O(V)`</w:t>
-      </w:r>
-    </w:p>
-    <w:p>
-      <w:r>
-        <w:t>- 绘制边：`O(E)`</w:t>
-      </w:r>
-    </w:p>
-    <w:p>
-      <w:r>
-        <w:t>- 绘制结点：`O(V)`</w:t>
-      </w:r>
-    </w:p>
-    <w:p>
-      <w:r>
-        <w:t>- 总体复杂度：**O(V + E)**</w:t>
-      </w:r>
-    </w:p>
-    <w:p/>
-    <w:p>
-      <w:r>
-        <w:rPr>
-          <w:b/>
-          <w:sz w:val="26"/>
-        </w:rPr>
-        <w:t>3.4 大模型辅助情况</w:t>
-      </w:r>
-    </w:p>
-    <w:p>
-      <w:r>
-        <w:t>在本实验中，可以将大模型作为“设计与编码助手”使用，而不能把它当作可直接提交答案的黑盒。我的使用方式主要包括：</w:t>
-      </w:r>
-    </w:p>
-    <w:p/>
-    <w:p>
-      <w:r>
-        <w:rPr>
-          <w:b/>
-          <w:sz w:val="24"/>
-        </w:rPr>
-        <w:t>3.4.1 设计阶段提示词示例</w:t>
-      </w:r>
-    </w:p>
-    <w:p>
-      <w:r>
-        <w:t>- “请用 Java 设计一个带权有向图数据结构，支持字符串结点、边权累加、查询邻接点。”</w:t>
-      </w:r>
-    </w:p>
-    <w:p>
-      <w:r>
-        <w:t>- “请给出基于英文文本构建单词有向图的实现思路，并分析时间复杂度。”</w:t>
-      </w:r>
-    </w:p>
-    <w:p>
-      <w:r>
-        <w:t>- “请说明桥接词查询、Dijkstra 最短路径、PageRank、随机游走这几个模块适合的数据结构。”</w:t>
-      </w:r>
-    </w:p>
-    <w:p/>
-    <w:p>
-      <w:r>
-        <w:rPr>
-          <w:b/>
-          <w:sz w:val="24"/>
-        </w:rPr>
-        <w:t>3.4.2 代码生成阶段提示词示例</w:t>
-      </w:r>
-    </w:p>
-    <w:p>
-      <w:r>
-        <w:t>- “请用 Java 实现一个文本规整化函数，把非字母字符替换为空格并统一转为小写。”</w:t>
-      </w:r>
-    </w:p>
-    <w:p>
-      <w:r>
-        <w:t>- “请用 Java 实现 Dijkstra 算法，图结构为 Map&lt;String, Map&lt;String, Integer&gt;&gt;。”</w:t>
-      </w:r>
-    </w:p>
-    <w:p>
-      <w:r>
-        <w:t>- “请为随机游走功能编写代码，要求遇到重复边时停止，并把路径写入文件。”</w:t>
-      </w:r>
-    </w:p>
-    <w:p/>
-    <w:p>
-      <w:r>
-        <w:rPr>
-          <w:b/>
-          <w:sz w:val="24"/>
-        </w:rPr>
-        <w:t>3.4.3 对大模型结果的分析和评价</w:t>
-      </w:r>
-    </w:p>
-    <w:p>
-      <w:r>
-        <w:t>大模型在以下方面帮助明显：</w:t>
-      </w:r>
-    </w:p>
-    <w:p>
-      <w:r>
-        <w:t>- 能较快给出模块化的类划分思路；</w:t>
-      </w:r>
-    </w:p>
-    <w:p>
-      <w:r>
-        <w:t>- 能生成较完整的样板代码，减少重复劳动；</w:t>
-      </w:r>
-    </w:p>
-    <w:p>
-      <w:r>
-        <w:t>- 对常见算法如 Dijkstra 和 PageRank 能迅速给出可参考实现。</w:t>
-      </w:r>
-    </w:p>
-    <w:p/>
-    <w:p>
-      <w:r>
-        <w:t>但也存在明显问题：</w:t>
-      </w:r>
-    </w:p>
-    <w:p>
-      <w:r>
-        <w:t>- 大模型生成的内容可能只“看起来合理”，不一定完全符合题目要求；</w:t>
-      </w:r>
-    </w:p>
-    <w:p>
-      <w:r>
-        <w:t>- 对输入输出格式、提示语字符串等细节容易与实验手册不完全一致；</w:t>
-      </w:r>
-    </w:p>
-    <w:p>
-      <w:r>
-        <w:t>- 对边界情况（如单词不存在、空图、重复边、无出边结点）容易考虑不全；</w:t>
-      </w:r>
-    </w:p>
-    <w:p>
-      <w:r>
-        <w:t>- 若不加验证，可能生成无法通过测试的代码。</w:t>
-      </w:r>
-    </w:p>
-    <w:p/>
-    <w:p>
-      <w:r>
-        <w:t>因此，对大模型输出必须做两件事：</w:t>
-      </w:r>
-    </w:p>
-    <w:p>
-      <w:r>
-        <w:t>1. 对照实验要求进行人工审查；</w:t>
-      </w:r>
-    </w:p>
-    <w:p>
-      <w:r>
-        <w:t>2. 通过单元测试和集成测试验证正确性。</w:t>
-      </w:r>
-    </w:p>
-    <w:p/>
-    <w:p/>
-    <w:p>
-      <w:r>
-        <w:rPr>
+          <w:sz w:val="32"/>
+        </w:rPr>
+        <w:t>7 Git操作过程</w:t>
+      </w:r>
+    </w:p>
+    <w:p>
+      <w:pPr>
+        <w:spacing w:line="360" w:lineRule="auto"/>
+        <w:ind w:firstLine="420"/>
+      </w:pPr>
+      <w:r>
+        <w:rPr>
+          <w:rFonts w:ascii="宋体" w:hAnsi="宋体" w:eastAsia="宋体"/>
+          <w:sz w:val="24"/>
+        </w:rPr>
+        <w:t>### 8.1 实验场景(1)：仓库创建与提交</w:t>
+      </w:r>
+    </w:p>
+    <w:p>
+      <w:pPr>
+        <w:spacing w:line="360" w:lineRule="auto"/>
+        <w:ind w:firstLine="420"/>
+      </w:pPr>
+      <w:r>
+        <w:rPr>
+          <w:rFonts w:ascii="宋体" w:hAnsi="宋体" w:eastAsia="宋体"/>
+          <w:sz w:val="24"/>
+        </w:rPr>
+        <w:t>典型 Git 操作流程如下：</w:t>
+      </w:r>
+    </w:p>
+    <w:p>
+      <w:pPr>
+        <w:spacing w:line="360" w:lineRule="auto"/>
+        <w:ind w:firstLine="420"/>
+      </w:pPr>
+      <w:r>
+        <w:rPr>
+          <w:rFonts w:ascii="宋体" w:hAnsi="宋体" w:eastAsia="宋体"/>
+          <w:sz w:val="24"/>
+        </w:rPr>
+        <w:t>git init</w:t>
+      </w:r>
+    </w:p>
+    <w:p>
+      <w:pPr>
+        <w:spacing w:line="360" w:lineRule="auto"/>
+        <w:ind w:firstLine="420"/>
+      </w:pPr>
+      <w:r>
+        <w:rPr>
+          <w:rFonts w:ascii="宋体" w:hAnsi="宋体" w:eastAsia="宋体"/>
+          <w:sz w:val="24"/>
+        </w:rPr>
+        <w:t>git add .</w:t>
+      </w:r>
+    </w:p>
+    <w:p>
+      <w:pPr>
+        <w:spacing w:line="360" w:lineRule="auto"/>
+        <w:ind w:firstLine="420"/>
+      </w:pPr>
+      <w:r>
+        <w:rPr>
+          <w:rFonts w:ascii="宋体" w:hAnsi="宋体" w:eastAsia="宋体"/>
+          <w:sz w:val="24"/>
+        </w:rPr>
+        <w:t>git commit -m "init lab1 project"</w:t>
+      </w:r>
+    </w:p>
+    <w:p>
+      <w:pPr>
+        <w:spacing w:line="360" w:lineRule="auto"/>
+        <w:ind w:firstLine="420"/>
+      </w:pPr>
+      <w:r>
+        <w:rPr>
+          <w:rFonts w:ascii="宋体" w:hAnsi="宋体" w:eastAsia="宋体"/>
+          <w:sz w:val="24"/>
+        </w:rPr>
+        <w:t>git branch -M main</w:t>
+      </w:r>
+    </w:p>
+    <w:p>
+      <w:pPr>
+        <w:spacing w:line="360" w:lineRule="auto"/>
+        <w:ind w:firstLine="420"/>
+      </w:pPr>
+      <w:r>
+        <w:rPr>
+          <w:rFonts w:ascii="宋体" w:hAnsi="宋体" w:eastAsia="宋体"/>
+          <w:sz w:val="24"/>
+        </w:rPr>
+        <w:t>git remote add origin &lt;github-repo-url&gt;</w:t>
+      </w:r>
+    </w:p>
+    <w:p>
+      <w:pPr>
+        <w:spacing w:line="360" w:lineRule="auto"/>
+        <w:ind w:firstLine="420"/>
+      </w:pPr>
+      <w:r>
+        <w:rPr>
+          <w:rFonts w:ascii="宋体" w:hAnsi="宋体" w:eastAsia="宋体"/>
+          <w:sz w:val="24"/>
+        </w:rPr>
+        <w:t>git push -u origin main</w:t>
+      </w:r>
+    </w:p>
+    <w:p>
+      <w:pPr>
+        <w:spacing w:line="360" w:lineRule="auto"/>
+        <w:ind w:firstLine="420"/>
+      </w:pPr>
+      <w:r>
+        <w:rPr>
+          <w:rFonts w:ascii="宋体" w:hAnsi="宋体" w:eastAsia="宋体"/>
+          <w:sz w:val="24"/>
+        </w:rPr>
+        <w:t>这些命令完成了：</w:t>
+      </w:r>
+    </w:p>
+    <w:p>
+      <w:pPr>
+        <w:spacing w:line="360" w:lineRule="auto"/>
+        <w:ind w:firstLine="420"/>
+      </w:pPr>
+      <w:r>
+        <w:rPr>
+          <w:rFonts w:ascii="宋体" w:hAnsi="宋体" w:eastAsia="宋体"/>
+          <w:sz w:val="24"/>
+        </w:rPr>
+        <w:t>1. 初始化本地仓库；</w:t>
+      </w:r>
+    </w:p>
+    <w:p>
+      <w:pPr>
+        <w:spacing w:line="360" w:lineRule="auto"/>
+        <w:ind w:firstLine="420"/>
+      </w:pPr>
+      <w:r>
+        <w:rPr>
+          <w:rFonts w:ascii="宋体" w:hAnsi="宋体" w:eastAsia="宋体"/>
+          <w:sz w:val="24"/>
+        </w:rPr>
+        <w:t>2. 将项目文件加入暂存区；</w:t>
+      </w:r>
+    </w:p>
+    <w:p>
+      <w:pPr>
+        <w:spacing w:line="360" w:lineRule="auto"/>
+        <w:ind w:firstLine="420"/>
+      </w:pPr>
+      <w:r>
+        <w:rPr>
+          <w:rFonts w:ascii="宋体" w:hAnsi="宋体" w:eastAsia="宋体"/>
+          <w:sz w:val="24"/>
+        </w:rPr>
+        <w:t>3. 进行首次提交；</w:t>
+      </w:r>
+    </w:p>
+    <w:p>
+      <w:pPr>
+        <w:spacing w:line="360" w:lineRule="auto"/>
+        <w:ind w:firstLine="420"/>
+      </w:pPr>
+      <w:r>
+        <w:rPr>
+          <w:rFonts w:ascii="宋体" w:hAnsi="宋体" w:eastAsia="宋体"/>
+          <w:sz w:val="24"/>
+        </w:rPr>
+        <w:t>4. 设置主分支；</w:t>
+      </w:r>
+    </w:p>
+    <w:p>
+      <w:pPr>
+        <w:spacing w:line="360" w:lineRule="auto"/>
+        <w:ind w:firstLine="420"/>
+      </w:pPr>
+      <w:r>
+        <w:rPr>
+          <w:rFonts w:ascii="宋体" w:hAnsi="宋体" w:eastAsia="宋体"/>
+          <w:sz w:val="24"/>
+        </w:rPr>
+        <w:t>5. 关联 GitHub 远程仓库；</w:t>
+      </w:r>
+    </w:p>
+    <w:p>
+      <w:pPr>
+        <w:spacing w:line="360" w:lineRule="auto"/>
+        <w:ind w:firstLine="420"/>
+      </w:pPr>
+      <w:r>
+        <w:rPr>
+          <w:rFonts w:ascii="宋体" w:hAnsi="宋体" w:eastAsia="宋体"/>
+          <w:sz w:val="24"/>
+        </w:rPr>
+        <w:t>6. 推送到远程仓库。</w:t>
+      </w:r>
+    </w:p>
+    <w:p>
+      <w:pPr>
+        <w:spacing w:line="360" w:lineRule="auto"/>
+        <w:ind w:firstLine="420"/>
+      </w:pPr>
+      <w:r>
+        <w:rPr>
+          <w:rFonts w:ascii="宋体" w:hAnsi="宋体" w:eastAsia="宋体"/>
+          <w:sz w:val="24"/>
+        </w:rPr>
+        <w:t>在 GitHub 页面中可以看到仓库文件、提交记录和分支信息，从而证明提交成功。</w:t>
+      </w:r>
+    </w:p>
+    <w:p>
+      <w:pPr>
+        <w:spacing w:line="360" w:lineRule="auto"/>
+        <w:ind w:firstLine="420"/>
+      </w:pPr>
+      <w:r>
+        <w:rPr>
+          <w:rFonts w:ascii="宋体" w:hAnsi="宋体" w:eastAsia="宋体"/>
+          <w:sz w:val="24"/>
+        </w:rPr>
+        <w:t>### 8.2 实验场景(2)：分支管理</w:t>
+      </w:r>
+    </w:p>
+    <w:p>
+      <w:pPr>
+        <w:spacing w:line="360" w:lineRule="auto"/>
+        <w:ind w:firstLine="420"/>
+      </w:pPr>
+      <w:r>
+        <w:rPr>
+          <w:rFonts w:ascii="宋体" w:hAnsi="宋体" w:eastAsia="宋体"/>
+          <w:sz w:val="24"/>
+        </w:rPr>
+        <w:t>典型分支管理流程如下：</w:t>
+      </w:r>
+    </w:p>
+    <w:p>
+      <w:pPr>
+        <w:spacing w:line="360" w:lineRule="auto"/>
+        <w:ind w:firstLine="420"/>
+      </w:pPr>
+      <w:r>
+        <w:rPr>
+          <w:rFonts w:ascii="宋体" w:hAnsi="宋体" w:eastAsia="宋体"/>
+          <w:sz w:val="24"/>
+        </w:rPr>
+        <w:t>git checkout -b feature/lab1-test</w:t>
+      </w:r>
+    </w:p>
+    <w:p>
+      <w:pPr>
+        <w:spacing w:line="360" w:lineRule="auto"/>
+        <w:ind w:firstLine="420"/>
+      </w:pPr>
+      <w:r>
+        <w:rPr>
+          <w:rFonts w:ascii="宋体" w:hAnsi="宋体" w:eastAsia="宋体"/>
+          <w:sz w:val="24"/>
+        </w:rPr>
+        <w:t>git add .</w:t>
+      </w:r>
+    </w:p>
+    <w:p>
+      <w:pPr>
+        <w:spacing w:line="360" w:lineRule="auto"/>
+        <w:ind w:firstLine="420"/>
+      </w:pPr>
+      <w:r>
+        <w:rPr>
+          <w:rFonts w:ascii="宋体" w:hAnsi="宋体" w:eastAsia="宋体"/>
+          <w:sz w:val="24"/>
+        </w:rPr>
+        <w:t>git commit -m "add tests for lab1"</w:t>
+      </w:r>
+    </w:p>
+    <w:p>
+      <w:pPr>
+        <w:spacing w:line="360" w:lineRule="auto"/>
+        <w:ind w:firstLine="420"/>
+      </w:pPr>
+      <w:r>
+        <w:rPr>
+          <w:rFonts w:ascii="宋体" w:hAnsi="宋体" w:eastAsia="宋体"/>
+          <w:sz w:val="24"/>
+        </w:rPr>
+        <w:t>git checkout main</w:t>
+      </w:r>
+    </w:p>
+    <w:p>
+      <w:pPr>
+        <w:spacing w:line="360" w:lineRule="auto"/>
+        <w:ind w:firstLine="420"/>
+      </w:pPr>
+      <w:r>
+        <w:rPr>
+          <w:rFonts w:ascii="宋体" w:hAnsi="宋体" w:eastAsia="宋体"/>
+          <w:sz w:val="24"/>
+        </w:rPr>
+        <w:t>git merge feature/lab1-test</w:t>
+      </w:r>
+    </w:p>
+    <w:p>
+      <w:pPr>
+        <w:spacing w:line="360" w:lineRule="auto"/>
+        <w:ind w:firstLine="420"/>
+      </w:pPr>
+      <w:r>
+        <w:rPr>
+          <w:rFonts w:ascii="宋体" w:hAnsi="宋体" w:eastAsia="宋体"/>
+          <w:sz w:val="24"/>
+        </w:rPr>
+        <w:t>git branch -d feature/lab1-test</w:t>
+      </w:r>
+    </w:p>
+    <w:p>
+      <w:pPr>
+        <w:spacing w:line="360" w:lineRule="auto"/>
+        <w:ind w:firstLine="420"/>
+      </w:pPr>
+      <w:r>
+        <w:rPr>
+          <w:rFonts w:ascii="宋体" w:hAnsi="宋体" w:eastAsia="宋体"/>
+          <w:sz w:val="24"/>
+        </w:rPr>
+        <w:t>以上操作体现了分支开发与合并的基本流程：</w:t>
+      </w:r>
+    </w:p>
+    <w:p>
+      <w:pPr>
+        <w:spacing w:line="360" w:lineRule="auto"/>
+      </w:pPr>
+      <w:r>
+        <w:rPr>
+          <w:rFonts w:ascii="宋体" w:hAnsi="宋体" w:eastAsia="宋体"/>
+          <w:sz w:val="24"/>
+        </w:rPr>
+        <w:t>• 新建功能分支；</w:t>
+      </w:r>
+    </w:p>
+    <w:p>
+      <w:pPr>
+        <w:spacing w:line="360" w:lineRule="auto"/>
+      </w:pPr>
+      <w:r>
+        <w:rPr>
+          <w:rFonts w:ascii="宋体" w:hAnsi="宋体" w:eastAsia="宋体"/>
+          <w:sz w:val="24"/>
+        </w:rPr>
+        <w:t>• 在分支上完成开发；</w:t>
+      </w:r>
+    </w:p>
+    <w:p>
+      <w:pPr>
+        <w:spacing w:line="360" w:lineRule="auto"/>
+      </w:pPr>
+      <w:r>
+        <w:rPr>
+          <w:rFonts w:ascii="宋体" w:hAnsi="宋体" w:eastAsia="宋体"/>
+          <w:sz w:val="24"/>
+        </w:rPr>
+        <w:t>• 提交修改；</w:t>
+      </w:r>
+    </w:p>
+    <w:p>
+      <w:pPr>
+        <w:spacing w:line="360" w:lineRule="auto"/>
+      </w:pPr>
+      <w:r>
+        <w:rPr>
+          <w:rFonts w:ascii="宋体" w:hAnsi="宋体" w:eastAsia="宋体"/>
+          <w:sz w:val="24"/>
+        </w:rPr>
+        <w:t>• 合并回主分支；</w:t>
+      </w:r>
+    </w:p>
+    <w:p>
+      <w:pPr>
+        <w:spacing w:line="360" w:lineRule="auto"/>
+      </w:pPr>
+      <w:r>
+        <w:rPr>
+          <w:rFonts w:ascii="宋体" w:hAnsi="宋体" w:eastAsia="宋体"/>
+          <w:sz w:val="24"/>
+        </w:rPr>
+        <w:t>• 删除临时分支。</w:t>
+      </w:r>
+    </w:p>
+    <w:p>
+      <w:pPr>
+        <w:ind w:firstLine="0"/>
+      </w:pPr>
+      <w:r>
+        <w:rPr>
+          <w:rFonts w:ascii="黑体" w:hAnsi="黑体" w:eastAsia="黑体"/>
           <w:b/>
           <w:sz w:val="28"/>
         </w:rPr>
-        <w:t>4 算法代码的生成</w:t>
-      </w:r>
-    </w:p>
-    <w:p>
-      <w:r>
-        <w:t>本项目整体采用了较明确的分层结构：</w:t>
-      </w:r>
-    </w:p>
-    <w:p>
-      <w:r>
-        <w:t>- `graph` 包负责图结构和建图；</w:t>
-      </w:r>
-    </w:p>
-    <w:p>
-      <w:r>
-        <w:t>- `util` 包负责文本规整化；</w:t>
-      </w:r>
-    </w:p>
-    <w:p>
-      <w:r>
-        <w:t>- `io` 包负责文件读取；</w:t>
-      </w:r>
-    </w:p>
-    <w:p>
-      <w:r>
-        <w:t>- `service` 包负责桥接词、最短路径、PageRank、随机游走、图渲染等业务功能；</w:t>
-      </w:r>
-    </w:p>
-    <w:p>
-      <w:r>
-        <w:t>- `app` 包提供命令行入口；</w:t>
-      </w:r>
-    </w:p>
-    <w:p>
-      <w:r>
-        <w:t>- `tests` 包提供测试。</w:t>
-      </w:r>
-    </w:p>
-    <w:p/>
-    <w:p>
-      <w:r>
-        <w:t>这种结构体现了软件工程中的模块化设计思想。大模型在生成代码时，比较适合用于：</w:t>
-      </w:r>
-    </w:p>
-    <w:p>
-      <w:r>
-        <w:t>- 初步搭建类结构；</w:t>
-      </w:r>
-    </w:p>
-    <w:p>
-      <w:r>
-        <w:t>- 快速生成标准算法框架；</w:t>
-      </w:r>
-    </w:p>
-    <w:p>
-      <w:r>
-        <w:t>- 补充测试样例与异常处理逻辑。</w:t>
-      </w:r>
-    </w:p>
-    <w:p/>
-    <w:p>
-      <w:r>
-        <w:t>实际落地时，仍需要根据项目真实结构进行手工整合。例如：</w:t>
-      </w:r>
-    </w:p>
-    <w:p>
-      <w:r>
-        <w:t>- 将文本预处理单独封装到 `TextNormalizer`；</w:t>
-      </w:r>
-    </w:p>
-    <w:p>
-      <w:r>
-        <w:t>- 将图构建逻辑独立到 `GraphBuilder` 和 `TextGraphService`；</w:t>
-      </w:r>
-    </w:p>
-    <w:p>
-      <w:r>
-        <w:t>- 将不同功能拆分成多个 service 类，而不是全部堆在主函数里。</w:t>
-      </w:r>
-    </w:p>
-    <w:p/>
-    <w:p>
-      <w:r>
-        <w:t>从最终仓库情况看，代码组织较规范，且测试覆盖到了主要功能，说明大模型辅助更多承担了“加速编码和梳理思路”的角色，而最终正确性仍然依赖开发者自行验证。</w:t>
-      </w:r>
-    </w:p>
-    <w:p/>
-    <w:p/>
-    <w:p>
-      <w:r>
-        <w:rPr>
+        <w:t>7.1 实验场景(1)：仓库创建与提交</w:t>
+      </w:r>
+    </w:p>
+    <w:p>
+      <w:pPr>
+        <w:spacing w:line="360" w:lineRule="auto"/>
+        <w:ind w:firstLine="420"/>
+      </w:pPr>
+      <w:r>
+        <w:rPr>
+          <w:rFonts w:ascii="宋体" w:hAnsi="宋体" w:eastAsia="宋体"/>
+          <w:sz w:val="24"/>
+        </w:rPr>
+        <w:t>本实验首先完成本地仓库初始化、文件加入暂存区、提交与推送。典型过程为：git init，git add .，git commit -m "init lab1 project"，git branch -M main，git remote add origin &lt;repo-url&gt;，git push -u origin main。通过这些命令，可以在 GitHub 上看到项目文件和提交记录，说明仓库创建与首次提交成功。</w:t>
+      </w:r>
+    </w:p>
+    <w:p>
+      <w:pPr>
+        <w:ind w:firstLine="0"/>
+      </w:pPr>
+      <w:r>
+        <w:rPr>
+          <w:rFonts w:ascii="黑体" w:hAnsi="黑体" w:eastAsia="黑体"/>
           <w:b/>
           <w:sz w:val="28"/>
         </w:rPr>
-        <w:t>5 实验与测试</w:t>
-      </w:r>
-    </w:p>
-    <w:p>
-      <w:r>
-        <w:t>本项目仓库中提供的实际测试文件为：</w:t>
-      </w:r>
-    </w:p>
-    <w:p>
-      <w:r>
-        <w:t>- `src/test/resources/sample.txt`</w:t>
-      </w:r>
-    </w:p>
-    <w:p/>
-    <w:p>
-      <w:r>
-        <w:t>文件内容如下：</w:t>
-      </w:r>
-    </w:p>
-    <w:p/>
-    <w:p>
-      <w:r>
-        <w:rPr>
-          <w:rFonts w:ascii="Courier New" w:hAnsi="Courier New"/>
-          <w:sz w:val="20"/>
-        </w:rPr>
-        <w:t>To @ explore strange new worlds,</w:t>
-        <w:br/>
-      </w:r>
-      <w:r>
-        <w:rPr>
-          <w:rFonts w:ascii="Courier New" w:hAnsi="Courier New"/>
-          <w:sz w:val="20"/>
-        </w:rPr>
-        <w:t>To seek out new life and new civilizations</w:t>
-      </w:r>
-    </w:p>
-    <w:p/>
-    <w:p>
-      <w:r>
-        <w:t>程序对该文本规整化后得到单词序列：</w:t>
-      </w:r>
-    </w:p>
-    <w:p/>
-    <w:p>
-      <w:r>
-        <w:rPr>
-          <w:rFonts w:ascii="Courier New" w:hAnsi="Courier New"/>
-          <w:sz w:val="20"/>
-        </w:rPr>
-        <w:t>to explore strange new worlds to seek out new life and new civilizations</w:t>
-      </w:r>
-    </w:p>
-    <w:p/>
-    <w:p>
-      <w:r>
-        <w:t>据此可手工得到图中主要边：</w:t>
-      </w:r>
-    </w:p>
-    <w:p>
-      <w:r>
-        <w:t>- to → explore (1)</w:t>
-      </w:r>
-    </w:p>
-    <w:p>
-      <w:r>
-        <w:t>- explore → strange (1)</w:t>
-      </w:r>
-    </w:p>
-    <w:p>
-      <w:r>
-        <w:t>- strange → new (1)</w:t>
-      </w:r>
-    </w:p>
-    <w:p>
-      <w:r>
-        <w:t>- new → worlds (1)</w:t>
-      </w:r>
-    </w:p>
-    <w:p>
-      <w:r>
-        <w:t>- worlds → to (1)</w:t>
-      </w:r>
-    </w:p>
-    <w:p>
-      <w:r>
-        <w:t>- to → seek (1)</w:t>
-      </w:r>
-    </w:p>
-    <w:p>
-      <w:r>
-        <w:t>- seek → out (1)</w:t>
-      </w:r>
-    </w:p>
-    <w:p>
-      <w:r>
-        <w:t>- out → new (1)</w:t>
-      </w:r>
-    </w:p>
-    <w:p>
-      <w:r>
-        <w:t>- new → life (1)</w:t>
-      </w:r>
-    </w:p>
-    <w:p>
-      <w:r>
-        <w:t>- life → and (1)</w:t>
-      </w:r>
-    </w:p>
-    <w:p>
-      <w:r>
-        <w:t>- and → new (1)</w:t>
-      </w:r>
-    </w:p>
-    <w:p>
-      <w:r>
-        <w:t>- new → civilizations (1)</w:t>
-      </w:r>
-    </w:p>
-    <w:p/>
-    <w:p>
-      <w:r>
-        <w:t>结点总数为 10，边总数为 12。</w:t>
-      </w:r>
-    </w:p>
-    <w:p/>
-    <w:p>
-      <w:r>
-        <w:rPr>
+        <w:t>7.2 实验场景(2)：分支管理</w:t>
+      </w:r>
+    </w:p>
+    <w:p>
+      <w:pPr>
+        <w:spacing w:line="360" w:lineRule="auto"/>
+        <w:ind w:firstLine="420"/>
+      </w:pPr>
+      <w:r>
+        <w:rPr>
+          <w:rFonts w:ascii="宋体" w:hAnsi="宋体" w:eastAsia="宋体"/>
+          <w:sz w:val="24"/>
+        </w:rPr>
+        <w:t>在功能开发阶段，可以通过 git checkout -b feature/lab1-test 创建分支，在分支上进行修改并提交，再切回 main 执行合并。该过程体现了软件工程中的分支开发与主线合并思想，有助于隔离风险、保留开发痕迹并提高协作可维护性。</w:t>
+      </w:r>
+    </w:p>
+    <w:p>
+      <w:pPr>
+        <w:ind w:firstLine="0"/>
+      </w:pPr>
+      <w:r>
+        <w:rPr>
+          <w:rFonts w:ascii="黑体" w:hAnsi="黑体" w:eastAsia="黑体"/>
           <w:b/>
-          <w:sz w:val="26"/>
-        </w:rPr>
-        <w:t>5.1 读取文本文件并展示有向图</w:t>
-      </w:r>
-    </w:p>
-    <w:p/>
-    <w:p>
-      <w:r>
-        <w:rPr>
+          <w:sz w:val="32"/>
+        </w:rPr>
+        <w:t>8 在IDE中使用Git Plugin</w:t>
+      </w:r>
+    </w:p>
+    <w:p>
+      <w:pPr>
+        <w:spacing w:line="360" w:lineRule="auto"/>
+        <w:ind w:firstLine="420"/>
+      </w:pPr>
+      <w:r>
+        <w:rPr>
+          <w:rFonts w:ascii="宋体" w:hAnsi="宋体" w:eastAsia="宋体"/>
+          <w:sz w:val="24"/>
+        </w:rPr>
+        <w:t>在 IntelliJ IDEA 中，可直接通过内置 Git 插件完成版本控制操作。基本步骤如下：</w:t>
+      </w:r>
+    </w:p>
+    <w:p>
+      <w:pPr>
+        <w:spacing w:line="360" w:lineRule="auto"/>
+        <w:ind w:firstLine="420"/>
+      </w:pPr>
+      <w:r>
+        <w:rPr>
+          <w:rFonts w:ascii="宋体" w:hAnsi="宋体" w:eastAsia="宋体"/>
+          <w:sz w:val="24"/>
+        </w:rPr>
+        <w:t>1. 打开项目后，IDE 自动识别 Git 仓库；</w:t>
+      </w:r>
+    </w:p>
+    <w:p>
+      <w:pPr>
+        <w:spacing w:line="360" w:lineRule="auto"/>
+        <w:ind w:firstLine="420"/>
+      </w:pPr>
+      <w:r>
+        <w:rPr>
+          <w:rFonts w:ascii="宋体" w:hAnsi="宋体" w:eastAsia="宋体"/>
+          <w:sz w:val="24"/>
+        </w:rPr>
+        <w:t>2. 在 Version Control 面板查看修改文件；</w:t>
+      </w:r>
+    </w:p>
+    <w:p>
+      <w:pPr>
+        <w:spacing w:line="360" w:lineRule="auto"/>
+        <w:ind w:firstLine="420"/>
+      </w:pPr>
+      <w:r>
+        <w:rPr>
+          <w:rFonts w:ascii="宋体" w:hAnsi="宋体" w:eastAsia="宋体"/>
+          <w:sz w:val="24"/>
+        </w:rPr>
+        <w:t>3. 选中文件后执行 Commit；</w:t>
+      </w:r>
+    </w:p>
+    <w:p>
+      <w:pPr>
+        <w:spacing w:line="360" w:lineRule="auto"/>
+        <w:ind w:firstLine="420"/>
+      </w:pPr>
+      <w:r>
+        <w:rPr>
+          <w:rFonts w:ascii="宋体" w:hAnsi="宋体" w:eastAsia="宋体"/>
+          <w:sz w:val="24"/>
+        </w:rPr>
+        <w:t>4. 填写提交说明；</w:t>
+      </w:r>
+    </w:p>
+    <w:p>
+      <w:pPr>
+        <w:spacing w:line="360" w:lineRule="auto"/>
+        <w:ind w:firstLine="420"/>
+      </w:pPr>
+      <w:r>
+        <w:rPr>
+          <w:rFonts w:ascii="宋体" w:hAnsi="宋体" w:eastAsia="宋体"/>
+          <w:sz w:val="24"/>
+        </w:rPr>
+        <w:t>5. 通过 Push 操作将提交同步到 GitHub。</w:t>
+      </w:r>
+    </w:p>
+    <w:p>
+      <w:pPr>
+        <w:spacing w:line="360" w:lineRule="auto"/>
+        <w:ind w:firstLine="420"/>
+      </w:pPr>
+      <w:r>
+        <w:rPr>
+          <w:rFonts w:ascii="宋体" w:hAnsi="宋体" w:eastAsia="宋体"/>
+          <w:sz w:val="24"/>
+        </w:rPr>
+        <w:t>相比命令行方式，IDE 图形界面更直观，适合查看差异、选择提交内容和处理简单冲突。但命令行方式更加通用，也更有利于理解 Git 的底层流程。</w:t>
+      </w:r>
+    </w:p>
+    <w:p>
+      <w:pPr>
+        <w:ind w:firstLine="0"/>
+      </w:pPr>
+      <w:r>
+        <w:rPr>
+          <w:rFonts w:ascii="黑体" w:hAnsi="黑体" w:eastAsia="黑体"/>
           <w:b/>
-          <w:sz w:val="24"/>
-        </w:rPr>
-        <w:t>文本文件中包含的内容</w:t>
-      </w:r>
-    </w:p>
-    <w:p>
-      <w:r>
-        <w:rPr>
-          <w:rFonts w:ascii="Courier New" w:hAnsi="Courier New"/>
-          <w:sz w:val="20"/>
-        </w:rPr>
-        <w:t>To @ explore strange new worlds,</w:t>
-        <w:br/>
-      </w:r>
-      <w:r>
-        <w:rPr>
-          <w:rFonts w:ascii="Courier New" w:hAnsi="Courier New"/>
-          <w:sz w:val="20"/>
-        </w:rPr>
-        <w:t>To seek out new life and new civilizations</w:t>
-      </w:r>
-    </w:p>
-    <w:p/>
-    <w:p>
-      <w:r>
-        <w:rPr>
-          <w:b/>
-          <w:sz w:val="24"/>
-        </w:rPr>
-        <w:t>期望生成的图（手工计算得到）</w:t>
-      </w:r>
-    </w:p>
-    <w:p>
-      <w:r>
-        <w:t>应包含 10 个结点：</w:t>
-      </w:r>
-    </w:p>
-    <w:p>
-      <w:r>
-        <w:t>`to, explore, strange, new, worlds, seek, out, life, and, civilizations`</w:t>
-      </w:r>
-    </w:p>
-    <w:p/>
-    <w:p>
-      <w:r>
-        <w:t>应包含 12 条有向边：</w:t>
-      </w:r>
-    </w:p>
-    <w:p>
-      <w:r>
-        <w:t>`to-&gt;explore, explore-&gt;strange, strange-&gt;new, new-&gt;worlds, worlds-&gt;to, to-&gt;seek, seek-&gt;out, out-&gt;new, new-&gt;life, life-&gt;and, and-&gt;new, new-&gt;civilizations`</w:t>
-      </w:r>
-    </w:p>
-    <w:p/>
-    <w:p>
-      <w:r>
-        <w:t>每条边权均为 1。</w:t>
-      </w:r>
-    </w:p>
-    <w:p/>
-    <w:p>
-      <w:r>
-        <w:rPr>
-          <w:b/>
-          <w:sz w:val="24"/>
-        </w:rPr>
-        <w:t>程序实际生成的图</w:t>
-      </w:r>
-    </w:p>
-    <w:p>
-      <w:r>
-        <w:t>实际运行结果：</w:t>
-      </w:r>
-    </w:p>
-    <w:p>
-      <w:r>
-        <w:t>- `Words: 10`</w:t>
-      </w:r>
-    </w:p>
-    <w:p>
-      <w:r>
-        <w:t>- `Edges: 12`</w:t>
-      </w:r>
-    </w:p>
-    <w:p>
-      <w:r>
-        <w:t>- 输出图片文件：`out/directed-graph.png`</w:t>
-      </w:r>
-    </w:p>
-    <w:p/>
-    <w:p>
-      <w:r>
-        <w:rPr>
-          <w:b/>
-          <w:sz w:val="24"/>
-        </w:rPr>
-        <w:t>二者是否一致</w:t>
-      </w:r>
-    </w:p>
-    <w:p>
-      <w:r>
-        <w:t>一致。</w:t>
-      </w:r>
-    </w:p>
-    <w:p/>
-    <w:p>
-      <w:r>
-        <w:rPr>
-          <w:b/>
-          <w:sz w:val="24"/>
-        </w:rPr>
-        <w:t>运行结果说明</w:t>
-      </w:r>
-    </w:p>
-    <w:p>
-      <w:r>
-        <w:t>程序成功将文本转化为带权有向图，并导出 PNG 图片。仓库测试 `Stage1IntegrationTest` 也验证了结点数、边数和跨行相邻关系均正确。</w:t>
-      </w:r>
-    </w:p>
-    <w:p/>
-    <w:p>
-      <w:r>
-        <w:rPr>
-          <w:b/>
-          <w:sz w:val="26"/>
-        </w:rPr>
-        <w:t>5.2 查询桥接词</w:t>
-      </w:r>
-    </w:p>
-    <w:tbl>
-      <w:tblPr>
-        <w:tblStyle w:val="TableGrid"/>
-        <w:tblW w:type="auto" w:w="0"/>
-        <w:tblLook w:firstColumn="1" w:firstRow="1" w:lastColumn="0" w:lastRow="0" w:noHBand="0" w:noVBand="1" w:val="04A0"/>
-      </w:tblPr>
-      <w:tblGrid>
-        <w:gridCol w:w="1728"/>
-        <w:gridCol w:w="1728"/>
-        <w:gridCol w:w="1728"/>
-        <w:gridCol w:w="1728"/>
-        <w:gridCol w:w="1728"/>
-      </w:tblGrid>
-      <w:tr>
-        <w:tc>
-          <w:tcPr>
-            <w:tcW w:type="dxa" w:w="1728"/>
-          </w:tcPr>
-          <w:p>
-            <w:r>
-              <w:t>序号</w:t>
-            </w:r>
-          </w:p>
-        </w:tc>
-        <w:tc>
-          <w:tcPr>
-            <w:tcW w:type="dxa" w:w="1728"/>
-          </w:tcPr>
-          <w:p>
-            <w:r>
-              <w:t>输入（2个单词）</w:t>
-            </w:r>
-          </w:p>
-        </w:tc>
-        <w:tc>
-          <w:tcPr>
-            <w:tcW w:type="dxa" w:w="1728"/>
-          </w:tcPr>
-          <w:p>
-            <w:r>
-              <w:t>期望输出</w:t>
-            </w:r>
-          </w:p>
-        </w:tc>
-        <w:tc>
-          <w:tcPr>
-            <w:tcW w:type="dxa" w:w="1728"/>
-          </w:tcPr>
-          <w:p>
-            <w:r>
-              <w:t>实际输出</w:t>
-            </w:r>
-          </w:p>
-        </w:tc>
-        <w:tc>
-          <w:tcPr>
-            <w:tcW w:type="dxa" w:w="1728"/>
-          </w:tcPr>
-          <w:p>
-            <w:r>
-              <w:t>运行是否正确</w:t>
-            </w:r>
-          </w:p>
-        </w:tc>
-      </w:tr>
-      <w:tr>
-        <w:tc>
-          <w:tcPr>
-            <w:tcW w:type="dxa" w:w="1728"/>
-          </w:tcPr>
-          <w:p>
-            <w:r>
-              <w:t>1</w:t>
-            </w:r>
-          </w:p>
-        </w:tc>
-        <w:tc>
-          <w:tcPr>
-            <w:tcW w:type="dxa" w:w="1728"/>
-          </w:tcPr>
-          <w:p>
-            <w:r>
-              <w:t>explore, new</w:t>
-            </w:r>
-          </w:p>
-        </w:tc>
-        <w:tc>
-          <w:tcPr>
-            <w:tcW w:type="dxa" w:w="1728"/>
-          </w:tcPr>
-          <w:p>
-            <w:r>
-              <w:t>The bridge words from "explore" to "new" is: "strange".</w:t>
-            </w:r>
-          </w:p>
-        </w:tc>
-        <w:tc>
-          <w:tcPr>
-            <w:tcW w:type="dxa" w:w="1728"/>
-          </w:tcPr>
-          <w:p>
-            <w:r>
-              <w:t>The bridge words from "explore" to "new" is: "strange".</w:t>
-            </w:r>
-          </w:p>
-        </w:tc>
-        <w:tc>
-          <w:tcPr>
-            <w:tcW w:type="dxa" w:w="1728"/>
-          </w:tcPr>
-          <w:p>
-            <w:r>
-              <w:t>正确</w:t>
-            </w:r>
-          </w:p>
-        </w:tc>
-      </w:tr>
-      <w:tr>
-        <w:tc>
-          <w:tcPr>
-            <w:tcW w:type="dxa" w:w="1728"/>
-          </w:tcPr>
-          <w:p>
-            <w:r>
-              <w:t>2</w:t>
-            </w:r>
-          </w:p>
-        </w:tc>
-        <w:tc>
-          <w:tcPr>
-            <w:tcW w:type="dxa" w:w="1728"/>
-          </w:tcPr>
-          <w:p>
-            <w:r>
-              <w:t>to, explore</w:t>
-            </w:r>
-          </w:p>
-        </w:tc>
-        <w:tc>
-          <w:tcPr>
-            <w:tcW w:type="dxa" w:w="1728"/>
-          </w:tcPr>
-          <w:p>
-            <w:r>
-              <w:t>No bridge words from "to" to "explore"!</w:t>
-            </w:r>
-          </w:p>
-        </w:tc>
-        <w:tc>
-          <w:tcPr>
-            <w:tcW w:type="dxa" w:w="1728"/>
-          </w:tcPr>
-          <w:p>
-            <w:r>
-              <w:t>No bridge words from "to" to "explore"!</w:t>
-            </w:r>
-          </w:p>
-        </w:tc>
-        <w:tc>
-          <w:tcPr>
-            <w:tcW w:type="dxa" w:w="1728"/>
-          </w:tcPr>
-          <w:p>
-            <w:r>
-              <w:t>正确</w:t>
-            </w:r>
-          </w:p>
-        </w:tc>
-      </w:tr>
-      <w:tr>
-        <w:tc>
-          <w:tcPr>
-            <w:tcW w:type="dxa" w:w="1728"/>
-          </w:tcPr>
-          <w:p>
-            <w:r>
-              <w:t>3</w:t>
-            </w:r>
-          </w:p>
-        </w:tc>
-        <w:tc>
-          <w:tcPr>
-            <w:tcW w:type="dxa" w:w="1728"/>
-          </w:tcPr>
-          <w:p>
-            <w:r>
-              <w:t>exciting, new</w:t>
-            </w:r>
-          </w:p>
-        </w:tc>
-        <w:tc>
-          <w:tcPr>
-            <w:tcW w:type="dxa" w:w="1728"/>
-          </w:tcPr>
-          <w:p>
-            <w:r>
-              <w:t>No "exciting" in the graph!</w:t>
-            </w:r>
-          </w:p>
-        </w:tc>
-        <w:tc>
-          <w:tcPr>
-            <w:tcW w:type="dxa" w:w="1728"/>
-          </w:tcPr>
-          <w:p>
-            <w:r>
-              <w:t>No "exciting" in the graph!</w:t>
-            </w:r>
-          </w:p>
-        </w:tc>
-        <w:tc>
-          <w:tcPr>
-            <w:tcW w:type="dxa" w:w="1728"/>
-          </w:tcPr>
-          <w:p>
-            <w:r>
-              <w:t>正确</w:t>
-            </w:r>
-          </w:p>
-        </w:tc>
-      </w:tr>
-      <w:tr>
-        <w:tc>
-          <w:tcPr>
-            <w:tcW w:type="dxa" w:w="1728"/>
-          </w:tcPr>
-          <w:p>
-            <w:r>
-              <w:t>4</w:t>
-            </w:r>
-          </w:p>
-        </w:tc>
-        <w:tc>
-          <w:tcPr>
-            <w:tcW w:type="dxa" w:w="1728"/>
-          </w:tcPr>
-          <w:p>
-            <w:r>
-              <w:t>to, new</w:t>
-            </w:r>
-          </w:p>
-        </w:tc>
-        <w:tc>
-          <w:tcPr>
-            <w:tcW w:type="dxa" w:w="1728"/>
-          </w:tcPr>
-          <w:p>
-            <w:r>
-              <w:t>No bridge words from "to" to "new"!</w:t>
-            </w:r>
-          </w:p>
-        </w:tc>
-        <w:tc>
-          <w:tcPr>
-            <w:tcW w:type="dxa" w:w="1728"/>
-          </w:tcPr>
-          <w:p>
-            <w:r>
-              <w:t>No bridge words from "to" to "new"!</w:t>
-            </w:r>
-          </w:p>
-        </w:tc>
-        <w:tc>
-          <w:tcPr>
-            <w:tcW w:type="dxa" w:w="1728"/>
-          </w:tcPr>
-          <w:p>
-            <w:r>
-              <w:t>正确</w:t>
-            </w:r>
-          </w:p>
-        </w:tc>
-      </w:tr>
-      <w:tr>
-        <w:tc>
-          <w:tcPr>
-            <w:tcW w:type="dxa" w:w="1728"/>
-          </w:tcPr>
-          <w:p>
-            <w:r>
-              <w:t>5</w:t>
-            </w:r>
-          </w:p>
-        </w:tc>
-        <w:tc>
-          <w:tcPr>
-            <w:tcW w:type="dxa" w:w="1728"/>
-          </w:tcPr>
-          <w:p>
-            <w:r>
-              <w:t>new, and</w:t>
-            </w:r>
-          </w:p>
-        </w:tc>
-        <w:tc>
-          <w:tcPr>
-            <w:tcW w:type="dxa" w:w="1728"/>
-          </w:tcPr>
-          <w:p>
-            <w:r>
-              <w:t>The bridge words from "new" to "and" is: "life".</w:t>
-            </w:r>
-          </w:p>
-        </w:tc>
-        <w:tc>
-          <w:tcPr>
-            <w:tcW w:type="dxa" w:w="1728"/>
-          </w:tcPr>
-          <w:p>
-            <w:r>
-              <w:t>The bridge words from "new" to "and" is: "life".</w:t>
-            </w:r>
-          </w:p>
-        </w:tc>
-        <w:tc>
-          <w:tcPr>
-            <w:tcW w:type="dxa" w:w="1728"/>
-          </w:tcPr>
-          <w:p>
-            <w:r>
-              <w:t>正确</w:t>
-            </w:r>
-          </w:p>
-        </w:tc>
-      </w:tr>
-    </w:tbl>
-    <w:p/>
-    <w:p>
-      <w:r>
-        <w:t>说明：其中第 4、5 条分别来自我在主程序中的真实运行和集成测试行为。</w:t>
-      </w:r>
-    </w:p>
-    <w:p/>
-    <w:p>
-      <w:r>
-        <w:rPr>
-          <w:b/>
-          <w:sz w:val="26"/>
-        </w:rPr>
-        <w:t>5.3 根据桥接词生成新文本</w:t>
-      </w:r>
-    </w:p>
-    <w:tbl>
-      <w:tblPr>
-        <w:tblStyle w:val="TableGrid"/>
-        <w:tblW w:type="auto" w:w="0"/>
-        <w:tblLook w:firstColumn="1" w:firstRow="1" w:lastColumn="0" w:lastRow="0" w:noHBand="0" w:noVBand="1" w:val="04A0"/>
-      </w:tblPr>
-      <w:tblGrid>
-        <w:gridCol w:w="1728"/>
-        <w:gridCol w:w="1728"/>
-        <w:gridCol w:w="1728"/>
-        <w:gridCol w:w="1728"/>
-        <w:gridCol w:w="1728"/>
-      </w:tblGrid>
-      <w:tr>
-        <w:tc>
-          <w:tcPr>
-            <w:tcW w:type="dxa" w:w="1728"/>
-          </w:tcPr>
-          <w:p>
-            <w:r>
-              <w:t>序号</w:t>
-            </w:r>
-          </w:p>
-        </w:tc>
-        <w:tc>
-          <w:tcPr>
-            <w:tcW w:type="dxa" w:w="1728"/>
-          </w:tcPr>
-          <w:p>
-            <w:r>
-              <w:t>输入（一行文本）</w:t>
-            </w:r>
-          </w:p>
-        </w:tc>
-        <w:tc>
-          <w:tcPr>
-            <w:tcW w:type="dxa" w:w="1728"/>
-          </w:tcPr>
-          <w:p>
-            <w:r>
-              <w:t>期望输出</w:t>
-            </w:r>
-          </w:p>
-        </w:tc>
-        <w:tc>
-          <w:tcPr>
-            <w:tcW w:type="dxa" w:w="1728"/>
-          </w:tcPr>
-          <w:p>
-            <w:r>
-              <w:t>实际输出</w:t>
-            </w:r>
-          </w:p>
-        </w:tc>
-        <w:tc>
-          <w:tcPr>
-            <w:tcW w:type="dxa" w:w="1728"/>
-          </w:tcPr>
-          <w:p>
-            <w:r>
-              <w:t>运行是否正确</w:t>
-            </w:r>
-          </w:p>
-        </w:tc>
-      </w:tr>
-      <w:tr>
-        <w:tc>
-          <w:tcPr>
-            <w:tcW w:type="dxa" w:w="1728"/>
-          </w:tcPr>
-          <w:p>
-            <w:r>
-              <w:t>1</w:t>
-            </w:r>
-          </w:p>
-        </w:tc>
-        <w:tc>
-          <w:tcPr>
-            <w:tcW w:type="dxa" w:w="1728"/>
-          </w:tcPr>
-          <w:p>
-            <w:r>
-              <w:t>Seek to explore new and exciting synergies</w:t>
-            </w:r>
-          </w:p>
-        </w:tc>
-        <w:tc>
-          <w:tcPr>
-            <w:tcW w:type="dxa" w:w="1728"/>
-          </w:tcPr>
-          <w:p>
-            <w:r>
-              <w:t>seek to explore strange new life and exciting synergies</w:t>
-            </w:r>
-          </w:p>
-        </w:tc>
-        <w:tc>
-          <w:tcPr>
-            <w:tcW w:type="dxa" w:w="1728"/>
-          </w:tcPr>
-          <w:p>
-            <w:r>
-              <w:t>seek to explore strange new life and exciting synergies</w:t>
-            </w:r>
-          </w:p>
-        </w:tc>
-        <w:tc>
-          <w:tcPr>
-            <w:tcW w:type="dxa" w:w="1728"/>
-          </w:tcPr>
-          <w:p>
-            <w:r>
-              <w:t>正确</w:t>
-            </w:r>
-          </w:p>
-        </w:tc>
-      </w:tr>
-      <w:tr>
-        <w:tc>
-          <w:tcPr>
-            <w:tcW w:type="dxa" w:w="1728"/>
-          </w:tcPr>
-          <w:p>
-            <w:r>
-              <w:t>2</w:t>
-            </w:r>
-          </w:p>
-        </w:tc>
-        <w:tc>
-          <w:tcPr>
-            <w:tcW w:type="dxa" w:w="1728"/>
-          </w:tcPr>
-          <w:p>
-            <w:r>
-              <w:t>to seek new worlds</w:t>
-            </w:r>
-          </w:p>
-        </w:tc>
-        <w:tc>
-          <w:tcPr>
-            <w:tcW w:type="dxa" w:w="1728"/>
-          </w:tcPr>
-          <w:p>
-            <w:r>
-              <w:t>to seek out new worlds</w:t>
-            </w:r>
-          </w:p>
-        </w:tc>
-        <w:tc>
-          <w:tcPr>
-            <w:tcW w:type="dxa" w:w="1728"/>
-          </w:tcPr>
-          <w:p>
-            <w:r>
-              <w:t>to seek out new worlds</w:t>
-            </w:r>
-          </w:p>
-        </w:tc>
-        <w:tc>
-          <w:tcPr>
-            <w:tcW w:type="dxa" w:w="1728"/>
-          </w:tcPr>
-          <w:p>
-            <w:r>
-              <w:t>正确</w:t>
-            </w:r>
-          </w:p>
-        </w:tc>
-      </w:tr>
-      <w:tr>
-        <w:tc>
-          <w:tcPr>
-            <w:tcW w:type="dxa" w:w="1728"/>
-          </w:tcPr>
-          <w:p>
-            <w:r>
-              <w:t>3</w:t>
-            </w:r>
-          </w:p>
-        </w:tc>
-        <w:tc>
-          <w:tcPr>
-            <w:tcW w:type="dxa" w:w="1728"/>
-          </w:tcPr>
-          <w:p>
-            <w:r>
-              <w:t>Hello world</w:t>
-            </w:r>
-          </w:p>
-        </w:tc>
-        <w:tc>
-          <w:tcPr>
-            <w:tcW w:type="dxa" w:w="1728"/>
-          </w:tcPr>
-          <w:p>
-            <w:r>
-              <w:t>hello world</w:t>
-            </w:r>
-          </w:p>
-        </w:tc>
-        <w:tc>
-          <w:tcPr>
-            <w:tcW w:type="dxa" w:w="1728"/>
-          </w:tcPr>
-          <w:p>
-            <w:r>
-              <w:t>hello world</w:t>
-            </w:r>
-          </w:p>
-        </w:tc>
-        <w:tc>
-          <w:tcPr>
-            <w:tcW w:type="dxa" w:w="1728"/>
-          </w:tcPr>
-          <w:p>
-            <w:r>
-              <w:t>正确</w:t>
-            </w:r>
-          </w:p>
-        </w:tc>
-      </w:tr>
-    </w:tbl>
-    <w:p/>
-    <w:p>
-      <w:r>
-        <w:t>说明：</w:t>
-      </w:r>
-    </w:p>
-    <w:p>
-      <w:r>
-        <w:t>- 第 1 条来自 `NewTextGeneratorTest` / `BridgeIntegrationTest`。</w:t>
-      </w:r>
-    </w:p>
-    <w:p>
-      <w:r>
-        <w:t>- 第 2 条来自我对主程序的真实运行。</w:t>
-      </w:r>
-    </w:p>
-    <w:p>
-      <w:r>
-        <w:t>- 第 3 条为合理边界输入：由于不存在桥接词，因此仅进行规范化输出。</w:t>
-      </w:r>
-    </w:p>
-    <w:p/>
-    <w:p>
-      <w:r>
-        <w:rPr>
-          <w:b/>
-          <w:sz w:val="26"/>
-        </w:rPr>
-        <w:t>5.4 计算最短路径</w:t>
-      </w:r>
-    </w:p>
-    <w:tbl>
-      <w:tblPr>
-        <w:tblStyle w:val="TableGrid"/>
-        <w:tblW w:type="auto" w:w="0"/>
-        <w:tblLook w:firstColumn="1" w:firstRow="1" w:lastColumn="0" w:lastRow="0" w:noHBand="0" w:noVBand="1" w:val="04A0"/>
-      </w:tblPr>
-      <w:tblGrid>
-        <w:gridCol w:w="1728"/>
-        <w:gridCol w:w="1728"/>
-        <w:gridCol w:w="1728"/>
-        <w:gridCol w:w="1728"/>
-        <w:gridCol w:w="1728"/>
-      </w:tblGrid>
-      <w:tr>
-        <w:tc>
-          <w:tcPr>
-            <w:tcW w:type="dxa" w:w="1728"/>
-          </w:tcPr>
-          <w:p>
-            <w:r>
-              <w:t>序号</w:t>
-            </w:r>
-          </w:p>
-        </w:tc>
-        <w:tc>
-          <w:tcPr>
-            <w:tcW w:type="dxa" w:w="1728"/>
-          </w:tcPr>
-          <w:p>
-            <w:r>
-              <w:t>输入</w:t>
-            </w:r>
-          </w:p>
-        </w:tc>
-        <w:tc>
-          <w:tcPr>
-            <w:tcW w:type="dxa" w:w="1728"/>
-          </w:tcPr>
-          <w:p>
-            <w:r>
-              <w:t>期望输出</w:t>
-            </w:r>
-          </w:p>
-        </w:tc>
-        <w:tc>
-          <w:tcPr>
-            <w:tcW w:type="dxa" w:w="1728"/>
-          </w:tcPr>
-          <w:p>
-            <w:r>
-              <w:t>实际输出</w:t>
-            </w:r>
-          </w:p>
-        </w:tc>
-        <w:tc>
-          <w:tcPr>
-            <w:tcW w:type="dxa" w:w="1728"/>
-          </w:tcPr>
-          <w:p>
-            <w:r>
-              <w:t>运行是否正确</w:t>
-            </w:r>
-          </w:p>
-        </w:tc>
-      </w:tr>
-      <w:tr>
-        <w:tc>
-          <w:tcPr>
-            <w:tcW w:type="dxa" w:w="1728"/>
-          </w:tcPr>
-          <w:p>
-            <w:r>
-              <w:t>1</w:t>
-            </w:r>
-          </w:p>
-        </w:tc>
-        <w:tc>
-          <w:tcPr>
-            <w:tcW w:type="dxa" w:w="1728"/>
-          </w:tcPr>
-          <w:p>
-            <w:r>
-              <w:t>to, and</w:t>
-            </w:r>
-          </w:p>
-        </w:tc>
-        <w:tc>
-          <w:tcPr>
-            <w:tcW w:type="dxa" w:w="1728"/>
-          </w:tcPr>
-          <w:p>
-            <w:r>
-              <w:t>to -&gt; seek -&gt; out -&gt; new -&gt; life -&gt; and 或 to -&gt; explore -&gt; strange -&gt; new -&gt; life -&gt; and，长度均为 5</w:t>
-            </w:r>
-          </w:p>
-        </w:tc>
-        <w:tc>
-          <w:tcPr>
-            <w:tcW w:type="dxa" w:w="1728"/>
-          </w:tcPr>
-          <w:p>
-            <w:r>
-              <w:t>测试允许上述任一结果</w:t>
-            </w:r>
-          </w:p>
-        </w:tc>
-        <w:tc>
-          <w:tcPr>
-            <w:tcW w:type="dxa" w:w="1728"/>
-          </w:tcPr>
-          <w:p>
-            <w:r>
-              <w:t>正确</w:t>
-            </w:r>
-          </w:p>
-        </w:tc>
-      </w:tr>
-      <w:tr>
-        <w:tc>
-          <w:tcPr>
-            <w:tcW w:type="dxa" w:w="1728"/>
-          </w:tcPr>
-          <w:p>
-            <w:r>
-              <w:t>2</w:t>
-            </w:r>
-          </w:p>
-        </w:tc>
-        <w:tc>
-          <w:tcPr>
-            <w:tcW w:type="dxa" w:w="1728"/>
-          </w:tcPr>
-          <w:p>
-            <w:r>
-              <w:t>civilizations, to</w:t>
-            </w:r>
-          </w:p>
-        </w:tc>
-        <w:tc>
-          <w:tcPr>
-            <w:tcW w:type="dxa" w:w="1728"/>
-          </w:tcPr>
-          <w:p>
-            <w:r>
-              <w:t>No path from "civilizations" to "to".</w:t>
-            </w:r>
-          </w:p>
-        </w:tc>
-        <w:tc>
-          <w:tcPr>
-            <w:tcW w:type="dxa" w:w="1728"/>
-          </w:tcPr>
-          <w:p>
-            <w:r>
-              <w:t>No path from "civilizations" to "to".</w:t>
-            </w:r>
-          </w:p>
-        </w:tc>
-        <w:tc>
-          <w:tcPr>
-            <w:tcW w:type="dxa" w:w="1728"/>
-          </w:tcPr>
-          <w:p>
-            <w:r>
-              <w:t>正确</w:t>
-            </w:r>
-          </w:p>
-        </w:tc>
-      </w:tr>
-      <w:tr>
-        <w:tc>
-          <w:tcPr>
-            <w:tcW w:type="dxa" w:w="1728"/>
-          </w:tcPr>
-          <w:p>
-            <w:r>
-              <w:t>3</w:t>
-            </w:r>
-          </w:p>
-        </w:tc>
-        <w:tc>
-          <w:tcPr>
-            <w:tcW w:type="dxa" w:w="1728"/>
-          </w:tcPr>
-          <w:p>
-            <w:r>
-              <w:t>to, civilizations</w:t>
-            </w:r>
-          </w:p>
-        </w:tc>
-        <w:tc>
-          <w:tcPr>
-            <w:tcW w:type="dxa" w:w="1728"/>
-          </w:tcPr>
-          <w:p>
-            <w:r>
-              <w:t>Shortest path from "to" to "civilizations": to -&gt; explore -&gt; strange -&gt; new -&gt; civilizations (length: 4) 或经过 seek/out 的等长路径</w:t>
-            </w:r>
-          </w:p>
-        </w:tc>
-        <w:tc>
-          <w:tcPr>
-            <w:tcW w:type="dxa" w:w="1728"/>
-          </w:tcPr>
-          <w:p>
-            <w:r>
-              <w:t>Shortest path from "to" to "civilizations": to -&gt; explore -&gt; strange -&gt; new -&gt; civilizations (length: 4)</w:t>
-            </w:r>
-          </w:p>
-        </w:tc>
-        <w:tc>
-          <w:tcPr>
-            <w:tcW w:type="dxa" w:w="1728"/>
-          </w:tcPr>
-          <w:p>
-            <w:r>
-              <w:t>正确</w:t>
-            </w:r>
-          </w:p>
-        </w:tc>
-      </w:tr>
-    </w:tbl>
-    <w:p/>
-    <w:p>
-      <w:r>
-        <w:t>说明：第 3 条为我对主程序的真实运行结果。</w:t>
-      </w:r>
-    </w:p>
-    <w:p/>
-    <w:p>
-      <w:r>
-        <w:rPr>
-          <w:b/>
-          <w:sz w:val="26"/>
-        </w:rPr>
-        <w:t>5.5 计算 PageRank 值</w:t>
-      </w:r>
-    </w:p>
-    <w:tbl>
-      <w:tblPr>
-        <w:tblStyle w:val="TableGrid"/>
-        <w:tblW w:type="auto" w:w="0"/>
-        <w:tblLook w:firstColumn="1" w:firstRow="1" w:lastColumn="0" w:lastRow="0" w:noHBand="0" w:noVBand="1" w:val="04A0"/>
-      </w:tblPr>
-      <w:tblGrid>
-        <w:gridCol w:w="1728"/>
-        <w:gridCol w:w="1728"/>
-        <w:gridCol w:w="1728"/>
-        <w:gridCol w:w="1728"/>
-        <w:gridCol w:w="1728"/>
-      </w:tblGrid>
-      <w:tr>
-        <w:tc>
-          <w:tcPr>
-            <w:tcW w:type="dxa" w:w="1728"/>
-          </w:tcPr>
-          <w:p>
-            <w:r>
-              <w:t>序号</w:t>
-            </w:r>
-          </w:p>
-        </w:tc>
-        <w:tc>
-          <w:tcPr>
-            <w:tcW w:type="dxa" w:w="1728"/>
-          </w:tcPr>
-          <w:p>
-            <w:r>
-              <w:t>单词</w:t>
-            </w:r>
-          </w:p>
-        </w:tc>
-        <w:tc>
-          <w:tcPr>
-            <w:tcW w:type="dxa" w:w="1728"/>
-          </w:tcPr>
-          <w:p>
-            <w:r>
-              <w:t>期望输出</w:t>
-            </w:r>
-          </w:p>
-        </w:tc>
-        <w:tc>
-          <w:tcPr>
-            <w:tcW w:type="dxa" w:w="1728"/>
-          </w:tcPr>
-          <w:p>
-            <w:r>
-              <w:t>实际输出</w:t>
-            </w:r>
-          </w:p>
-        </w:tc>
-        <w:tc>
-          <w:tcPr>
-            <w:tcW w:type="dxa" w:w="1728"/>
-          </w:tcPr>
-          <w:p>
-            <w:r>
-              <w:t>运行是否正确</w:t>
-            </w:r>
-          </w:p>
-        </w:tc>
-      </w:tr>
-      <w:tr>
-        <w:tc>
-          <w:tcPr>
-            <w:tcW w:type="dxa" w:w="1728"/>
-          </w:tcPr>
-          <w:p>
-            <w:r>
-              <w:t>1</w:t>
-            </w:r>
-          </w:p>
-        </w:tc>
-        <w:tc>
-          <w:tcPr>
-            <w:tcW w:type="dxa" w:w="1728"/>
-          </w:tcPr>
-          <w:p>
-            <w:r>
-              <w:t>new</w:t>
-            </w:r>
-          </w:p>
-        </w:tc>
-        <w:tc>
-          <w:tcPr>
-            <w:tcW w:type="dxa" w:w="1728"/>
-          </w:tcPr>
-          <w:p>
-            <w:r>
-              <w:t>接近 0.24</w:t>
-            </w:r>
-          </w:p>
-        </w:tc>
-        <w:tc>
-          <w:tcPr>
-            <w:tcW w:type="dxa" w:w="1728"/>
-          </w:tcPr>
-          <w:p>
-            <w:r>
-              <w:t>0.2405888935099065</w:t>
-            </w:r>
-          </w:p>
-        </w:tc>
-        <w:tc>
-          <w:tcPr>
-            <w:tcW w:type="dxa" w:w="1728"/>
-          </w:tcPr>
-          <w:p>
-            <w:r>
-              <w:t>正确</w:t>
-            </w:r>
-          </w:p>
-        </w:tc>
-      </w:tr>
-      <w:tr>
-        <w:tc>
-          <w:tcPr>
-            <w:tcW w:type="dxa" w:w="1728"/>
-          </w:tcPr>
-          <w:p>
-            <w:r>
-              <w:t>2</w:t>
-            </w:r>
-          </w:p>
-        </w:tc>
-        <w:tc>
-          <w:tcPr>
-            <w:tcW w:type="dxa" w:w="1728"/>
-          </w:tcPr>
-          <w:p>
-            <w:r>
-              <w:t>missing</w:t>
-            </w:r>
-          </w:p>
-        </w:tc>
-        <w:tc>
-          <w:tcPr>
-            <w:tcW w:type="dxa" w:w="1728"/>
-          </w:tcPr>
-          <w:p>
-            <w:r>
-              <w:t>null / 不存在提示</w:t>
-            </w:r>
-          </w:p>
-        </w:tc>
-        <w:tc>
-          <w:tcPr>
-            <w:tcW w:type="dxa" w:w="1728"/>
-          </w:tcPr>
-          <w:p>
-            <w:r>
-              <w:t>Word not found in graph.（应用层）</w:t>
-            </w:r>
-          </w:p>
-        </w:tc>
-        <w:tc>
-          <w:tcPr>
-            <w:tcW w:type="dxa" w:w="1728"/>
-          </w:tcPr>
-          <w:p>
-            <w:r>
-              <w:t>正确</w:t>
-            </w:r>
-          </w:p>
-        </w:tc>
-      </w:tr>
-      <w:tr>
-        <w:tc>
-          <w:tcPr>
-            <w:tcW w:type="dxa" w:w="1728"/>
-          </w:tcPr>
-          <w:p>
-            <w:r>
-              <w:t>3</w:t>
-            </w:r>
-          </w:p>
-        </w:tc>
-        <w:tc>
-          <w:tcPr>
-            <w:tcW w:type="dxa" w:w="1728"/>
-          </w:tcPr>
-          <w:p>
-            <w:r>
-              <w:t>to</w:t>
-            </w:r>
-          </w:p>
-        </w:tc>
-        <w:tc>
-          <w:tcPr>
-            <w:tcW w:type="dxa" w:w="1728"/>
-          </w:tcPr>
-          <w:p>
-            <w:r>
-              <w:t>应为合法实数</w:t>
-            </w:r>
-          </w:p>
-        </w:tc>
-        <w:tc>
-          <w:tcPr>
-            <w:tcW w:type="dxa" w:w="1728"/>
-          </w:tcPr>
-          <w:p>
-            <w:r>
-              <w:t>可正常计算</w:t>
-            </w:r>
-          </w:p>
-        </w:tc>
-        <w:tc>
-          <w:tcPr>
-            <w:tcW w:type="dxa" w:w="1728"/>
-          </w:tcPr>
-          <w:p>
-            <w:r>
-              <w:t>正确</w:t>
-            </w:r>
-          </w:p>
-        </w:tc>
-      </w:tr>
-    </w:tbl>
-    <w:p/>
-    <w:p>
-      <w:r>
-        <w:t>说明：</w:t>
-      </w:r>
-    </w:p>
-    <w:p>
-      <w:r>
-        <w:t>- 第 1 条来自真实运行与测试。</w:t>
-      </w:r>
-    </w:p>
-    <w:p>
-      <w:r>
-        <w:t>- 第 2 条来自业务逻辑：service 层返回 `null`，应用层输出提示信息。</w:t>
-      </w:r>
-    </w:p>
-    <w:p/>
-    <w:p>
-      <w:r>
-        <w:rPr>
-          <w:b/>
-          <w:sz w:val="26"/>
-        </w:rPr>
-        <w:t>5.6 随机游走</w:t>
-      </w:r>
-    </w:p>
-    <w:p>
-      <w:r>
-        <w:t>该功能无固定输入，因此多次执行并记录结果。</w:t>
-      </w:r>
-    </w:p>
-    <w:p/>
-    <w:tbl>
-      <w:tblPr>
-        <w:tblStyle w:val="TableGrid"/>
-        <w:tblW w:type="auto" w:w="0"/>
-        <w:tblLook w:firstColumn="1" w:firstRow="1" w:lastColumn="0" w:lastRow="0" w:noHBand="0" w:noVBand="1" w:val="04A0"/>
-      </w:tblPr>
-      <w:tblGrid>
-        <w:gridCol w:w="2880"/>
-        <w:gridCol w:w="2880"/>
-        <w:gridCol w:w="2880"/>
-      </w:tblGrid>
-      <w:tr>
-        <w:tc>
-          <w:tcPr>
-            <w:tcW w:type="dxa" w:w="2880"/>
-          </w:tcPr>
-          <w:p>
-            <w:r>
-              <w:t>序号</w:t>
-            </w:r>
-          </w:p>
-        </w:tc>
-        <w:tc>
-          <w:tcPr>
-            <w:tcW w:type="dxa" w:w="2880"/>
-          </w:tcPr>
-          <w:p>
-            <w:r>
-              <w:t>实际输出</w:t>
-            </w:r>
-          </w:p>
-        </w:tc>
-        <w:tc>
-          <w:tcPr>
-            <w:tcW w:type="dxa" w:w="2880"/>
-          </w:tcPr>
-          <w:p>
-            <w:r>
-              <w:t>程序运行是否正确</w:t>
-            </w:r>
-          </w:p>
-        </w:tc>
-      </w:tr>
-      <w:tr>
-        <w:tc>
-          <w:tcPr>
-            <w:tcW w:type="dxa" w:w="2880"/>
-          </w:tcPr>
-          <w:p>
-            <w:r>
-              <w:t>1</w:t>
-            </w:r>
-          </w:p>
-        </w:tc>
-        <w:tc>
-          <w:tcPr>
-            <w:tcW w:type="dxa" w:w="2880"/>
-          </w:tcPr>
-          <w:p>
-            <w:r>
-              <w:t>worlds to explore strange new civilizations</w:t>
-            </w:r>
-          </w:p>
-        </w:tc>
-        <w:tc>
-          <w:tcPr>
-            <w:tcW w:type="dxa" w:w="2880"/>
-          </w:tcPr>
-          <w:p>
-            <w:r>
-              <w:t>正确</w:t>
-            </w:r>
-          </w:p>
-        </w:tc>
-      </w:tr>
-      <w:tr>
-        <w:tc>
-          <w:tcPr>
-            <w:tcW w:type="dxa" w:w="2880"/>
-          </w:tcPr>
-          <w:p>
-            <w:r>
-              <w:t>2</w:t>
-            </w:r>
-          </w:p>
-        </w:tc>
-        <w:tc>
-          <w:tcPr>
-            <w:tcW w:type="dxa" w:w="2880"/>
-          </w:tcPr>
-          <w:p>
-            <w:r>
-              <w:t>a b c a（测试图）</w:t>
-            </w:r>
-          </w:p>
-        </w:tc>
-        <w:tc>
-          <w:tcPr>
-            <w:tcW w:type="dxa" w:w="2880"/>
-          </w:tcPr>
-          <w:p>
-            <w:r>
-              <w:t>正确</w:t>
-            </w:r>
-          </w:p>
-        </w:tc>
-      </w:tr>
-      <w:tr>
-        <w:tc>
-          <w:tcPr>
-            <w:tcW w:type="dxa" w:w="2880"/>
-          </w:tcPr>
-          <w:p>
-            <w:r>
-              <w:t>3</w:t>
-            </w:r>
-          </w:p>
-        </w:tc>
-        <w:tc>
-          <w:tcPr>
-            <w:tcW w:type="dxa" w:w="2880"/>
-          </w:tcPr>
-          <w:p>
-            <w:r>
-              <w:t>alpha beta gamma beta（测试图）</w:t>
-            </w:r>
-          </w:p>
-        </w:tc>
-        <w:tc>
-          <w:tcPr>
-            <w:tcW w:type="dxa" w:w="2880"/>
-          </w:tcPr>
-          <w:p>
-            <w:r>
-              <w:t>正确</w:t>
-            </w:r>
-          </w:p>
-        </w:tc>
-      </w:tr>
-    </w:tbl>
-    <w:p/>
-    <w:p>
-      <w:r>
-        <w:t>说明：</w:t>
-      </w:r>
-    </w:p>
-    <w:p>
-      <w:r>
-        <w:t>- 第 1 条来自我对主程序的真实运行。</w:t>
-      </w:r>
-    </w:p>
-    <w:p>
-      <w:r>
-        <w:t>- 第 2、3 条来自 `RandomWalkServiceTest`，用于验证遇到重复边时能够正确停止。</w:t>
-      </w:r>
-    </w:p>
-    <w:p/>
-    <w:p/>
-    <w:p>
-      <w:r>
-        <w:rPr>
-          <w:b/>
-          <w:sz w:val="28"/>
-        </w:rPr>
-        <w:t>6 编程语言与开发环境</w:t>
-      </w:r>
-    </w:p>
-    <w:p>
-      <w:r>
-        <w:rPr>
-          <w:b/>
-          <w:sz w:val="26"/>
-        </w:rPr>
-        <w:t>6.1 编程语言</w:t>
-      </w:r>
-    </w:p>
-    <w:p>
-      <w:r>
-        <w:t>- Java</w:t>
-      </w:r>
-    </w:p>
-    <w:p/>
-    <w:p>
-      <w:r>
-        <w:rPr>
-          <w:b/>
-          <w:sz w:val="26"/>
-        </w:rPr>
-        <w:t>6.2 JDK 版本</w:t>
-      </w:r>
-    </w:p>
-    <w:p>
-      <w:r>
-        <w:t>- 仓库 README 中建议使用：**JDK 23**</w:t>
-      </w:r>
-    </w:p>
-    <w:p>
-      <w:r>
-        <w:t>- 本次实际运行环境：**OpenJDK 25.0.2**</w:t>
-      </w:r>
-    </w:p>
-    <w:p/>
-    <w:p>
-      <w:r>
-        <w:rPr>
-          <w:b/>
-          <w:sz w:val="26"/>
-        </w:rPr>
-        <w:t>6.3 IDE 版本</w:t>
-      </w:r>
-    </w:p>
-    <w:p>
-      <w:r>
-        <w:t>- 仓库中默认面向 IntelliJ IDEA 项目结构进行开发</w:t>
-      </w:r>
-    </w:p>
-    <w:p>
-      <w:r>
-        <w:t>- `.idea/` 配置文件已包含在仓库中</w:t>
-      </w:r>
-    </w:p>
-    <w:p/>
-    <w:p>
-      <w:r>
-        <w:rPr>
-          <w:b/>
-          <w:sz w:val="26"/>
-        </w:rPr>
-        <w:t>6.4 其他开发配置</w:t>
-      </w:r>
-    </w:p>
-    <w:p>
-      <w:r>
-        <w:t>- 源码目录：`src/main/java`</w:t>
-      </w:r>
-    </w:p>
-    <w:p>
-      <w:r>
-        <w:t>- 测试目录：`src/test/java`</w:t>
-      </w:r>
-    </w:p>
-    <w:p>
-      <w:r>
-        <w:t>- 测试资源：`src/test/resources/sample.txt`</w:t>
-      </w:r>
-    </w:p>
-    <w:p>
-      <w:r>
-        <w:t>- 输出目录：`out/`</w:t>
-      </w:r>
-    </w:p>
-    <w:p/>
-    <w:p>
-      <w:r>
-        <w:rPr>
-          <w:b/>
-          <w:sz w:val="26"/>
-        </w:rPr>
-        <w:t>6.5 采用的大模型</w:t>
-      </w:r>
-    </w:p>
-    <w:p>
-      <w:r>
-        <w:t>本实验允许在设计、编码、测试分析和报告撰写阶段使用大模型辅助。实际使用时，大模型主要承担以下角色：</w:t>
-      </w:r>
-    </w:p>
-    <w:p>
-      <w:r>
-        <w:t>- 辅助设计类结构与模块边界；</w:t>
-      </w:r>
-    </w:p>
-    <w:p>
-      <w:r>
-        <w:t>- 辅助生成标准算法代码框架；</w:t>
-      </w:r>
-    </w:p>
-    <w:p>
-      <w:r>
-        <w:t>- 辅助生成与润色实验报告文本；</w:t>
-      </w:r>
-    </w:p>
-    <w:p>
-      <w:r>
-        <w:t>- 辅助梳理测试结论与版本管理过程。</w:t>
-      </w:r>
-    </w:p>
-    <w:p/>
-    <w:p>
-      <w:r>
-        <w:t>但所有生成内容都需要经过人工检查与程序测试验证，不能直接照搬。</w:t>
-      </w:r>
-    </w:p>
-    <w:p/>
-    <w:p/>
-    <w:p>
-      <w:r>
-        <w:rPr>
-          <w:b/>
-          <w:sz w:val="28"/>
-        </w:rPr>
-        <w:t>7 结对编程</w:t>
-      </w:r>
-    </w:p>
-    <w:p>
-      <w:r>
-        <w:t>本仓库未体现明确的双人协作痕迹，因此本节可根据实际情况填写：</w:t>
-      </w:r>
-    </w:p>
-    <w:p/>
-    <w:p>
-      <w:r>
-        <w:rPr>
-          <w:b/>
-          <w:sz w:val="26"/>
-        </w:rPr>
-        <w:t>7.1 分组依据</w:t>
-      </w:r>
-    </w:p>
-    <w:p>
-      <w:r>
-        <w:t>本实验以个人独立完成为主，未进行正式结对分工。</w:t>
-      </w:r>
-    </w:p>
-    <w:p/>
-    <w:p>
-      <w:r>
-        <w:rPr>
-          <w:b/>
-          <w:sz w:val="26"/>
-        </w:rPr>
-        <w:t>7.2 角色切换与任务分工</w:t>
-      </w:r>
-    </w:p>
-    <w:p>
-      <w:r>
-        <w:t>在个人完成模式下，可将工作划分为：需求分析、代码实现、测试验证、文档整理四部分，由本人依次完成。</w:t>
-      </w:r>
-    </w:p>
-    <w:p/>
-    <w:p>
-      <w:r>
-        <w:rPr>
-          <w:b/>
-          <w:sz w:val="26"/>
-        </w:rPr>
-        <w:t>7.3 工作照片</w:t>
-      </w:r>
-    </w:p>
-    <w:p>
-      <w:r>
-        <w:t>此项需根据实际实验过程自行补充照片。</w:t>
-      </w:r>
-    </w:p>
-    <w:p/>
-    <w:p>
-      <w:r>
-        <w:rPr>
-          <w:b/>
-          <w:sz w:val="26"/>
-        </w:rPr>
-        <w:t>7.4 工作日志</w:t>
-      </w:r>
-    </w:p>
-    <w:p>
-      <w:r>
-        <w:t>可按如下方式填写：</w:t>
-      </w:r>
-    </w:p>
-    <w:p>
-      <w:r>
-        <w:t>- 第一天：阅读实验手册，明确功能要求与输入输出格式；</w:t>
-      </w:r>
-    </w:p>
-    <w:p>
-      <w:r>
-        <w:t>- 第二天：完成文本规整化、图结构设计和建图功能；</w:t>
-      </w:r>
-    </w:p>
-    <w:p>
-      <w:r>
-        <w:t>- 第三天：完成桥接词、生成新文本、最短路径、PageRank、随机游走功能；</w:t>
-      </w:r>
-    </w:p>
-    <w:p>
-      <w:r>
-        <w:t>- 第四天：补充测试、完善图渲染与实验报告。</w:t>
-      </w:r>
-    </w:p>
-    <w:p/>
-    <w:p/>
-    <w:p>
-      <w:r>
-        <w:rPr>
-          <w:b/>
-          <w:sz w:val="28"/>
-        </w:rPr>
-        <w:t>8 Git操作过程</w:t>
-      </w:r>
-    </w:p>
-    <w:p>
-      <w:r>
-        <w:rPr>
-          <w:b/>
-          <w:sz w:val="26"/>
-        </w:rPr>
-        <w:t>8.1 实验场景(1)：仓库创建与提交</w:t>
-      </w:r>
-    </w:p>
-    <w:p>
-      <w:r>
-        <w:t>典型 Git 操作流程如下：</w:t>
-      </w:r>
-    </w:p>
-    <w:p/>
-    <w:p>
-      <w:r>
-        <w:rPr>
-          <w:rFonts w:ascii="Courier New" w:hAnsi="Courier New"/>
-          <w:sz w:val="20"/>
-        </w:rPr>
-        <w:t>git init</w:t>
-        <w:br/>
-      </w:r>
-      <w:r>
-        <w:rPr>
-          <w:rFonts w:ascii="Courier New" w:hAnsi="Courier New"/>
-          <w:sz w:val="20"/>
-        </w:rPr>
-        <w:t>git add .</w:t>
-        <w:br/>
-      </w:r>
-      <w:r>
-        <w:rPr>
-          <w:rFonts w:ascii="Courier New" w:hAnsi="Courier New"/>
-          <w:sz w:val="20"/>
-        </w:rPr>
-        <w:t>git commit -m "init lab1 project"</w:t>
-        <w:br/>
-      </w:r>
-      <w:r>
-        <w:rPr>
-          <w:rFonts w:ascii="Courier New" w:hAnsi="Courier New"/>
-          <w:sz w:val="20"/>
-        </w:rPr>
-        <w:t>git branch -M main</w:t>
-        <w:br/>
-      </w:r>
-      <w:r>
-        <w:rPr>
-          <w:rFonts w:ascii="Courier New" w:hAnsi="Courier New"/>
-          <w:sz w:val="20"/>
-        </w:rPr>
-        <w:t>git remote add origin &lt;github-repo-url&gt;</w:t>
-        <w:br/>
-      </w:r>
-      <w:r>
-        <w:rPr>
-          <w:rFonts w:ascii="Courier New" w:hAnsi="Courier New"/>
-          <w:sz w:val="20"/>
-        </w:rPr>
-        <w:t>git push -u origin main</w:t>
-      </w:r>
-    </w:p>
-    <w:p/>
-    <w:p>
-      <w:r>
-        <w:t>这些命令完成了：</w:t>
-      </w:r>
-    </w:p>
-    <w:p>
-      <w:r>
-        <w:t>1. 初始化本地仓库；</w:t>
-      </w:r>
-    </w:p>
-    <w:p>
-      <w:r>
-        <w:t>2. 将项目文件加入暂存区；</w:t>
-      </w:r>
-    </w:p>
-    <w:p>
-      <w:r>
-        <w:t>3. 进行首次提交；</w:t>
-      </w:r>
-    </w:p>
-    <w:p>
-      <w:r>
-        <w:t>4. 设置主分支；</w:t>
-      </w:r>
-    </w:p>
-    <w:p>
-      <w:r>
-        <w:t>5. 关联 GitHub 远程仓库；</w:t>
-      </w:r>
-    </w:p>
-    <w:p>
-      <w:r>
-        <w:t>6. 推送到远程仓库。</w:t>
-      </w:r>
-    </w:p>
-    <w:p/>
-    <w:p>
-      <w:r>
-        <w:t>在 GitHub 页面中可以看到仓库文件、提交记录和分支信息，从而证明提交成功。</w:t>
-      </w:r>
-    </w:p>
-    <w:p/>
-    <w:p>
-      <w:r>
-        <w:rPr>
-          <w:b/>
-          <w:sz w:val="26"/>
-        </w:rPr>
-        <w:t>8.2 实验场景(2)：分支管理</w:t>
-      </w:r>
-    </w:p>
-    <w:p>
-      <w:r>
-        <w:t>典型分支管理流程如下：</w:t>
-      </w:r>
-    </w:p>
-    <w:p/>
-    <w:p>
-      <w:r>
-        <w:rPr>
-          <w:rFonts w:ascii="Courier New" w:hAnsi="Courier New"/>
-          <w:sz w:val="20"/>
-        </w:rPr>
-        <w:t>git checkout -b feature/lab1-test</w:t>
-        <w:br/>
-      </w:r>
-      <w:r>
-        <w:rPr>
-          <w:rFonts w:ascii="Courier New" w:hAnsi="Courier New"/>
-          <w:sz w:val="20"/>
-        </w:rPr>
-        <w:t>git add .</w:t>
-        <w:br/>
-      </w:r>
-      <w:r>
-        <w:rPr>
-          <w:rFonts w:ascii="Courier New" w:hAnsi="Courier New"/>
-          <w:sz w:val="20"/>
-        </w:rPr>
-        <w:t>git commit -m "add tests for lab1"</w:t>
-        <w:br/>
-      </w:r>
-      <w:r>
-        <w:rPr>
-          <w:rFonts w:ascii="Courier New" w:hAnsi="Courier New"/>
-          <w:sz w:val="20"/>
-        </w:rPr>
-        <w:t>git checkout main</w:t>
-        <w:br/>
-      </w:r>
-      <w:r>
-        <w:rPr>
-          <w:rFonts w:ascii="Courier New" w:hAnsi="Courier New"/>
-          <w:sz w:val="20"/>
-        </w:rPr>
-        <w:t>git merge feature/lab1-test</w:t>
-        <w:br/>
-      </w:r>
-      <w:r>
-        <w:rPr>
-          <w:rFonts w:ascii="Courier New" w:hAnsi="Courier New"/>
-          <w:sz w:val="20"/>
-        </w:rPr>
-        <w:t>git branch -d feature/lab1-test</w:t>
-      </w:r>
-    </w:p>
-    <w:p/>
-    <w:p>
-      <w:r>
-        <w:t>以上操作体现了分支开发与合并的基本流程：</w:t>
-      </w:r>
-    </w:p>
-    <w:p>
-      <w:r>
-        <w:t>- 新建功能分支；</w:t>
-      </w:r>
-    </w:p>
-    <w:p>
-      <w:r>
-        <w:t>- 在分支上完成开发；</w:t>
-      </w:r>
-    </w:p>
-    <w:p>
-      <w:r>
-        <w:t>- 提交修改；</w:t>
-      </w:r>
-    </w:p>
-    <w:p>
-      <w:r>
-        <w:t>- 合并回主分支；</w:t>
-      </w:r>
-    </w:p>
-    <w:p>
-      <w:r>
-        <w:t>- 删除临时分支。</w:t>
-      </w:r>
-    </w:p>
-    <w:p/>
-    <w:p/>
-    <w:p>
-      <w:r>
-        <w:rPr>
-          <w:b/>
-          <w:sz w:val="28"/>
-        </w:rPr>
-        <w:t>9 在IDE中使用Git Plugin</w:t>
-      </w:r>
-    </w:p>
-    <w:p>
-      <w:r>
-        <w:t>在 IntelliJ IDEA 中，可直接通过内置 Git 插件完成版本控制操作。基本步骤如下：</w:t>
-      </w:r>
-    </w:p>
-    <w:p>
-      <w:r>
-        <w:t>1. 打开项目后，IDE 自动识别 Git 仓库；</w:t>
-      </w:r>
-    </w:p>
-    <w:p>
-      <w:r>
-        <w:t>2. 在 Version Control 面板查看修改文件；</w:t>
-      </w:r>
-    </w:p>
-    <w:p>
-      <w:r>
-        <w:t>3. 选中文件后执行 Commit；</w:t>
-      </w:r>
-    </w:p>
-    <w:p>
-      <w:r>
-        <w:t>4. 填写提交说明；</w:t>
-      </w:r>
-    </w:p>
-    <w:p>
-      <w:r>
-        <w:t>5. 通过 Push 操作将提交同步到 GitHub。</w:t>
-      </w:r>
-    </w:p>
-    <w:p/>
-    <w:p>
-      <w:r>
-        <w:t>相比命令行方式，IDE 图形界面更直观，适合查看差异、选择提交内容和处理简单冲突。但命令行方式更加通用，也更有利于理解 Git 的底层流程。</w:t>
-      </w:r>
-    </w:p>
-    <w:p/>
-    <w:p/>
-    <w:p>
-      <w:r>
-        <w:rPr>
-          <w:b/>
-          <w:sz w:val="28"/>
-        </w:rPr>
-        <w:t>10 小结</w:t>
-      </w:r>
-    </w:p>
-    <w:p>
-      <w:r>
+          <w:sz w:val="32"/>
+        </w:rPr>
+        <w:t>9 小结</w:t>
+      </w:r>
+    </w:p>
+    <w:p>
+      <w:pPr>
+        <w:spacing w:line="360" w:lineRule="auto"/>
+        <w:ind w:firstLine="420"/>
+      </w:pPr>
+      <w:r>
+        <w:rPr>
+          <w:rFonts w:ascii="宋体" w:hAnsi="宋体" w:eastAsia="宋体"/>
+          <w:sz w:val="24"/>
+        </w:rPr>
         <w:t>通过本次实验，我对“文本 → 图 → 图上运算”的建模过程有了更清晰的理解。与过去单纯从零开始手写代码不同，在引入大模型辅助后，可以更快地完成以下工作：</w:t>
       </w:r>
     </w:p>
     <w:p>
-      <w:r>
-        <w:t>- 梳理模块划分与类设计；</w:t>
-      </w:r>
-    </w:p>
-    <w:p>
-      <w:r>
-        <w:t>- 获取常见算法的实现框架；</w:t>
-      </w:r>
-    </w:p>
-    <w:p>
-      <w:r>
-        <w:t>- 生成较规范的样板代码；</w:t>
-      </w:r>
-    </w:p>
-    <w:p>
-      <w:r>
-        <w:t>- 快速整理测试思路和实验文档。</w:t>
-      </w:r>
-    </w:p>
-    <w:p/>
-    <w:p>
-      <w:r>
+      <w:pPr>
+        <w:spacing w:line="360" w:lineRule="auto"/>
+      </w:pPr>
+      <w:r>
+        <w:rPr>
+          <w:rFonts w:ascii="宋体" w:hAnsi="宋体" w:eastAsia="宋体"/>
+          <w:sz w:val="24"/>
+        </w:rPr>
+        <w:t>• 梳理模块划分与类设计；</w:t>
+      </w:r>
+    </w:p>
+    <w:p>
+      <w:pPr>
+        <w:spacing w:line="360" w:lineRule="auto"/>
+      </w:pPr>
+      <w:r>
+        <w:rPr>
+          <w:rFonts w:ascii="宋体" w:hAnsi="宋体" w:eastAsia="宋体"/>
+          <w:sz w:val="24"/>
+        </w:rPr>
+        <w:t>• 获取常见算法的实现框架；</w:t>
+      </w:r>
+    </w:p>
+    <w:p>
+      <w:pPr>
+        <w:spacing w:line="360" w:lineRule="auto"/>
+      </w:pPr>
+      <w:r>
+        <w:rPr>
+          <w:rFonts w:ascii="宋体" w:hAnsi="宋体" w:eastAsia="宋体"/>
+          <w:sz w:val="24"/>
+        </w:rPr>
+        <w:t>• 生成较规范的样板代码；</w:t>
+      </w:r>
+    </w:p>
+    <w:p>
+      <w:pPr>
+        <w:spacing w:line="360" w:lineRule="auto"/>
+      </w:pPr>
+      <w:r>
+        <w:rPr>
+          <w:rFonts w:ascii="宋体" w:hAnsi="宋体" w:eastAsia="宋体"/>
+          <w:sz w:val="24"/>
+        </w:rPr>
+        <w:t>• 快速整理测试思路和实验文档。</w:t>
+      </w:r>
+    </w:p>
+    <w:p>
+      <w:pPr>
+        <w:spacing w:line="360" w:lineRule="auto"/>
+        <w:ind w:firstLine="420"/>
+      </w:pPr>
+      <w:r>
+        <w:rPr>
+          <w:rFonts w:ascii="宋体" w:hAnsi="宋体" w:eastAsia="宋体"/>
+          <w:sz w:val="24"/>
+        </w:rPr>
         <w:t>但与此同时，大模型也带来了额外工作：</w:t>
       </w:r>
     </w:p>
     <w:p>
-      <w:r>
-        <w:t>- 需要判断其输出是否真正符合题意；</w:t>
-      </w:r>
-    </w:p>
-    <w:p>
-      <w:r>
-        <w:t>- 需要修正不严谨或不完整的部分；</w:t>
-      </w:r>
-    </w:p>
-    <w:p>
-      <w:r>
-        <w:t>- 需要通过测试验证边界情况；</w:t>
-      </w:r>
-    </w:p>
-    <w:p>
-      <w:r>
-        <w:t>- 需要对输出结果进行人工分析，而不是直接照抄。</w:t>
-      </w:r>
-    </w:p>
-    <w:p/>
-    <w:p>
-      <w:r>
+      <w:pPr>
+        <w:spacing w:line="360" w:lineRule="auto"/>
+      </w:pPr>
+      <w:r>
+        <w:rPr>
+          <w:rFonts w:ascii="宋体" w:hAnsi="宋体" w:eastAsia="宋体"/>
+          <w:sz w:val="24"/>
+        </w:rPr>
+        <w:t>• 需要判断其输出是否真正符合题意；</w:t>
+      </w:r>
+    </w:p>
+    <w:p>
+      <w:pPr>
+        <w:spacing w:line="360" w:lineRule="auto"/>
+      </w:pPr>
+      <w:r>
+        <w:rPr>
+          <w:rFonts w:ascii="宋体" w:hAnsi="宋体" w:eastAsia="宋体"/>
+          <w:sz w:val="24"/>
+        </w:rPr>
+        <w:t>• 需要修正不严谨或不完整的部分；</w:t>
+      </w:r>
+    </w:p>
+    <w:p>
+      <w:pPr>
+        <w:spacing w:line="360" w:lineRule="auto"/>
+      </w:pPr>
+      <w:r>
+        <w:rPr>
+          <w:rFonts w:ascii="宋体" w:hAnsi="宋体" w:eastAsia="宋体"/>
+          <w:sz w:val="24"/>
+        </w:rPr>
+        <w:t>• 需要通过测试验证边界情况；</w:t>
+      </w:r>
+    </w:p>
+    <w:p>
+      <w:pPr>
+        <w:spacing w:line="360" w:lineRule="auto"/>
+      </w:pPr>
+      <w:r>
+        <w:rPr>
+          <w:rFonts w:ascii="宋体" w:hAnsi="宋体" w:eastAsia="宋体"/>
+          <w:sz w:val="24"/>
+        </w:rPr>
+        <w:t>• 需要对输出结果进行人工分析，而不是直接照抄。</w:t>
+      </w:r>
+    </w:p>
+    <w:p>
+      <w:pPr>
+        <w:spacing w:line="360" w:lineRule="auto"/>
+        <w:ind w:firstLine="420"/>
+      </w:pPr>
+      <w:r>
+        <w:rPr>
+          <w:rFonts w:ascii="宋体" w:hAnsi="宋体" w:eastAsia="宋体"/>
+          <w:sz w:val="24"/>
+        </w:rPr>
         <w:t>因此，大模型更适合作为开发助手，而不是代替开发者思考。真正决定程序质量的，仍然是需求理解、数据结构设计、算法选择、测试验证和工程化组织能力。本实验让我认识到：合理使用大模型，确实能提升开发效率；但只有将其与人工分析、测试和版本管理结合起来，才能形成完整而可靠的软件工程实践流程。</w:t>
       </w:r>
     </w:p>
     <w:sectPr>
+      <w:footerReference w:type="default" r:id="rId9"/>
       <w:pgSz w:w="12240" w:h="15840"/>
-      <w:pgMar w:top="1440" w:right="1800" w:bottom="1440" w:left="1800" w:header="720" w:footer="720" w:gutter="0"/>
+      <w:pgMar w:top="1440" w:right="1803" w:bottom="1440" w:left="1803" w:header="720" w:footer="720" w:gutter="0"/>
       <w:cols w:space="720"/>
       <w:docGrid w:linePitch="360"/>
     </w:sectPr>
   </w:body>
 </w:document>
+</file>
+
+<file path=word/footer1.xml><?xml version="1.0" encoding="utf-8"?>
+<w:ftr xmlns:m="http://schemas.openxmlformats.org/officeDocument/2006/math" xmlns:mc="http://schemas.openxmlformats.org/markup-compatibility/2006" xmlns:mo="http://schemas.microsoft.com/office/mac/office/2008/main" xmlns:mv="urn:schemas-microsoft-com:mac:vml" xmlns:o="urn:schemas-microsoft-com:office:office" xmlns:r="http://schemas.openxmlformats.org/officeDocument/2006/relationships" xmlns:v="urn:schemas-microsoft-com:vml" xmlns:w10="urn:schemas-microsoft-com:office:word" xmlns:w14="http://schemas.microsoft.com/office/word/2010/wordml" xmlns:w="http://schemas.openxmlformats.org/wordprocessingml/2006/main" xmlns:wne="http://schemas.microsoft.com/office/word/2006/wordml" xmlns:wp14="http://schemas.microsoft.com/office/word/2010/wordprocessingDrawing" xmlns:wp="http://schemas.openxmlformats.org/drawingml/2006/wordprocessingDrawing" xmlns:wpc="http://schemas.microsoft.com/office/word/2010/wordprocessingCanvas" xmlns:wpg="http://schemas.microsoft.com/office/word/2010/wordprocessingGroup" xmlns:wpi="http://schemas.microsoft.com/office/word/2010/wordprocessingInk" xmlns:wps="http://schemas.microsoft.com/office/word/2010/wordprocessingShape" mc:Ignorable="w14 wp14">
+  <w:p>
+    <w:pPr>
+      <w:pStyle w:val="Footer"/>
+      <w:jc w:val="center"/>
+    </w:pPr>
+    <w:r>
+      <w:rPr>
+        <w:rFonts w:ascii="Times New Roman" w:hAnsi="Times New Roman"/>
+      </w:rPr>
+      <w:t xml:space="preserve">PAGE </w:t>
+    </w:r>
+    <w:fldSimple w:instr="PAGE">
+      <w:r>
+        <w:t/>
+      </w:r>
+    </w:fldSimple>
+  </w:p>
+</w:ftr>
 </file>
 
 <file path=word/numbering.xml><?xml version="1.0" encoding="utf-8"?>
@@ -3615,8 +5113,8 @@
     <w:qFormat/>
     <w:rsid w:val="00FC693F"/>
     <w:rPr>
-      <w:rFonts w:ascii="Times New Roman" w:hAnsi="Times New Roman"/>
-      <w:sz w:val="22"/>
+      <w:rFonts w:ascii="宋体" w:hAnsi="宋体" w:eastAsia="宋体"/>
+      <w:sz w:val="24"/>
     </w:rPr>
   </w:style>
   <w:style w:type="paragraph" w:styleId="Header">

--- a/lab1/Lab1实验报告.docx
+++ b/lab1/Lab1实验报告.docx
@@ -1903,7 +1903,7 @@
         <w:rPr>
           <w:b/>
         </w:rPr>
-        <w:t>输入文本</w:t>
+        <w:t>文本文件中包含的内容</w:t>
       </w:r>
     </w:p>
     <w:p>
@@ -1932,47 +1932,28 @@
         <w:rPr>
           <w:b/>
         </w:rPr>
-        <w:t>期望结果</w:t>
-      </w:r>
-    </w:p>
-    <w:p>
-      <w:pPr>
-        <w:pStyle w:val="ListBullet"/>
-      </w:pPr>
-      <w:r>
-        <w:t>程序成功读取文本并建图；</w:t>
-      </w:r>
-    </w:p>
-    <w:p>
-      <w:pPr>
-        <w:pStyle w:val="ListBullet"/>
-      </w:pPr>
-      <w:r>
-        <w:t>结点数为 10；</w:t>
-      </w:r>
-    </w:p>
-    <w:p>
-      <w:pPr>
-        <w:pStyle w:val="ListBullet"/>
-      </w:pPr>
-      <w:r>
-        <w:t>边数为 12；</w:t>
-      </w:r>
-    </w:p>
-    <w:p>
-      <w:pPr>
-        <w:pStyle w:val="ListBullet"/>
-      </w:pPr>
-      <w:r>
-        <w:t>输出图像文件 `out/directed-graph.png`；</w:t>
-      </w:r>
-    </w:p>
-    <w:p>
-      <w:pPr>
-        <w:pStyle w:val="ListBullet"/>
-      </w:pPr>
-      <w:r>
-        <w:t>保留跨行相邻关系 `worlds -&gt; to`。</w:t>
+        <w:t>期望生成的图（手工分析）</w:t>
+      </w:r>
+    </w:p>
+    <w:p>
+      <w:r>
+        <w:t>应包含 10 个结点：</w:t>
+      </w:r>
+    </w:p>
+    <w:p>
+      <w:r>
+        <w:t>`to, explore, strange, new, worlds, seek, out, life, and, civilizations`</w:t>
+      </w:r>
+    </w:p>
+    <w:p/>
+    <w:p>
+      <w:r>
+        <w:t>应包含 12 条有向边：</w:t>
+      </w:r>
+    </w:p>
+    <w:p>
+      <w:r>
+        <w:t>`to-&gt;explore, explore-&gt;strange, strange-&gt;new, new-&gt;worlds, worlds-&gt;to, to-&gt;seek, seek-&gt;out, out-&gt;new, new-&gt;life, life-&gt;and, and-&gt;new, new-&gt;civilizations`</w:t>
       </w:r>
     </w:p>
     <w:p/>
@@ -1984,12 +1965,12 @@
         <w:rPr>
           <w:b/>
         </w:rPr>
-        <w:t>实际结果</w:t>
-      </w:r>
-    </w:p>
-    <w:p>
-      <w:r>
-        <w:t>我重新运行当前仓库主程序后，得到：</w:t>
+        <w:t>程序实际生成结果</w:t>
+      </w:r>
+    </w:p>
+    <w:p>
+      <w:r>
+        <w:t>实际运行输出：</w:t>
       </w:r>
     </w:p>
     <w:p/>
@@ -2035,12 +2016,56 @@
         <w:rPr>
           <w:b/>
         </w:rPr>
-        <w:t>结论</w:t>
-      </w:r>
-    </w:p>
-    <w:p>
-      <w:r>
-        <w:t>运行结果与预期一致，说明文本读取、规整化、建图和渲染功能均正确。</w:t>
+        <w:t>二者是否一致</w:t>
+      </w:r>
+    </w:p>
+    <w:p>
+      <w:r>
+        <w:t>一致。</w:t>
+      </w:r>
+    </w:p>
+    <w:p/>
+    <w:p>
+      <w:pPr>
+        <w:pStyle w:val="Heading4"/>
+      </w:pPr>
+      <w:r>
+        <w:rPr>
+          <w:b/>
+        </w:rPr>
+        <w:t>截图与证据</w:t>
+      </w:r>
+    </w:p>
+    <w:p>
+      <w:pPr>
+        <w:pStyle w:val="ListBullet"/>
+      </w:pPr>
+      <w:r>
+        <w:t>旧版程序运行截图：`screenshots/screenshot_graph_text.png`</w:t>
+      </w:r>
+    </w:p>
+    <w:p>
+      <w:pPr>
+        <w:pStyle w:val="ListBullet"/>
+      </w:pPr>
+      <w:r>
+        <w:t>本次重新运行输出文本：`screenshots/app_output_latest.txt`</w:t>
+      </w:r>
+    </w:p>
+    <w:p>
+      <w:pPr>
+        <w:pStyle w:val="ListBullet"/>
+      </w:pPr>
+      <w:r>
+        <w:t>本次重新导出的图像文件：`artifacts/directed-graph-latest.png`</w:t>
+      </w:r>
+    </w:p>
+    <w:p>
+      <w:pPr>
+        <w:pStyle w:val="ListBullet"/>
+      </w:pPr>
+      <w:r>
+        <w:t>仓库中的图像输出：`out/directed-graph.png`</w:t>
       </w:r>
     </w:p>
     <w:p/>
@@ -2085,7 +2110,7 @@
           </w:tcPr>
           <w:p>
             <w:r>
-              <w:t>输入</w:t>
+              <w:t>输入（2个单词）</w:t>
             </w:r>
           </w:p>
         </w:tc>
@@ -2115,7 +2140,7 @@
           </w:tcPr>
           <w:p>
             <w:r>
-              <w:t>是否正确</w:t>
+              <w:t>运行是否正确</w:t>
             </w:r>
           </w:p>
         </w:tc>
@@ -2332,7 +2357,35 @@
     <w:p/>
     <w:p>
       <w:r>
-        <w:t>说明：第 1—3 条来自 `BridgeWordServiceTest`，第 4 条来自 `BridgeIntegrationTest`。</w:t>
+        <w:t>说明：前 3 条来自仓库测试 `BridgeWordServiceTest`，第 4 条来自 `BridgeIntegrationTest`。</w:t>
+      </w:r>
+    </w:p>
+    <w:p/>
+    <w:p>
+      <w:pPr>
+        <w:pStyle w:val="Heading4"/>
+      </w:pPr>
+      <w:r>
+        <w:rPr>
+          <w:b/>
+        </w:rPr>
+        <w:t>截图与证据</w:t>
+      </w:r>
+    </w:p>
+    <w:p>
+      <w:pPr>
+        <w:pStyle w:val="ListBullet"/>
+      </w:pPr>
+      <w:r>
+        <w:t>旧版桥接词截图：`screenshots/screenshot_bridge.png`</w:t>
+      </w:r>
+    </w:p>
+    <w:p>
+      <w:pPr>
+        <w:pStyle w:val="ListBullet"/>
+      </w:pPr>
+      <w:r>
+        <w:t>本次重新运行输出文本：`screenshots/app_output_latest.txt`</w:t>
       </w:r>
     </w:p>
     <w:p/>
@@ -2377,7 +2430,7 @@
           </w:tcPr>
           <w:p>
             <w:r>
-              <w:t>输入</w:t>
+              <w:t>输入（一行文本）</w:t>
             </w:r>
           </w:p>
         </w:tc>
@@ -2407,7 +2460,7 @@
           </w:tcPr>
           <w:p>
             <w:r>
-              <w:t>是否正确</w:t>
+              <w:t>运行是否正确</w:t>
             </w:r>
           </w:p>
         </w:tc>
@@ -2520,7 +2573,19 @@
     <w:p/>
     <w:p>
       <w:r>
-        <w:t>说明：</w:t>
+        <w:t>说明：第 1 条来自仓库测试 `NewTextGeneratorTest` 和本次主程序真实运行；第 2 条用于说明无桥接词时仅做规整化输出。</w:t>
+      </w:r>
+    </w:p>
+    <w:p/>
+    <w:p>
+      <w:pPr>
+        <w:pStyle w:val="Heading4"/>
+      </w:pPr>
+      <w:r>
+        <w:rPr>
+          <w:b/>
+        </w:rPr>
+        <w:t>截图与证据</w:t>
       </w:r>
     </w:p>
     <w:p>
@@ -2528,7 +2593,7 @@
         <w:pStyle w:val="ListBullet"/>
       </w:pPr>
       <w:r>
-        <w:t>第 1 条来自 `NewTextGeneratorTest` 和当前主程序真实运行；</w:t>
+        <w:t>旧版新文本截图：`screenshots/screenshot_new_text.png`</w:t>
       </w:r>
     </w:p>
     <w:p>
@@ -2536,7 +2601,7 @@
         <w:pStyle w:val="ListBullet"/>
       </w:pPr>
       <w:r>
-        <w:t>第 2 条体现了无桥接词时仅做单词提取和小写规整化。</w:t>
+        <w:t>本次重新运行输出文本：`screenshots/app_output_latest.txt`</w:t>
       </w:r>
     </w:p>
     <w:p/>
@@ -2611,7 +2676,7 @@
           </w:tcPr>
           <w:p>
             <w:r>
-              <w:t>是否正确</w:t>
+              <w:t>运行是否正确</w:t>
             </w:r>
           </w:p>
         </w:tc>
@@ -2747,7 +2812,7 @@
           </w:tcPr>
           <w:p>
             <w:r>
-              <w:t>Shortest path from "to" to "civilizations": ... (length: 4)</w:t>
+              <w:t>Shortest path from "to" to "civilizations": to -&gt; explore -&gt; strange -&gt; new -&gt; civilizations (length: 4) 或另一条等长路径</w:t>
             </w:r>
           </w:p>
         </w:tc>
@@ -2776,7 +2841,19 @@
     <w:p/>
     <w:p>
       <w:r>
-        <w:t>说明：</w:t>
+        <w:t>说明：第 1 条来自 `ShortestPathServiceTest` 和 `ShortestPathIntegrationTest`，第 2 条来自 `ShortestPathServiceTest`，第 3 条来自本次主程序真实运行。</w:t>
+      </w:r>
+    </w:p>
+    <w:p/>
+    <w:p>
+      <w:pPr>
+        <w:pStyle w:val="Heading4"/>
+      </w:pPr>
+      <w:r>
+        <w:rPr>
+          <w:b/>
+        </w:rPr>
+        <w:t>截图与证据</w:t>
       </w:r>
     </w:p>
     <w:p>
@@ -2784,7 +2861,7 @@
         <w:pStyle w:val="ListBullet"/>
       </w:pPr>
       <w:r>
-        <w:t>第 1 条来自 `ShortestPathServiceTest` 与 `ShortestPathIntegrationTest`；</w:t>
+        <w:t>旧版最短路径截图：`screenshots/screenshot_shortest_path.png`</w:t>
       </w:r>
     </w:p>
     <w:p>
@@ -2792,15 +2869,7 @@
         <w:pStyle w:val="ListBullet"/>
       </w:pPr>
       <w:r>
-        <w:t>第 2 条来自 `ShortestPathServiceTest`；</w:t>
-      </w:r>
-    </w:p>
-    <w:p>
-      <w:pPr>
-        <w:pStyle w:val="ListBullet"/>
-      </w:pPr>
-      <w:r>
-        <w:t>第 3 条来自我对当前程序的真实运行。</w:t>
+        <w:t>本次重新运行输出文本：`screenshots/app_output_latest.txt`</w:t>
       </w:r>
     </w:p>
     <w:p/>
@@ -2845,7 +2914,7 @@
           </w:tcPr>
           <w:p>
             <w:r>
-              <w:t>输入</w:t>
+              <w:t>单词</w:t>
             </w:r>
           </w:p>
         </w:tc>
@@ -2875,7 +2944,7 @@
           </w:tcPr>
           <w:p>
             <w:r>
-              <w:t>是否正确</w:t>
+              <w:t>运行是否正确</w:t>
             </w:r>
           </w:p>
         </w:tc>
@@ -3040,7 +3109,35 @@
     <w:p/>
     <w:p>
       <w:r>
-        <w:t>说明：PageRank 部分不仅验证了普通结点分值，也验证了无出边结点场景下算法的正确性。</w:t>
+        <w:t>说明：第 1 条来自本次真实运行与 `PageRankServiceTest` / `PageRankIntegrationTest`，第 3 条说明仓库中已验证无出边结点情况。</w:t>
+      </w:r>
+    </w:p>
+    <w:p/>
+    <w:p>
+      <w:pPr>
+        <w:pStyle w:val="Heading4"/>
+      </w:pPr>
+      <w:r>
+        <w:rPr>
+          <w:b/>
+        </w:rPr>
+        <w:t>截图与证据</w:t>
+      </w:r>
+    </w:p>
+    <w:p>
+      <w:pPr>
+        <w:pStyle w:val="ListBullet"/>
+      </w:pPr>
+      <w:r>
+        <w:t>旧版 PageRank 截图：`screenshots/screenshot_pagerank.png`</w:t>
+      </w:r>
+    </w:p>
+    <w:p>
+      <w:pPr>
+        <w:pStyle w:val="ListBullet"/>
+      </w:pPr>
+      <w:r>
+        <w:t>本次重新运行输出文本：`screenshots/app_output_latest.txt`</w:t>
       </w:r>
     </w:p>
     <w:p/>
@@ -3057,7 +3154,7 @@
     </w:p>
     <w:p>
       <w:r>
-        <w:t>随机游走具有随机性，因此测试重点是“停止条件是否正确”和“是否写入文件”。</w:t>
+        <w:t>由于随机游走本身具有随机性，因此只要满足停止规则并能够写入文件，即可认为实现正确。</w:t>
       </w:r>
     </w:p>
     <w:p/>
@@ -3099,7 +3196,7 @@
           </w:tcPr>
           <w:p>
             <w:r>
-              <w:t>是否正确</w:t>
+              <w:t>程序运行是否正确</w:t>
             </w:r>
           </w:p>
         </w:tc>
@@ -3121,7 +3218,7 @@
           </w:tcPr>
           <w:p>
             <w:r>
-              <w:t>worlds to seek out new civilizations</w:t>
+              <w:t>seek out new worlds to seek</w:t>
             </w:r>
           </w:p>
         </w:tc>
@@ -3204,7 +3301,19 @@
     <w:p/>
     <w:p>
       <w:r>
-        <w:t>说明：</w:t>
+        <w:t>说明：第 1 条来自我本次重新运行程序得到的真实结果，已保存到 `artifacts/random-walk-latest.txt`；第 2、3 条来自 `RandomWalkServiceTest`。</w:t>
+      </w:r>
+    </w:p>
+    <w:p/>
+    <w:p>
+      <w:pPr>
+        <w:pStyle w:val="Heading4"/>
+      </w:pPr>
+      <w:r>
+        <w:rPr>
+          <w:b/>
+        </w:rPr>
+        <w:t>截图与证据</w:t>
       </w:r>
     </w:p>
     <w:p>
@@ -3212,7 +3321,7 @@
         <w:pStyle w:val="ListBullet"/>
       </w:pPr>
       <w:r>
-        <w:t>第 1 条来自我对当前程序的真实运行；</w:t>
+        <w:t>旧版随机游走截图：`screenshots/screenshot_random_walk.png`</w:t>
       </w:r>
     </w:p>
     <w:p>
@@ -3220,7 +3329,7 @@
         <w:pStyle w:val="ListBullet"/>
       </w:pPr>
       <w:r>
-        <w:t>第 2、3 条来自 `RandomWalkServiceTest`；</w:t>
+        <w:t>本次重新运行输出文本：`screenshots/app_output_latest.txt`</w:t>
       </w:r>
     </w:p>
     <w:p>
@@ -3228,7 +3337,15 @@
         <w:pStyle w:val="ListBullet"/>
       </w:pPr>
       <w:r>
-        <w:t>`RandomWalkIntegrationTest` 还验证了结果会同步写入文件。</w:t>
+        <w:t>本次随机游走结果文件：`artifacts/random-walk-latest.txt`</w:t>
+      </w:r>
+    </w:p>
+    <w:p>
+      <w:pPr>
+        <w:pStyle w:val="ListBullet"/>
+      </w:pPr>
+      <w:r>
+        <w:t>仓库中的随机游走结果：`out/random-walk.txt`</w:t>
       </w:r>
     </w:p>
     <w:p/>
@@ -4050,6 +4167,118 @@
     <w:p>
       <w:r>
         <w:t>虽然仓库中的主要证据以命令行日志和截图为主，但与 IDEA 工程结构结合后，可以证明该项目具备在 IDE 中使用 Git 的条件。</w:t>
+      </w:r>
+    </w:p>
+    <w:p/>
+    <w:p>
+      <w:pPr>
+        <w:pStyle w:val="Heading3"/>
+      </w:pPr>
+      <w:r>
+        <w:rPr>
+          <w:b/>
+        </w:rPr>
+        <w:t>8.5 Git 部分截图与证据汇总</w:t>
+      </w:r>
+    </w:p>
+    <w:p>
+      <w:r>
+        <w:t>为了与实验模板保持一致，Git 部分可直接引用以下截图与证据文件：</w:t>
+      </w:r>
+    </w:p>
+    <w:p/>
+    <w:p>
+      <w:pPr>
+        <w:pStyle w:val="ListBullet"/>
+      </w:pPr>
+      <w:r>
+        <w:t>仓库创建与首次提交：`screenshots/03_r2_first_commit.png`</w:t>
+      </w:r>
+    </w:p>
+    <w:p>
+      <w:pPr>
+        <w:pStyle w:val="ListBullet"/>
+      </w:pPr>
+      <w:r>
+        <w:t>第一次修改后 diff：`screenshots/04_r3_diff_after_first_edit.png`</w:t>
+      </w:r>
+    </w:p>
+    <w:p>
+      <w:pPr>
+        <w:pStyle w:val="ListBullet"/>
+      </w:pPr>
+      <w:r>
+        <w:t>撤销最后一次提交：`screenshots/07_r6_undo_last_commit.png`</w:t>
+      </w:r>
+    </w:p>
+    <w:p>
+      <w:pPr>
+        <w:pStyle w:val="ListBullet"/>
+      </w:pPr>
+      <w:r>
+        <w:t>配置远程仓库：`screenshots/10_r8_remote_setup.png`</w:t>
+      </w:r>
+    </w:p>
+    <w:p>
+      <w:pPr>
+        <w:pStyle w:val="ListBullet"/>
+      </w:pPr>
+      <w:r>
+        <w:t>推送 master 分支：`screenshots/11_r9_push_master.png`</w:t>
+      </w:r>
+    </w:p>
+    <w:p>
+      <w:pPr>
+        <w:pStyle w:val="ListBullet"/>
+      </w:pPr>
+      <w:r>
+        <w:t>合并 C4 到 B1：`screenshots/17_r6_merge_c4_into_b1.png`</w:t>
+      </w:r>
+    </w:p>
+    <w:p>
+      <w:pPr>
+        <w:pStyle w:val="ListBullet"/>
+      </w:pPr>
+      <w:r>
+        <w:t>分支合并状态：`screenshots/19_r8_branch_merge_status.png`</w:t>
+      </w:r>
+    </w:p>
+    <w:p>
+      <w:pPr>
+        <w:pStyle w:val="ListBullet"/>
+      </w:pPr>
+      <w:r>
+        <w:t>推送学号分支：`screenshots/21_r10_push_student_branch.png`</w:t>
+      </w:r>
+    </w:p>
+    <w:p>
+      <w:pPr>
+        <w:pStyle w:val="ListBullet"/>
+      </w:pPr>
+      <w:r>
+        <w:t>版本树截图：`screenshots/22_r11_version_tree.png`</w:t>
+      </w:r>
+    </w:p>
+    <w:p>
+      <w:pPr>
+        <w:pStyle w:val="ListBullet"/>
+      </w:pPr>
+      <w:r>
+        <w:t>GitHub 页面截图：`screenshots/github-2023112455.png`</w:t>
+      </w:r>
+    </w:p>
+    <w:p>
+      <w:pPr>
+        <w:pStyle w:val="ListBullet"/>
+      </w:pPr>
+      <w:r>
+        <w:t>Git 操作文字记录：`screenshots/git_evidence_record.md`</w:t>
+      </w:r>
+    </w:p>
+    <w:p/>
+    <w:p>
+      <w:r>
+        <w:t>这些材料都来自你仓库中已经保存的 `out/git-evidence` 目录，我已同步复制到本报告目录下，便于后续直接插入 Word。</w:t>
       </w:r>
     </w:p>
     <w:p/>
